--- a/Doc/Overview/WF_GDD_CH01_Executive_Summary_v1.0.docx
+++ b/Doc/Overview/WF_GDD_CH01_Executive_Summary_v1.0.docx
@@ -68,25 +68,58 @@
         </w:rPr>
         <w:br/>
       </w:r>
-      <w:r>
-        <w:rPr>
-          <w:rFonts w:ascii="Times New Roman" w:hAnsi="Times New Roman" w:cs="Times New Roman"/>
-          <w:b/>
-          <w:bCs/>
-          <w:sz w:val="24"/>
-          <w:szCs w:val="24"/>
-          <w:lang w:val="vi-VN" w:eastAsia="vi-VN"/>
-        </w:rPr>
-        <w:t>Status:</w:t>
-      </w:r>
-      <w:r>
-        <w:rPr>
-          <w:rFonts w:ascii="Times New Roman" w:hAnsi="Times New Roman" w:cs="Times New Roman"/>
-          <w:sz w:val="24"/>
-          <w:szCs w:val="24"/>
-          <w:lang w:val="vi-VN" w:eastAsia="vi-VN"/>
-        </w:rPr>
-        <w:t xml:space="preserve"> Draft for Design Review</w:t>
+      <w:proofErr w:type="spellStart"/>
+      <w:r>
+        <w:rPr>
+          <w:rFonts w:ascii="Times New Roman" w:hAnsi="Times New Roman" w:cs="Times New Roman"/>
+          <w:b/>
+          <w:bCs/>
+          <w:sz w:val="24"/>
+          <w:szCs w:val="24"/>
+          <w:lang w:val="vi-VN" w:eastAsia="vi-VN"/>
+        </w:rPr>
+        <w:t>Status</w:t>
+      </w:r>
+      <w:proofErr w:type="spellEnd"/>
+      <w:r>
+        <w:rPr>
+          <w:rFonts w:ascii="Times New Roman" w:hAnsi="Times New Roman" w:cs="Times New Roman"/>
+          <w:b/>
+          <w:bCs/>
+          <w:sz w:val="24"/>
+          <w:szCs w:val="24"/>
+          <w:lang w:val="vi-VN" w:eastAsia="vi-VN"/>
+        </w:rPr>
+        <w:t>:</w:t>
+      </w:r>
+      <w:r>
+        <w:rPr>
+          <w:rFonts w:ascii="Times New Roman" w:hAnsi="Times New Roman" w:cs="Times New Roman"/>
+          <w:sz w:val="24"/>
+          <w:szCs w:val="24"/>
+          <w:lang w:val="vi-VN" w:eastAsia="vi-VN"/>
+        </w:rPr>
+        <w:t xml:space="preserve"> </w:t>
+      </w:r>
+      <w:proofErr w:type="spellStart"/>
+      <w:r>
+        <w:rPr>
+          <w:rFonts w:ascii="Times New Roman" w:hAnsi="Times New Roman" w:cs="Times New Roman"/>
+          <w:sz w:val="24"/>
+          <w:szCs w:val="24"/>
+          <w:lang w:val="vi-VN" w:eastAsia="vi-VN"/>
+        </w:rPr>
+        <w:t>Draft</w:t>
+      </w:r>
+      <w:proofErr w:type="spellEnd"/>
+      <w:r>
+        <w:rPr>
+          <w:rFonts w:ascii="Times New Roman" w:hAnsi="Times New Roman" w:cs="Times New Roman"/>
+          <w:sz w:val="24"/>
+          <w:szCs w:val="24"/>
+          <w:lang w:val="vi-VN" w:eastAsia="vi-VN"/>
+        </w:rPr>
+        <w:t xml:space="preserve"> for Design Review</w:t>
       </w:r>
     </w:p>
     <w:p>
@@ -111,47 +144,73 @@
           <w:szCs w:val="36"/>
           <w:lang w:val="vi-VN" w:eastAsia="vi-VN"/>
         </w:rPr>
-        <w:t>1. High Concept</w:t>
-      </w:r>
+        <w:t xml:space="preserve">1. High </w:t>
+      </w:r>
+      <w:proofErr w:type="spellStart"/>
+      <w:r>
+        <w:rPr>
+          <w:rFonts w:ascii="Times New Roman" w:eastAsia="Times New Roman" w:hAnsi="Times New Roman" w:cs="Times New Roman"/>
+          <w:b/>
+          <w:bCs/>
+          <w:sz w:val="36"/>
+          <w:szCs w:val="36"/>
+          <w:lang w:val="vi-VN" w:eastAsia="vi-VN"/>
+        </w:rPr>
+        <w:t>Concept</w:t>
+      </w:r>
+      <w:proofErr w:type="spellEnd"/>
     </w:p>
     <w:p>
       <w:pPr>
-        <w:spacing w:before="100" w:beforeAutospacing="1" w:after="100" w:afterAutospacing="1" w:line="240" w:lineRule="auto"/>
-        <w:rPr>
-          <w:rFonts w:ascii="Times New Roman" w:hAnsi="Times New Roman" w:cs="Times New Roman"/>
-          <w:sz w:val="24"/>
-          <w:szCs w:val="24"/>
-          <w:lang w:val="vi-VN" w:eastAsia="vi-VN"/>
-        </w:rPr>
-      </w:pPr>
-      <w:r>
-        <w:rPr>
-          <w:rFonts w:ascii="Times New Roman" w:hAnsi="Times New Roman" w:cs="Times New Roman"/>
-          <w:sz w:val="24"/>
-          <w:szCs w:val="24"/>
-          <w:lang w:val="vi-VN" w:eastAsia="vi-VN"/>
-        </w:rPr>
-        <w:t xml:space="preserve">Worldforge là game </w:t>
-      </w:r>
-      <w:r>
-        <w:rPr>
-          <w:rFonts w:ascii="Times New Roman" w:hAnsi="Times New Roman" w:cs="Times New Roman"/>
-          <w:b/>
-          <w:bCs/>
-          <w:sz w:val="24"/>
-          <w:szCs w:val="24"/>
-          <w:lang w:val="vi-VN" w:eastAsia="vi-VN"/>
-        </w:rPr>
-        <w:t>Third-person Action RPG dành cho PC</w:t>
-      </w:r>
-      <w:r>
-        <w:rPr>
-          <w:rFonts w:ascii="Times New Roman" w:hAnsi="Times New Roman" w:cs="Times New Roman"/>
-          <w:sz w:val="24"/>
-          <w:szCs w:val="24"/>
-          <w:lang w:val="vi-VN" w:eastAsia="vi-VN"/>
-        </w:rPr>
-        <w:t>, kết hợp Expedition, Colony Management và Living World Simulation trong bối cảnh hậu tận thế Fantasy + Sci-Fi.</w:t>
+        <w:pStyle w:val="p1"/>
+      </w:pPr>
+      <w:proofErr w:type="spellStart"/>
+      <w:r>
+        <w:t>Worldforge</w:t>
+      </w:r>
+      <w:proofErr w:type="spellEnd"/>
+      <w:r>
+        <w:t xml:space="preserve"> là game Top-Down </w:t>
+      </w:r>
+      <w:proofErr w:type="spellStart"/>
+      <w:r>
+        <w:t>Action</w:t>
+      </w:r>
+      <w:proofErr w:type="spellEnd"/>
+      <w:r>
+        <w:t xml:space="preserve"> RPG kết hợp </w:t>
+      </w:r>
+      <w:proofErr w:type="spellStart"/>
+      <w:r>
+        <w:t>Expedition</w:t>
+      </w:r>
+      <w:proofErr w:type="spellEnd"/>
+      <w:r>
+        <w:t xml:space="preserve">, </w:t>
+      </w:r>
+      <w:proofErr w:type="spellStart"/>
+      <w:r>
+        <w:t>Colony</w:t>
+      </w:r>
+      <w:proofErr w:type="spellEnd"/>
+      <w:r>
+        <w:t xml:space="preserve"> </w:t>
+      </w:r>
+      <w:proofErr w:type="spellStart"/>
+      <w:r>
+        <w:t>Management</w:t>
+      </w:r>
+      <w:proofErr w:type="spellEnd"/>
+      <w:r>
+        <w:t xml:space="preserve"> và Living World </w:t>
+      </w:r>
+      <w:proofErr w:type="spellStart"/>
+      <w:r>
+        <w:t>Simulation</w:t>
+      </w:r>
+      <w:proofErr w:type="spellEnd"/>
+      <w:r>
+        <w:t xml:space="preserve"> trong bối cảnh hậu tận thế Fantasy + Sci-Fi.</w:t>
       </w:r>
     </w:p>
     <w:p>
@@ -171,7 +230,27 @@
           <w:szCs w:val="24"/>
           <w:lang w:val="vi-VN" w:eastAsia="vi-VN"/>
         </w:rPr>
-        <w:t>Người chơi bắt đầu như một cá thể độc lập và là một Dị Nhân có khả năng đặc biệt được lựa chọn khi bắt đầu game. Thông qua quá trình khám phá, chiến đấu, thu thập tài nguyên, cứu người sống sót và xây dựng quan hệ, người chơi dần hình thành và lãnh đạo một Settlement.</w:t>
+        <w:t xml:space="preserve">Người chơi bắt đầu như một cá thể độc lập và là một Dị Nhân có khả năng đặc biệt được lựa chọn khi bắt đầu game. Thông qua quá trình khám phá, chiến đấu, thu thập tài nguyên, cứu người sống sót và xây dựng quan hệ, người chơi dần hình thành và lãnh đạo một </w:t>
+      </w:r>
+      <w:proofErr w:type="spellStart"/>
+      <w:r>
+        <w:rPr>
+          <w:rFonts w:ascii="Times New Roman" w:hAnsi="Times New Roman" w:cs="Times New Roman"/>
+          <w:sz w:val="24"/>
+          <w:szCs w:val="24"/>
+          <w:lang w:val="vi-VN" w:eastAsia="vi-VN"/>
+        </w:rPr>
+        <w:t>Settlement</w:t>
+      </w:r>
+      <w:proofErr w:type="spellEnd"/>
+      <w:r>
+        <w:rPr>
+          <w:rFonts w:ascii="Times New Roman" w:hAnsi="Times New Roman" w:cs="Times New Roman"/>
+          <w:sz w:val="24"/>
+          <w:szCs w:val="24"/>
+          <w:lang w:val="vi-VN" w:eastAsia="vi-VN"/>
+        </w:rPr>
+        <w:t>.</w:t>
       </w:r>
     </w:p>
     <w:p>
@@ -191,7 +270,107 @@
           <w:szCs w:val="24"/>
           <w:lang w:val="vi-VN" w:eastAsia="vi-VN"/>
         </w:rPr>
-        <w:t>Thế giới Worldforge không tồn tại chỉ để phản ứng với nhân vật chính. Các Settlement, Faction, Large Monster, Ecosystem và những thực thể quan trọng tiếp tục phát triển, xung đột, suy yếu hoặc bị tiêu diệt khi người chơi không hiện diện.</w:t>
+        <w:t xml:space="preserve">Thế giới </w:t>
+      </w:r>
+      <w:proofErr w:type="spellStart"/>
+      <w:r>
+        <w:rPr>
+          <w:rFonts w:ascii="Times New Roman" w:hAnsi="Times New Roman" w:cs="Times New Roman"/>
+          <w:sz w:val="24"/>
+          <w:szCs w:val="24"/>
+          <w:lang w:val="vi-VN" w:eastAsia="vi-VN"/>
+        </w:rPr>
+        <w:t>Worldforge</w:t>
+      </w:r>
+      <w:proofErr w:type="spellEnd"/>
+      <w:r>
+        <w:rPr>
+          <w:rFonts w:ascii="Times New Roman" w:hAnsi="Times New Roman" w:cs="Times New Roman"/>
+          <w:sz w:val="24"/>
+          <w:szCs w:val="24"/>
+          <w:lang w:val="vi-VN" w:eastAsia="vi-VN"/>
+        </w:rPr>
+        <w:t xml:space="preserve"> không tồn tại chỉ để phản ứng với nhân vật chính. Các </w:t>
+      </w:r>
+      <w:proofErr w:type="spellStart"/>
+      <w:r>
+        <w:rPr>
+          <w:rFonts w:ascii="Times New Roman" w:hAnsi="Times New Roman" w:cs="Times New Roman"/>
+          <w:sz w:val="24"/>
+          <w:szCs w:val="24"/>
+          <w:lang w:val="vi-VN" w:eastAsia="vi-VN"/>
+        </w:rPr>
+        <w:t>Settlement</w:t>
+      </w:r>
+      <w:proofErr w:type="spellEnd"/>
+      <w:r>
+        <w:rPr>
+          <w:rFonts w:ascii="Times New Roman" w:hAnsi="Times New Roman" w:cs="Times New Roman"/>
+          <w:sz w:val="24"/>
+          <w:szCs w:val="24"/>
+          <w:lang w:val="vi-VN" w:eastAsia="vi-VN"/>
+        </w:rPr>
+        <w:t xml:space="preserve">, </w:t>
+      </w:r>
+      <w:proofErr w:type="spellStart"/>
+      <w:r>
+        <w:rPr>
+          <w:rFonts w:ascii="Times New Roman" w:hAnsi="Times New Roman" w:cs="Times New Roman"/>
+          <w:sz w:val="24"/>
+          <w:szCs w:val="24"/>
+          <w:lang w:val="vi-VN" w:eastAsia="vi-VN"/>
+        </w:rPr>
+        <w:t>Faction</w:t>
+      </w:r>
+      <w:proofErr w:type="spellEnd"/>
+      <w:r>
+        <w:rPr>
+          <w:rFonts w:ascii="Times New Roman" w:hAnsi="Times New Roman" w:cs="Times New Roman"/>
+          <w:sz w:val="24"/>
+          <w:szCs w:val="24"/>
+          <w:lang w:val="vi-VN" w:eastAsia="vi-VN"/>
+        </w:rPr>
+        <w:t xml:space="preserve">, </w:t>
+      </w:r>
+      <w:proofErr w:type="spellStart"/>
+      <w:r>
+        <w:rPr>
+          <w:rFonts w:ascii="Times New Roman" w:hAnsi="Times New Roman" w:cs="Times New Roman"/>
+          <w:sz w:val="24"/>
+          <w:szCs w:val="24"/>
+          <w:lang w:val="vi-VN" w:eastAsia="vi-VN"/>
+        </w:rPr>
+        <w:t>Large</w:t>
+      </w:r>
+      <w:proofErr w:type="spellEnd"/>
+      <w:r>
+        <w:rPr>
+          <w:rFonts w:ascii="Times New Roman" w:hAnsi="Times New Roman" w:cs="Times New Roman"/>
+          <w:sz w:val="24"/>
+          <w:szCs w:val="24"/>
+          <w:lang w:val="vi-VN" w:eastAsia="vi-VN"/>
+        </w:rPr>
+        <w:t xml:space="preserve"> Monster, </w:t>
+      </w:r>
+      <w:proofErr w:type="spellStart"/>
+      <w:r>
+        <w:rPr>
+          <w:rFonts w:ascii="Times New Roman" w:hAnsi="Times New Roman" w:cs="Times New Roman"/>
+          <w:sz w:val="24"/>
+          <w:szCs w:val="24"/>
+          <w:lang w:val="vi-VN" w:eastAsia="vi-VN"/>
+        </w:rPr>
+        <w:t>Ecosystem</w:t>
+      </w:r>
+      <w:proofErr w:type="spellEnd"/>
+      <w:r>
+        <w:rPr>
+          <w:rFonts w:ascii="Times New Roman" w:hAnsi="Times New Roman" w:cs="Times New Roman"/>
+          <w:sz w:val="24"/>
+          <w:szCs w:val="24"/>
+          <w:lang w:val="vi-VN" w:eastAsia="vi-VN"/>
+        </w:rPr>
+        <w:t xml:space="preserve"> và những thực thể quan trọng tiếp tục phát triển, xung đột, suy yếu hoặc bị tiêu diệt khi người chơi không hiện diện.</w:t>
       </w:r>
     </w:p>
     <w:p>
@@ -211,7 +390,27 @@
           <w:szCs w:val="24"/>
           <w:lang w:val="vi-VN" w:eastAsia="vi-VN"/>
         </w:rPr>
-        <w:t>Mục tiêu dài hạn của người chơi là xây dựng một cộng đồng đủ mạnh để tồn tại trong thế giới đang thay đổi, đồng thời khám phá bí mật của Rift và nguồn gốc của thảm họa tận thế.</w:t>
+        <w:t xml:space="preserve">Mục tiêu dài hạn của người chơi là xây dựng một cộng đồng đủ mạnh để tồn tại trong thế giới đang thay đổi, đồng thời khám phá bí mật của </w:t>
+      </w:r>
+      <w:proofErr w:type="spellStart"/>
+      <w:r>
+        <w:rPr>
+          <w:rFonts w:ascii="Times New Roman" w:hAnsi="Times New Roman" w:cs="Times New Roman"/>
+          <w:sz w:val="24"/>
+          <w:szCs w:val="24"/>
+          <w:lang w:val="vi-VN" w:eastAsia="vi-VN"/>
+        </w:rPr>
+        <w:t>Rift</w:t>
+      </w:r>
+      <w:proofErr w:type="spellEnd"/>
+      <w:r>
+        <w:rPr>
+          <w:rFonts w:ascii="Times New Roman" w:hAnsi="Times New Roman" w:cs="Times New Roman"/>
+          <w:sz w:val="24"/>
+          <w:szCs w:val="24"/>
+          <w:lang w:val="vi-VN" w:eastAsia="vi-VN"/>
+        </w:rPr>
+        <w:t xml:space="preserve"> và nguồn gốc của thảm họa tận thế.</w:t>
       </w:r>
     </w:p>
     <w:p>
@@ -236,8 +435,45 @@
           <w:szCs w:val="36"/>
           <w:lang w:val="vi-VN" w:eastAsia="vi-VN"/>
         </w:rPr>
-        <w:t>2. Vision Statement</w:t>
-      </w:r>
+        <w:t xml:space="preserve">2. </w:t>
+      </w:r>
+      <w:proofErr w:type="spellStart"/>
+      <w:r>
+        <w:rPr>
+          <w:rFonts w:ascii="Times New Roman" w:eastAsia="Times New Roman" w:hAnsi="Times New Roman" w:cs="Times New Roman"/>
+          <w:b/>
+          <w:bCs/>
+          <w:sz w:val="36"/>
+          <w:szCs w:val="36"/>
+          <w:lang w:val="vi-VN" w:eastAsia="vi-VN"/>
+        </w:rPr>
+        <w:t>Vision</w:t>
+      </w:r>
+      <w:proofErr w:type="spellEnd"/>
+      <w:r>
+        <w:rPr>
+          <w:rFonts w:ascii="Times New Roman" w:eastAsia="Times New Roman" w:hAnsi="Times New Roman" w:cs="Times New Roman"/>
+          <w:b/>
+          <w:bCs/>
+          <w:sz w:val="36"/>
+          <w:szCs w:val="36"/>
+          <w:lang w:val="vi-VN" w:eastAsia="vi-VN"/>
+        </w:rPr>
+        <w:t xml:space="preserve"> </w:t>
+      </w:r>
+      <w:proofErr w:type="spellStart"/>
+      <w:r>
+        <w:rPr>
+          <w:rFonts w:ascii="Times New Roman" w:eastAsia="Times New Roman" w:hAnsi="Times New Roman" w:cs="Times New Roman"/>
+          <w:b/>
+          <w:bCs/>
+          <w:sz w:val="36"/>
+          <w:szCs w:val="36"/>
+          <w:lang w:val="vi-VN" w:eastAsia="vi-VN"/>
+        </w:rPr>
+        <w:t>Statement</w:t>
+      </w:r>
+      <w:proofErr w:type="spellEnd"/>
     </w:p>
     <w:p>
       <w:pPr>
@@ -258,7 +494,175 @@
           <w:szCs w:val="24"/>
           <w:lang w:val="vi-VN" w:eastAsia="vi-VN"/>
         </w:rPr>
-        <w:t>You are not fighting to become stronger. You become stronger so your people can survive.</w:t>
+        <w:t xml:space="preserve">You are not </w:t>
+      </w:r>
+      <w:proofErr w:type="spellStart"/>
+      <w:r>
+        <w:rPr>
+          <w:rFonts w:ascii="Times New Roman" w:hAnsi="Times New Roman" w:cs="Times New Roman"/>
+          <w:b/>
+          <w:bCs/>
+          <w:sz w:val="24"/>
+          <w:szCs w:val="24"/>
+          <w:lang w:val="vi-VN" w:eastAsia="vi-VN"/>
+        </w:rPr>
+        <w:t>fighting</w:t>
+      </w:r>
+      <w:proofErr w:type="spellEnd"/>
+      <w:r>
+        <w:rPr>
+          <w:rFonts w:ascii="Times New Roman" w:hAnsi="Times New Roman" w:cs="Times New Roman"/>
+          <w:b/>
+          <w:bCs/>
+          <w:sz w:val="24"/>
+          <w:szCs w:val="24"/>
+          <w:lang w:val="vi-VN" w:eastAsia="vi-VN"/>
+        </w:rPr>
+        <w:t xml:space="preserve"> to </w:t>
+      </w:r>
+      <w:proofErr w:type="spellStart"/>
+      <w:r>
+        <w:rPr>
+          <w:rFonts w:ascii="Times New Roman" w:hAnsi="Times New Roman" w:cs="Times New Roman"/>
+          <w:b/>
+          <w:bCs/>
+          <w:sz w:val="24"/>
+          <w:szCs w:val="24"/>
+          <w:lang w:val="vi-VN" w:eastAsia="vi-VN"/>
+        </w:rPr>
+        <w:t>become</w:t>
+      </w:r>
+      <w:proofErr w:type="spellEnd"/>
+      <w:r>
+        <w:rPr>
+          <w:rFonts w:ascii="Times New Roman" w:hAnsi="Times New Roman" w:cs="Times New Roman"/>
+          <w:b/>
+          <w:bCs/>
+          <w:sz w:val="24"/>
+          <w:szCs w:val="24"/>
+          <w:lang w:val="vi-VN" w:eastAsia="vi-VN"/>
+        </w:rPr>
+        <w:t xml:space="preserve"> </w:t>
+      </w:r>
+      <w:proofErr w:type="spellStart"/>
+      <w:r>
+        <w:rPr>
+          <w:rFonts w:ascii="Times New Roman" w:hAnsi="Times New Roman" w:cs="Times New Roman"/>
+          <w:b/>
+          <w:bCs/>
+          <w:sz w:val="24"/>
+          <w:szCs w:val="24"/>
+          <w:lang w:val="vi-VN" w:eastAsia="vi-VN"/>
+        </w:rPr>
+        <w:t>stronger</w:t>
+      </w:r>
+      <w:proofErr w:type="spellEnd"/>
+      <w:r>
+        <w:rPr>
+          <w:rFonts w:ascii="Times New Roman" w:hAnsi="Times New Roman" w:cs="Times New Roman"/>
+          <w:b/>
+          <w:bCs/>
+          <w:sz w:val="24"/>
+          <w:szCs w:val="24"/>
+          <w:lang w:val="vi-VN" w:eastAsia="vi-VN"/>
+        </w:rPr>
+        <w:t xml:space="preserve">. You </w:t>
+      </w:r>
+      <w:proofErr w:type="spellStart"/>
+      <w:r>
+        <w:rPr>
+          <w:rFonts w:ascii="Times New Roman" w:hAnsi="Times New Roman" w:cs="Times New Roman"/>
+          <w:b/>
+          <w:bCs/>
+          <w:sz w:val="24"/>
+          <w:szCs w:val="24"/>
+          <w:lang w:val="vi-VN" w:eastAsia="vi-VN"/>
+        </w:rPr>
+        <w:t>become</w:t>
+      </w:r>
+      <w:proofErr w:type="spellEnd"/>
+      <w:r>
+        <w:rPr>
+          <w:rFonts w:ascii="Times New Roman" w:hAnsi="Times New Roman" w:cs="Times New Roman"/>
+          <w:b/>
+          <w:bCs/>
+          <w:sz w:val="24"/>
+          <w:szCs w:val="24"/>
+          <w:lang w:val="vi-VN" w:eastAsia="vi-VN"/>
+        </w:rPr>
+        <w:t xml:space="preserve"> </w:t>
+      </w:r>
+      <w:proofErr w:type="spellStart"/>
+      <w:r>
+        <w:rPr>
+          <w:rFonts w:ascii="Times New Roman" w:hAnsi="Times New Roman" w:cs="Times New Roman"/>
+          <w:b/>
+          <w:bCs/>
+          <w:sz w:val="24"/>
+          <w:szCs w:val="24"/>
+          <w:lang w:val="vi-VN" w:eastAsia="vi-VN"/>
+        </w:rPr>
+        <w:t>stronger</w:t>
+      </w:r>
+      <w:proofErr w:type="spellEnd"/>
+      <w:r>
+        <w:rPr>
+          <w:rFonts w:ascii="Times New Roman" w:hAnsi="Times New Roman" w:cs="Times New Roman"/>
+          <w:b/>
+          <w:bCs/>
+          <w:sz w:val="24"/>
+          <w:szCs w:val="24"/>
+          <w:lang w:val="vi-VN" w:eastAsia="vi-VN"/>
+        </w:rPr>
+        <w:t xml:space="preserve"> so your </w:t>
+      </w:r>
+      <w:proofErr w:type="spellStart"/>
+      <w:r>
+        <w:rPr>
+          <w:rFonts w:ascii="Times New Roman" w:hAnsi="Times New Roman" w:cs="Times New Roman"/>
+          <w:b/>
+          <w:bCs/>
+          <w:sz w:val="24"/>
+          <w:szCs w:val="24"/>
+          <w:lang w:val="vi-VN" w:eastAsia="vi-VN"/>
+        </w:rPr>
+        <w:t>people</w:t>
+      </w:r>
+      <w:proofErr w:type="spellEnd"/>
+      <w:r>
+        <w:rPr>
+          <w:rFonts w:ascii="Times New Roman" w:hAnsi="Times New Roman" w:cs="Times New Roman"/>
+          <w:b/>
+          <w:bCs/>
+          <w:sz w:val="24"/>
+          <w:szCs w:val="24"/>
+          <w:lang w:val="vi-VN" w:eastAsia="vi-VN"/>
+        </w:rPr>
+        <w:t xml:space="preserve"> can </w:t>
+      </w:r>
+      <w:proofErr w:type="spellStart"/>
+      <w:r>
+        <w:rPr>
+          <w:rFonts w:ascii="Times New Roman" w:hAnsi="Times New Roman" w:cs="Times New Roman"/>
+          <w:b/>
+          <w:bCs/>
+          <w:sz w:val="24"/>
+          <w:szCs w:val="24"/>
+          <w:lang w:val="vi-VN" w:eastAsia="vi-VN"/>
+        </w:rPr>
+        <w:t>survive</w:t>
+      </w:r>
+      <w:proofErr w:type="spellEnd"/>
+      <w:r>
+        <w:rPr>
+          <w:rFonts w:ascii="Times New Roman" w:hAnsi="Times New Roman" w:cs="Times New Roman"/>
+          <w:b/>
+          <w:bCs/>
+          <w:sz w:val="24"/>
+          <w:szCs w:val="24"/>
+          <w:lang w:val="vi-VN" w:eastAsia="vi-VN"/>
+        </w:rPr>
+        <w:t>.</w:t>
       </w:r>
     </w:p>
     <w:p>
@@ -271,14 +675,25 @@
           <w:lang w:val="vi-VN" w:eastAsia="vi-VN"/>
         </w:rPr>
       </w:pPr>
-      <w:r>
-        <w:rPr>
-          <w:rFonts w:ascii="Times New Roman" w:hAnsi="Times New Roman" w:cs="Times New Roman"/>
-          <w:sz w:val="24"/>
-          <w:szCs w:val="24"/>
-          <w:lang w:val="vi-VN" w:eastAsia="vi-VN"/>
-        </w:rPr>
-        <w:t>Worldforge hướng tới trải nghiệm nơi sức mạnh cá nhân không đủ để giải quyết mọi vấn đề.</w:t>
+      <w:proofErr w:type="spellStart"/>
+      <w:r>
+        <w:rPr>
+          <w:rFonts w:ascii="Times New Roman" w:hAnsi="Times New Roman" w:cs="Times New Roman"/>
+          <w:sz w:val="24"/>
+          <w:szCs w:val="24"/>
+          <w:lang w:val="vi-VN" w:eastAsia="vi-VN"/>
+        </w:rPr>
+        <w:t>Worldforge</w:t>
+      </w:r>
+      <w:proofErr w:type="spellEnd"/>
+      <w:r>
+        <w:rPr>
+          <w:rFonts w:ascii="Times New Roman" w:hAnsi="Times New Roman" w:cs="Times New Roman"/>
+          <w:sz w:val="24"/>
+          <w:szCs w:val="24"/>
+          <w:lang w:val="vi-VN" w:eastAsia="vi-VN"/>
+        </w:rPr>
+        <w:t xml:space="preserve"> hướng tới trải nghiệm nơi sức mạnh cá nhân không đủ để giải quyết mọi vấn đề.</w:t>
       </w:r>
     </w:p>
     <w:p>
@@ -298,7 +713,27 @@
           <w:szCs w:val="24"/>
           <w:lang w:val="vi-VN" w:eastAsia="vi-VN"/>
         </w:rPr>
-        <w:t>Người chơi có thể trở thành một chiến binh mạnh mẽ, nhưng không thể có mặt ở mọi nơi, bảo vệ tất cả mọi người hoặc tự mình duy trì toàn bộ Settlement.</w:t>
+        <w:t xml:space="preserve">Người chơi có thể trở thành một chiến binh mạnh mẽ, nhưng không thể có mặt ở mọi nơi, bảo vệ tất cả mọi người hoặc tự mình duy trì toàn bộ </w:t>
+      </w:r>
+      <w:proofErr w:type="spellStart"/>
+      <w:r>
+        <w:rPr>
+          <w:rFonts w:ascii="Times New Roman" w:hAnsi="Times New Roman" w:cs="Times New Roman"/>
+          <w:sz w:val="24"/>
+          <w:szCs w:val="24"/>
+          <w:lang w:val="vi-VN" w:eastAsia="vi-VN"/>
+        </w:rPr>
+        <w:t>Settlement</w:t>
+      </w:r>
+      <w:proofErr w:type="spellEnd"/>
+      <w:r>
+        <w:rPr>
+          <w:rFonts w:ascii="Times New Roman" w:hAnsi="Times New Roman" w:cs="Times New Roman"/>
+          <w:sz w:val="24"/>
+          <w:szCs w:val="24"/>
+          <w:lang w:val="vi-VN" w:eastAsia="vi-VN"/>
+        </w:rPr>
+        <w:t>.</w:t>
       </w:r>
     </w:p>
     <w:p>
@@ -343,8 +778,21 @@
           <w:szCs w:val="36"/>
           <w:lang w:val="vi-VN" w:eastAsia="vi-VN"/>
         </w:rPr>
-        <w:t>3. Product Definition</w:t>
-      </w:r>
+        <w:t xml:space="preserve">3. Product </w:t>
+      </w:r>
+      <w:proofErr w:type="spellStart"/>
+      <w:r>
+        <w:rPr>
+          <w:rFonts w:ascii="Times New Roman" w:eastAsia="Times New Roman" w:hAnsi="Times New Roman" w:cs="Times New Roman"/>
+          <w:b/>
+          <w:bCs/>
+          <w:sz w:val="36"/>
+          <w:szCs w:val="36"/>
+          <w:lang w:val="vi-VN" w:eastAsia="vi-VN"/>
+        </w:rPr>
+        <w:t>Definition</w:t>
+      </w:r>
+      <w:proofErr w:type="spellEnd"/>
     </w:p>
     <w:p>
       <w:pPr>
@@ -356,14 +804,25 @@
           <w:lang w:val="vi-VN" w:eastAsia="vi-VN"/>
         </w:rPr>
       </w:pPr>
-      <w:r>
-        <w:rPr>
-          <w:rFonts w:ascii="Times New Roman" w:hAnsi="Times New Roman" w:cs="Times New Roman"/>
-          <w:sz w:val="24"/>
-          <w:szCs w:val="24"/>
-          <w:lang w:val="vi-VN" w:eastAsia="vi-VN"/>
-        </w:rPr>
-        <w:t>Platform: PC.</w:t>
+      <w:proofErr w:type="spellStart"/>
+      <w:r>
+        <w:rPr>
+          <w:rFonts w:ascii="Times New Roman" w:hAnsi="Times New Roman" w:cs="Times New Roman"/>
+          <w:sz w:val="24"/>
+          <w:szCs w:val="24"/>
+          <w:lang w:val="vi-VN" w:eastAsia="vi-VN"/>
+        </w:rPr>
+        <w:t>Platform</w:t>
+      </w:r>
+      <w:proofErr w:type="spellEnd"/>
+      <w:r>
+        <w:rPr>
+          <w:rFonts w:ascii="Times New Roman" w:hAnsi="Times New Roman" w:cs="Times New Roman"/>
+          <w:sz w:val="24"/>
+          <w:szCs w:val="24"/>
+          <w:lang w:val="vi-VN" w:eastAsia="vi-VN"/>
+        </w:rPr>
+        <w:t>: PC.</w:t>
       </w:r>
     </w:p>
     <w:p>
@@ -388,22 +847,13 @@
     </w:p>
     <w:p>
       <w:pPr>
-        <w:spacing w:before="100" w:beforeAutospacing="1" w:after="100" w:afterAutospacing="1" w:line="240" w:lineRule="auto"/>
-        <w:rPr>
-          <w:rFonts w:ascii="Times New Roman" w:hAnsi="Times New Roman" w:cs="Times New Roman"/>
-          <w:sz w:val="24"/>
-          <w:szCs w:val="24"/>
-          <w:lang w:val="vi-VN" w:eastAsia="vi-VN"/>
-        </w:rPr>
-      </w:pPr>
-      <w:r>
-        <w:rPr>
-          <w:rFonts w:ascii="Times New Roman" w:hAnsi="Times New Roman" w:cs="Times New Roman"/>
-          <w:sz w:val="24"/>
-          <w:szCs w:val="24"/>
-          <w:lang w:val="vi-VN" w:eastAsia="vi-VN"/>
-        </w:rPr>
-        <w:t>Camera: Third Person.</w:t>
+        <w:pStyle w:val="p1"/>
+      </w:pPr>
+      <w:r>
+        <w:t xml:space="preserve">Camera: </w:t>
+      </w:r>
+      <w:r>
+        <w:t>Top-Down</w:t>
       </w:r>
     </w:p>
     <w:p>
@@ -423,27 +873,59 @@
           <w:szCs w:val="24"/>
           <w:lang w:val="vi-VN" w:eastAsia="vi-VN"/>
         </w:rPr>
-        <w:t>Graphic Direction: Realistic.</w:t>
+        <w:t xml:space="preserve">Graphic Direction: </w:t>
+      </w:r>
+      <w:proofErr w:type="spellStart"/>
+      <w:r>
+        <w:rPr>
+          <w:rFonts w:ascii="Times New Roman" w:hAnsi="Times New Roman" w:cs="Times New Roman"/>
+          <w:sz w:val="24"/>
+          <w:szCs w:val="24"/>
+          <w:lang w:val="vi-VN" w:eastAsia="vi-VN"/>
+        </w:rPr>
+        <w:t>Realistic</w:t>
+      </w:r>
+      <w:proofErr w:type="spellEnd"/>
+      <w:r>
+        <w:rPr>
+          <w:rFonts w:ascii="Times New Roman" w:hAnsi="Times New Roman" w:cs="Times New Roman"/>
+          <w:sz w:val="24"/>
+          <w:szCs w:val="24"/>
+          <w:lang w:val="vi-VN" w:eastAsia="vi-VN"/>
+        </w:rPr>
+        <w:t>.</w:t>
       </w:r>
     </w:p>
     <w:p>
       <w:pPr>
-        <w:spacing w:before="100" w:beforeAutospacing="1" w:after="100" w:afterAutospacing="1" w:line="240" w:lineRule="auto"/>
-        <w:rPr>
-          <w:rFonts w:ascii="Times New Roman" w:hAnsi="Times New Roman" w:cs="Times New Roman"/>
-          <w:sz w:val="24"/>
-          <w:szCs w:val="24"/>
-          <w:lang w:val="vi-VN" w:eastAsia="vi-VN"/>
-        </w:rPr>
-      </w:pPr>
-      <w:r>
-        <w:rPr>
-          <w:rFonts w:ascii="Times New Roman" w:hAnsi="Times New Roman" w:cs="Times New Roman"/>
-          <w:sz w:val="24"/>
-          <w:szCs w:val="24"/>
-          <w:lang w:val="vi-VN" w:eastAsia="vi-VN"/>
-        </w:rPr>
-        <w:t>Primary Genre: Third-person Action RPG.</w:t>
+        <w:pStyle w:val="p1"/>
+      </w:pPr>
+      <w:proofErr w:type="spellStart"/>
+      <w:r>
+        <w:t>Primary</w:t>
+      </w:r>
+      <w:proofErr w:type="spellEnd"/>
+      <w:r>
+        <w:t xml:space="preserve"> </w:t>
+      </w:r>
+      <w:proofErr w:type="spellStart"/>
+      <w:r>
+        <w:t>Genre</w:t>
+      </w:r>
+      <w:proofErr w:type="spellEnd"/>
+      <w:r>
+        <w:t xml:space="preserve">: </w:t>
+      </w:r>
+      <w:r>
+        <w:t xml:space="preserve">Top-Down </w:t>
+      </w:r>
+      <w:proofErr w:type="spellStart"/>
+      <w:r>
+        <w:t>Action</w:t>
+      </w:r>
+      <w:proofErr w:type="spellEnd"/>
+      <w:r>
+        <w:t xml:space="preserve"> RPG.</w:t>
       </w:r>
     </w:p>
     <w:p>
@@ -463,7 +945,107 @@
           <w:szCs w:val="24"/>
           <w:lang w:val="vi-VN" w:eastAsia="vi-VN"/>
         </w:rPr>
-        <w:t>Supporting Genres: Expedition RPG, Colony Management, Living World Simulation.</w:t>
+        <w:t xml:space="preserve">Supporting </w:t>
+      </w:r>
+      <w:proofErr w:type="spellStart"/>
+      <w:r>
+        <w:rPr>
+          <w:rFonts w:ascii="Times New Roman" w:hAnsi="Times New Roman" w:cs="Times New Roman"/>
+          <w:sz w:val="24"/>
+          <w:szCs w:val="24"/>
+          <w:lang w:val="vi-VN" w:eastAsia="vi-VN"/>
+        </w:rPr>
+        <w:t>Genres</w:t>
+      </w:r>
+      <w:proofErr w:type="spellEnd"/>
+      <w:r>
+        <w:rPr>
+          <w:rFonts w:ascii="Times New Roman" w:hAnsi="Times New Roman" w:cs="Times New Roman"/>
+          <w:sz w:val="24"/>
+          <w:szCs w:val="24"/>
+          <w:lang w:val="vi-VN" w:eastAsia="vi-VN"/>
+        </w:rPr>
+        <w:t xml:space="preserve">: </w:t>
+      </w:r>
+      <w:proofErr w:type="spellStart"/>
+      <w:r>
+        <w:rPr>
+          <w:rFonts w:ascii="Times New Roman" w:hAnsi="Times New Roman" w:cs="Times New Roman"/>
+          <w:sz w:val="24"/>
+          <w:szCs w:val="24"/>
+          <w:lang w:val="vi-VN" w:eastAsia="vi-VN"/>
+        </w:rPr>
+        <w:t>Expedition</w:t>
+      </w:r>
+      <w:proofErr w:type="spellEnd"/>
+      <w:r>
+        <w:rPr>
+          <w:rFonts w:ascii="Times New Roman" w:hAnsi="Times New Roman" w:cs="Times New Roman"/>
+          <w:sz w:val="24"/>
+          <w:szCs w:val="24"/>
+          <w:lang w:val="vi-VN" w:eastAsia="vi-VN"/>
+        </w:rPr>
+        <w:t xml:space="preserve"> RPG, </w:t>
+      </w:r>
+      <w:proofErr w:type="spellStart"/>
+      <w:r>
+        <w:rPr>
+          <w:rFonts w:ascii="Times New Roman" w:hAnsi="Times New Roman" w:cs="Times New Roman"/>
+          <w:sz w:val="24"/>
+          <w:szCs w:val="24"/>
+          <w:lang w:val="vi-VN" w:eastAsia="vi-VN"/>
+        </w:rPr>
+        <w:t>Colony</w:t>
+      </w:r>
+      <w:proofErr w:type="spellEnd"/>
+      <w:r>
+        <w:rPr>
+          <w:rFonts w:ascii="Times New Roman" w:hAnsi="Times New Roman" w:cs="Times New Roman"/>
+          <w:sz w:val="24"/>
+          <w:szCs w:val="24"/>
+          <w:lang w:val="vi-VN" w:eastAsia="vi-VN"/>
+        </w:rPr>
+        <w:t xml:space="preserve"> </w:t>
+      </w:r>
+      <w:proofErr w:type="spellStart"/>
+      <w:r>
+        <w:rPr>
+          <w:rFonts w:ascii="Times New Roman" w:hAnsi="Times New Roman" w:cs="Times New Roman"/>
+          <w:sz w:val="24"/>
+          <w:szCs w:val="24"/>
+          <w:lang w:val="vi-VN" w:eastAsia="vi-VN"/>
+        </w:rPr>
+        <w:t>Management</w:t>
+      </w:r>
+      <w:proofErr w:type="spellEnd"/>
+      <w:r>
+        <w:rPr>
+          <w:rFonts w:ascii="Times New Roman" w:hAnsi="Times New Roman" w:cs="Times New Roman"/>
+          <w:sz w:val="24"/>
+          <w:szCs w:val="24"/>
+          <w:lang w:val="vi-VN" w:eastAsia="vi-VN"/>
+        </w:rPr>
+        <w:t xml:space="preserve">, Living World </w:t>
+      </w:r>
+      <w:proofErr w:type="spellStart"/>
+      <w:r>
+        <w:rPr>
+          <w:rFonts w:ascii="Times New Roman" w:hAnsi="Times New Roman" w:cs="Times New Roman"/>
+          <w:sz w:val="24"/>
+          <w:szCs w:val="24"/>
+          <w:lang w:val="vi-VN" w:eastAsia="vi-VN"/>
+        </w:rPr>
+        <w:t>Simulation</w:t>
+      </w:r>
+      <w:proofErr w:type="spellEnd"/>
+      <w:r>
+        <w:rPr>
+          <w:rFonts w:ascii="Times New Roman" w:hAnsi="Times New Roman" w:cs="Times New Roman"/>
+          <w:sz w:val="24"/>
+          <w:szCs w:val="24"/>
+          <w:lang w:val="vi-VN" w:eastAsia="vi-VN"/>
+        </w:rPr>
+        <w:t>.</w:t>
       </w:r>
     </w:p>
     <w:p>
@@ -483,7 +1065,107 @@
           <w:szCs w:val="24"/>
           <w:lang w:val="vi-VN" w:eastAsia="vi-VN"/>
         </w:rPr>
-        <w:t>World Structure: Multiple Large Persistent Semi-Open Maps.</w:t>
+        <w:t xml:space="preserve">World </w:t>
+      </w:r>
+      <w:proofErr w:type="spellStart"/>
+      <w:r>
+        <w:rPr>
+          <w:rFonts w:ascii="Times New Roman" w:hAnsi="Times New Roman" w:cs="Times New Roman"/>
+          <w:sz w:val="24"/>
+          <w:szCs w:val="24"/>
+          <w:lang w:val="vi-VN" w:eastAsia="vi-VN"/>
+        </w:rPr>
+        <w:t>Structure</w:t>
+      </w:r>
+      <w:proofErr w:type="spellEnd"/>
+      <w:r>
+        <w:rPr>
+          <w:rFonts w:ascii="Times New Roman" w:hAnsi="Times New Roman" w:cs="Times New Roman"/>
+          <w:sz w:val="24"/>
+          <w:szCs w:val="24"/>
+          <w:lang w:val="vi-VN" w:eastAsia="vi-VN"/>
+        </w:rPr>
+        <w:t xml:space="preserve">: </w:t>
+      </w:r>
+      <w:proofErr w:type="spellStart"/>
+      <w:r>
+        <w:rPr>
+          <w:rFonts w:ascii="Times New Roman" w:hAnsi="Times New Roman" w:cs="Times New Roman"/>
+          <w:sz w:val="24"/>
+          <w:szCs w:val="24"/>
+          <w:lang w:val="vi-VN" w:eastAsia="vi-VN"/>
+        </w:rPr>
+        <w:t>Multiple</w:t>
+      </w:r>
+      <w:proofErr w:type="spellEnd"/>
+      <w:r>
+        <w:rPr>
+          <w:rFonts w:ascii="Times New Roman" w:hAnsi="Times New Roman" w:cs="Times New Roman"/>
+          <w:sz w:val="24"/>
+          <w:szCs w:val="24"/>
+          <w:lang w:val="vi-VN" w:eastAsia="vi-VN"/>
+        </w:rPr>
+        <w:t xml:space="preserve"> </w:t>
+      </w:r>
+      <w:proofErr w:type="spellStart"/>
+      <w:r>
+        <w:rPr>
+          <w:rFonts w:ascii="Times New Roman" w:hAnsi="Times New Roman" w:cs="Times New Roman"/>
+          <w:sz w:val="24"/>
+          <w:szCs w:val="24"/>
+          <w:lang w:val="vi-VN" w:eastAsia="vi-VN"/>
+        </w:rPr>
+        <w:t>Large</w:t>
+      </w:r>
+      <w:proofErr w:type="spellEnd"/>
+      <w:r>
+        <w:rPr>
+          <w:rFonts w:ascii="Times New Roman" w:hAnsi="Times New Roman" w:cs="Times New Roman"/>
+          <w:sz w:val="24"/>
+          <w:szCs w:val="24"/>
+          <w:lang w:val="vi-VN" w:eastAsia="vi-VN"/>
+        </w:rPr>
+        <w:t xml:space="preserve"> </w:t>
+      </w:r>
+      <w:proofErr w:type="spellStart"/>
+      <w:r>
+        <w:rPr>
+          <w:rFonts w:ascii="Times New Roman" w:hAnsi="Times New Roman" w:cs="Times New Roman"/>
+          <w:sz w:val="24"/>
+          <w:szCs w:val="24"/>
+          <w:lang w:val="vi-VN" w:eastAsia="vi-VN"/>
+        </w:rPr>
+        <w:t>Persistent</w:t>
+      </w:r>
+      <w:proofErr w:type="spellEnd"/>
+      <w:r>
+        <w:rPr>
+          <w:rFonts w:ascii="Times New Roman" w:hAnsi="Times New Roman" w:cs="Times New Roman"/>
+          <w:sz w:val="24"/>
+          <w:szCs w:val="24"/>
+          <w:lang w:val="vi-VN" w:eastAsia="vi-VN"/>
+        </w:rPr>
+        <w:t xml:space="preserve"> Semi-Open </w:t>
+      </w:r>
+      <w:proofErr w:type="spellStart"/>
+      <w:r>
+        <w:rPr>
+          <w:rFonts w:ascii="Times New Roman" w:hAnsi="Times New Roman" w:cs="Times New Roman"/>
+          <w:sz w:val="24"/>
+          <w:szCs w:val="24"/>
+          <w:lang w:val="vi-VN" w:eastAsia="vi-VN"/>
+        </w:rPr>
+        <w:t>Maps</w:t>
+      </w:r>
+      <w:proofErr w:type="spellEnd"/>
+      <w:r>
+        <w:rPr>
+          <w:rFonts w:ascii="Times New Roman" w:hAnsi="Times New Roman" w:cs="Times New Roman"/>
+          <w:sz w:val="24"/>
+          <w:szCs w:val="24"/>
+          <w:lang w:val="vi-VN" w:eastAsia="vi-VN"/>
+        </w:rPr>
+        <w:t>.</w:t>
       </w:r>
     </w:p>
     <w:p>
@@ -496,14 +1178,65 @@
           <w:lang w:val="vi-VN" w:eastAsia="vi-VN"/>
         </w:rPr>
       </w:pPr>
-      <w:r>
-        <w:rPr>
-          <w:rFonts w:ascii="Times New Roman" w:hAnsi="Times New Roman" w:cs="Times New Roman"/>
-          <w:sz w:val="24"/>
-          <w:szCs w:val="24"/>
-          <w:lang w:val="vi-VN" w:eastAsia="vi-VN"/>
-        </w:rPr>
-        <w:t>Story Direction: Người chơi phát triển Settlement, tác động đến thế giới và dần khám phá nguồn gốc Rift cũng như thảm họa tận thế.</w:t>
+      <w:proofErr w:type="spellStart"/>
+      <w:r>
+        <w:rPr>
+          <w:rFonts w:ascii="Times New Roman" w:hAnsi="Times New Roman" w:cs="Times New Roman"/>
+          <w:sz w:val="24"/>
+          <w:szCs w:val="24"/>
+          <w:lang w:val="vi-VN" w:eastAsia="vi-VN"/>
+        </w:rPr>
+        <w:t>Story</w:t>
+      </w:r>
+      <w:proofErr w:type="spellEnd"/>
+      <w:r>
+        <w:rPr>
+          <w:rFonts w:ascii="Times New Roman" w:hAnsi="Times New Roman" w:cs="Times New Roman"/>
+          <w:sz w:val="24"/>
+          <w:szCs w:val="24"/>
+          <w:lang w:val="vi-VN" w:eastAsia="vi-VN"/>
+        </w:rPr>
+        <w:t xml:space="preserve"> Direction: Người chơi phát triển </w:t>
+      </w:r>
+      <w:proofErr w:type="spellStart"/>
+      <w:r>
+        <w:rPr>
+          <w:rFonts w:ascii="Times New Roman" w:hAnsi="Times New Roman" w:cs="Times New Roman"/>
+          <w:sz w:val="24"/>
+          <w:szCs w:val="24"/>
+          <w:lang w:val="vi-VN" w:eastAsia="vi-VN"/>
+        </w:rPr>
+        <w:t>Settlement</w:t>
+      </w:r>
+      <w:proofErr w:type="spellEnd"/>
+      <w:r>
+        <w:rPr>
+          <w:rFonts w:ascii="Times New Roman" w:hAnsi="Times New Roman" w:cs="Times New Roman"/>
+          <w:sz w:val="24"/>
+          <w:szCs w:val="24"/>
+          <w:lang w:val="vi-VN" w:eastAsia="vi-VN"/>
+        </w:rPr>
+        <w:t xml:space="preserve">, tác động đến thế giới và dần khám phá nguồn gốc </w:t>
+      </w:r>
+      <w:proofErr w:type="spellStart"/>
+      <w:r>
+        <w:rPr>
+          <w:rFonts w:ascii="Times New Roman" w:hAnsi="Times New Roman" w:cs="Times New Roman"/>
+          <w:sz w:val="24"/>
+          <w:szCs w:val="24"/>
+          <w:lang w:val="vi-VN" w:eastAsia="vi-VN"/>
+        </w:rPr>
+        <w:t>Rift</w:t>
+      </w:r>
+      <w:proofErr w:type="spellEnd"/>
+      <w:r>
+        <w:rPr>
+          <w:rFonts w:ascii="Times New Roman" w:hAnsi="Times New Roman" w:cs="Times New Roman"/>
+          <w:sz w:val="24"/>
+          <w:szCs w:val="24"/>
+          <w:lang w:val="vi-VN" w:eastAsia="vi-VN"/>
+        </w:rPr>
+        <w:t xml:space="preserve"> cũng như thảm họa tận thế.</w:t>
       </w:r>
     </w:p>
     <w:p>
@@ -568,7 +1301,27 @@
           <w:szCs w:val="24"/>
           <w:lang w:val="vi-VN" w:eastAsia="vi-VN"/>
         </w:rPr>
-        <w:t>Thông qua hành động trong thế giới, người chơi cứu người sống sót, chiêu mộ NPC, thiết lập quan hệ, xây dựng Settlement và dần trở thành lãnh đạo.</w:t>
+        <w:t xml:space="preserve">Thông qua hành động trong thế giới, người chơi cứu người sống sót, chiêu mộ NPC, thiết lập quan hệ, xây dựng </w:t>
+      </w:r>
+      <w:proofErr w:type="spellStart"/>
+      <w:r>
+        <w:rPr>
+          <w:rFonts w:ascii="Times New Roman" w:hAnsi="Times New Roman" w:cs="Times New Roman"/>
+          <w:sz w:val="24"/>
+          <w:szCs w:val="24"/>
+          <w:lang w:val="vi-VN" w:eastAsia="vi-VN"/>
+        </w:rPr>
+        <w:t>Settlement</w:t>
+      </w:r>
+      <w:proofErr w:type="spellEnd"/>
+      <w:r>
+        <w:rPr>
+          <w:rFonts w:ascii="Times New Roman" w:hAnsi="Times New Roman" w:cs="Times New Roman"/>
+          <w:sz w:val="24"/>
+          <w:szCs w:val="24"/>
+          <w:lang w:val="vi-VN" w:eastAsia="vi-VN"/>
+        </w:rPr>
+        <w:t xml:space="preserve"> và dần trở thành lãnh đạo.</w:t>
       </w:r>
     </w:p>
     <w:p>
@@ -608,7 +1361,27 @@
           <w:szCs w:val="24"/>
           <w:lang w:val="vi-VN" w:eastAsia="vi-VN"/>
         </w:rPr>
-        <w:t>Player Fantasy của Worldforge là:</w:t>
+        <w:t xml:space="preserve">Player Fantasy của </w:t>
+      </w:r>
+      <w:proofErr w:type="spellStart"/>
+      <w:r>
+        <w:rPr>
+          <w:rFonts w:ascii="Times New Roman" w:hAnsi="Times New Roman" w:cs="Times New Roman"/>
+          <w:sz w:val="24"/>
+          <w:szCs w:val="24"/>
+          <w:lang w:val="vi-VN" w:eastAsia="vi-VN"/>
+        </w:rPr>
+        <w:t>Worldforge</w:t>
+      </w:r>
+      <w:proofErr w:type="spellEnd"/>
+      <w:r>
+        <w:rPr>
+          <w:rFonts w:ascii="Times New Roman" w:hAnsi="Times New Roman" w:cs="Times New Roman"/>
+          <w:sz w:val="24"/>
+          <w:szCs w:val="24"/>
+          <w:lang w:val="vi-VN" w:eastAsia="vi-VN"/>
+        </w:rPr>
+        <w:t xml:space="preserve"> là:</w:t>
       </w:r>
     </w:p>
     <w:p>
@@ -655,8 +1428,21 @@
           <w:szCs w:val="36"/>
           <w:lang w:val="vi-VN" w:eastAsia="vi-VN"/>
         </w:rPr>
-        <w:t>5. Core Design Pillars</w:t>
-      </w:r>
+        <w:t xml:space="preserve">5. Core Design </w:t>
+      </w:r>
+      <w:proofErr w:type="spellStart"/>
+      <w:r>
+        <w:rPr>
+          <w:rFonts w:ascii="Times New Roman" w:eastAsia="Times New Roman" w:hAnsi="Times New Roman" w:cs="Times New Roman"/>
+          <w:b/>
+          <w:bCs/>
+          <w:sz w:val="36"/>
+          <w:szCs w:val="36"/>
+          <w:lang w:val="vi-VN" w:eastAsia="vi-VN"/>
+        </w:rPr>
+        <w:t>Pillars</w:t>
+      </w:r>
+      <w:proofErr w:type="spellEnd"/>
     </w:p>
     <w:p>
       <w:pPr>
@@ -680,8 +1466,45 @@
           <w:szCs w:val="27"/>
           <w:lang w:val="vi-VN" w:eastAsia="vi-VN"/>
         </w:rPr>
-        <w:t>5.1 Leadership &amp; Community Survival</w:t>
-      </w:r>
+        <w:t xml:space="preserve">5.1 </w:t>
+      </w:r>
+      <w:proofErr w:type="spellStart"/>
+      <w:r>
+        <w:rPr>
+          <w:rFonts w:ascii="Times New Roman" w:eastAsia="Times New Roman" w:hAnsi="Times New Roman" w:cs="Times New Roman"/>
+          <w:b/>
+          <w:bCs/>
+          <w:sz w:val="27"/>
+          <w:szCs w:val="27"/>
+          <w:lang w:val="vi-VN" w:eastAsia="vi-VN"/>
+        </w:rPr>
+        <w:t>Leadership</w:t>
+      </w:r>
+      <w:proofErr w:type="spellEnd"/>
+      <w:r>
+        <w:rPr>
+          <w:rFonts w:ascii="Times New Roman" w:eastAsia="Times New Roman" w:hAnsi="Times New Roman" w:cs="Times New Roman"/>
+          <w:b/>
+          <w:bCs/>
+          <w:sz w:val="27"/>
+          <w:szCs w:val="27"/>
+          <w:lang w:val="vi-VN" w:eastAsia="vi-VN"/>
+        </w:rPr>
+        <w:t xml:space="preserve"> &amp; Community </w:t>
+      </w:r>
+      <w:proofErr w:type="spellStart"/>
+      <w:r>
+        <w:rPr>
+          <w:rFonts w:ascii="Times New Roman" w:eastAsia="Times New Roman" w:hAnsi="Times New Roman" w:cs="Times New Roman"/>
+          <w:b/>
+          <w:bCs/>
+          <w:sz w:val="27"/>
+          <w:szCs w:val="27"/>
+          <w:lang w:val="vi-VN" w:eastAsia="vi-VN"/>
+        </w:rPr>
+        <w:t>Survival</w:t>
+      </w:r>
+      <w:proofErr w:type="spellEnd"/>
     </w:p>
     <w:p>
       <w:pPr>
@@ -713,14 +1536,45 @@
           <w:lang w:val="vi-VN" w:eastAsia="vi-VN"/>
         </w:rPr>
       </w:pPr>
-      <w:r>
-        <w:rPr>
-          <w:rFonts w:ascii="Times New Roman" w:hAnsi="Times New Roman" w:cs="Times New Roman"/>
-          <w:sz w:val="24"/>
-          <w:szCs w:val="24"/>
-          <w:lang w:val="vi-VN" w:eastAsia="vi-VN"/>
-        </w:rPr>
-        <w:t>Settlement và những con người sống trong đó là thước đo progression dài hạn.</w:t>
+      <w:proofErr w:type="spellStart"/>
+      <w:r>
+        <w:rPr>
+          <w:rFonts w:ascii="Times New Roman" w:hAnsi="Times New Roman" w:cs="Times New Roman"/>
+          <w:sz w:val="24"/>
+          <w:szCs w:val="24"/>
+          <w:lang w:val="vi-VN" w:eastAsia="vi-VN"/>
+        </w:rPr>
+        <w:t>Settlement</w:t>
+      </w:r>
+      <w:proofErr w:type="spellEnd"/>
+      <w:r>
+        <w:rPr>
+          <w:rFonts w:ascii="Times New Roman" w:hAnsi="Times New Roman" w:cs="Times New Roman"/>
+          <w:sz w:val="24"/>
+          <w:szCs w:val="24"/>
+          <w:lang w:val="vi-VN" w:eastAsia="vi-VN"/>
+        </w:rPr>
+        <w:t xml:space="preserve"> và những con người sống trong đó là thước đo </w:t>
+      </w:r>
+      <w:proofErr w:type="spellStart"/>
+      <w:r>
+        <w:rPr>
+          <w:rFonts w:ascii="Times New Roman" w:hAnsi="Times New Roman" w:cs="Times New Roman"/>
+          <w:sz w:val="24"/>
+          <w:szCs w:val="24"/>
+          <w:lang w:val="vi-VN" w:eastAsia="vi-VN"/>
+        </w:rPr>
+        <w:t>progression</w:t>
+      </w:r>
+      <w:proofErr w:type="spellEnd"/>
+      <w:r>
+        <w:rPr>
+          <w:rFonts w:ascii="Times New Roman" w:hAnsi="Times New Roman" w:cs="Times New Roman"/>
+          <w:sz w:val="24"/>
+          <w:szCs w:val="24"/>
+          <w:lang w:val="vi-VN" w:eastAsia="vi-VN"/>
+        </w:rPr>
+        <w:t xml:space="preserve"> dài hạn.</w:t>
       </w:r>
     </w:p>
     <w:p>
@@ -745,8 +1599,45 @@
           <w:szCs w:val="27"/>
           <w:lang w:val="vi-VN" w:eastAsia="vi-VN"/>
         </w:rPr>
-        <w:t>5.2 Meaningful Expeditions</w:t>
-      </w:r>
+        <w:t xml:space="preserve">5.2 </w:t>
+      </w:r>
+      <w:proofErr w:type="spellStart"/>
+      <w:r>
+        <w:rPr>
+          <w:rFonts w:ascii="Times New Roman" w:eastAsia="Times New Roman" w:hAnsi="Times New Roman" w:cs="Times New Roman"/>
+          <w:b/>
+          <w:bCs/>
+          <w:sz w:val="27"/>
+          <w:szCs w:val="27"/>
+          <w:lang w:val="vi-VN" w:eastAsia="vi-VN"/>
+        </w:rPr>
+        <w:t>Meaningful</w:t>
+      </w:r>
+      <w:proofErr w:type="spellEnd"/>
+      <w:r>
+        <w:rPr>
+          <w:rFonts w:ascii="Times New Roman" w:eastAsia="Times New Roman" w:hAnsi="Times New Roman" w:cs="Times New Roman"/>
+          <w:b/>
+          <w:bCs/>
+          <w:sz w:val="27"/>
+          <w:szCs w:val="27"/>
+          <w:lang w:val="vi-VN" w:eastAsia="vi-VN"/>
+        </w:rPr>
+        <w:t xml:space="preserve"> </w:t>
+      </w:r>
+      <w:proofErr w:type="spellStart"/>
+      <w:r>
+        <w:rPr>
+          <w:rFonts w:ascii="Times New Roman" w:eastAsia="Times New Roman" w:hAnsi="Times New Roman" w:cs="Times New Roman"/>
+          <w:b/>
+          <w:bCs/>
+          <w:sz w:val="27"/>
+          <w:szCs w:val="27"/>
+          <w:lang w:val="vi-VN" w:eastAsia="vi-VN"/>
+        </w:rPr>
+        <w:t>Expeditions</w:t>
+      </w:r>
+      <w:proofErr w:type="spellEnd"/>
     </w:p>
     <w:p>
       <w:pPr>
@@ -765,7 +1656,27 @@
           <w:szCs w:val="24"/>
           <w:lang w:val="vi-VN" w:eastAsia="vi-VN"/>
         </w:rPr>
-        <w:t>Mỗi Expedition phải tạo ra quyết định có ý nghĩa.</w:t>
+        <w:t xml:space="preserve">Mỗi </w:t>
+      </w:r>
+      <w:proofErr w:type="spellStart"/>
+      <w:r>
+        <w:rPr>
+          <w:rFonts w:ascii="Times New Roman" w:hAnsi="Times New Roman" w:cs="Times New Roman"/>
+          <w:sz w:val="24"/>
+          <w:szCs w:val="24"/>
+          <w:lang w:val="vi-VN" w:eastAsia="vi-VN"/>
+        </w:rPr>
+        <w:t>Expedition</w:t>
+      </w:r>
+      <w:proofErr w:type="spellEnd"/>
+      <w:r>
+        <w:rPr>
+          <w:rFonts w:ascii="Times New Roman" w:hAnsi="Times New Roman" w:cs="Times New Roman"/>
+          <w:sz w:val="24"/>
+          <w:szCs w:val="24"/>
+          <w:lang w:val="vi-VN" w:eastAsia="vi-VN"/>
+        </w:rPr>
+        <w:t xml:space="preserve"> phải tạo ra quyết định có ý nghĩa.</w:t>
       </w:r>
     </w:p>
     <w:p>
@@ -785,7 +1696,87 @@
           <w:szCs w:val="24"/>
           <w:lang w:val="vi-VN" w:eastAsia="vi-VN"/>
         </w:rPr>
-        <w:t>Người chơi phải cân nhắc mục tiêu, Supplies, Companion, Carry Capacity, thông tin hiện có, thời gian ở ngoài và tình trạng Settlement.</w:t>
+        <w:t xml:space="preserve">Người chơi phải cân nhắc mục tiêu, </w:t>
+      </w:r>
+      <w:proofErr w:type="spellStart"/>
+      <w:r>
+        <w:rPr>
+          <w:rFonts w:ascii="Times New Roman" w:hAnsi="Times New Roman" w:cs="Times New Roman"/>
+          <w:sz w:val="24"/>
+          <w:szCs w:val="24"/>
+          <w:lang w:val="vi-VN" w:eastAsia="vi-VN"/>
+        </w:rPr>
+        <w:t>Supplies</w:t>
+      </w:r>
+      <w:proofErr w:type="spellEnd"/>
+      <w:r>
+        <w:rPr>
+          <w:rFonts w:ascii="Times New Roman" w:hAnsi="Times New Roman" w:cs="Times New Roman"/>
+          <w:sz w:val="24"/>
+          <w:szCs w:val="24"/>
+          <w:lang w:val="vi-VN" w:eastAsia="vi-VN"/>
+        </w:rPr>
+        <w:t xml:space="preserve">, </w:t>
+      </w:r>
+      <w:proofErr w:type="spellStart"/>
+      <w:r>
+        <w:rPr>
+          <w:rFonts w:ascii="Times New Roman" w:hAnsi="Times New Roman" w:cs="Times New Roman"/>
+          <w:sz w:val="24"/>
+          <w:szCs w:val="24"/>
+          <w:lang w:val="vi-VN" w:eastAsia="vi-VN"/>
+        </w:rPr>
+        <w:t>Companion</w:t>
+      </w:r>
+      <w:proofErr w:type="spellEnd"/>
+      <w:r>
+        <w:rPr>
+          <w:rFonts w:ascii="Times New Roman" w:hAnsi="Times New Roman" w:cs="Times New Roman"/>
+          <w:sz w:val="24"/>
+          <w:szCs w:val="24"/>
+          <w:lang w:val="vi-VN" w:eastAsia="vi-VN"/>
+        </w:rPr>
+        <w:t xml:space="preserve">, Carry </w:t>
+      </w:r>
+      <w:proofErr w:type="spellStart"/>
+      <w:r>
+        <w:rPr>
+          <w:rFonts w:ascii="Times New Roman" w:hAnsi="Times New Roman" w:cs="Times New Roman"/>
+          <w:sz w:val="24"/>
+          <w:szCs w:val="24"/>
+          <w:lang w:val="vi-VN" w:eastAsia="vi-VN"/>
+        </w:rPr>
+        <w:t>Capacity</w:t>
+      </w:r>
+      <w:proofErr w:type="spellEnd"/>
+      <w:r>
+        <w:rPr>
+          <w:rFonts w:ascii="Times New Roman" w:hAnsi="Times New Roman" w:cs="Times New Roman"/>
+          <w:sz w:val="24"/>
+          <w:szCs w:val="24"/>
+          <w:lang w:val="vi-VN" w:eastAsia="vi-VN"/>
+        </w:rPr>
+        <w:t xml:space="preserve">, thông tin hiện có, thời gian ở ngoài và tình trạng </w:t>
+      </w:r>
+      <w:proofErr w:type="spellStart"/>
+      <w:r>
+        <w:rPr>
+          <w:rFonts w:ascii="Times New Roman" w:hAnsi="Times New Roman" w:cs="Times New Roman"/>
+          <w:sz w:val="24"/>
+          <w:szCs w:val="24"/>
+          <w:lang w:val="vi-VN" w:eastAsia="vi-VN"/>
+        </w:rPr>
+        <w:t>Settlement</w:t>
+      </w:r>
+      <w:proofErr w:type="spellEnd"/>
+      <w:r>
+        <w:rPr>
+          <w:rFonts w:ascii="Times New Roman" w:hAnsi="Times New Roman" w:cs="Times New Roman"/>
+          <w:sz w:val="24"/>
+          <w:szCs w:val="24"/>
+          <w:lang w:val="vi-VN" w:eastAsia="vi-VN"/>
+        </w:rPr>
+        <w:t>.</w:t>
       </w:r>
     </w:p>
     <w:p>
@@ -810,7 +1801,31 @@
           <w:szCs w:val="27"/>
           <w:lang w:val="vi-VN" w:eastAsia="vi-VN"/>
         </w:rPr>
-        <w:t>5.3 Persistent Living World</w:t>
+        <w:t xml:space="preserve">5.3 </w:t>
+      </w:r>
+      <w:proofErr w:type="spellStart"/>
+      <w:r>
+        <w:rPr>
+          <w:rFonts w:ascii="Times New Roman" w:eastAsia="Times New Roman" w:hAnsi="Times New Roman" w:cs="Times New Roman"/>
+          <w:b/>
+          <w:bCs/>
+          <w:sz w:val="27"/>
+          <w:szCs w:val="27"/>
+          <w:lang w:val="vi-VN" w:eastAsia="vi-VN"/>
+        </w:rPr>
+        <w:t>Persistent</w:t>
+      </w:r>
+      <w:proofErr w:type="spellEnd"/>
+      <w:r>
+        <w:rPr>
+          <w:rFonts w:ascii="Times New Roman" w:eastAsia="Times New Roman" w:hAnsi="Times New Roman" w:cs="Times New Roman"/>
+          <w:b/>
+          <w:bCs/>
+          <w:sz w:val="27"/>
+          <w:szCs w:val="27"/>
+          <w:lang w:val="vi-VN" w:eastAsia="vi-VN"/>
+        </w:rPr>
+        <w:t xml:space="preserve"> Living World</w:t>
       </w:r>
     </w:p>
     <w:p>
@@ -843,14 +1858,125 @@
           <w:lang w:val="vi-VN" w:eastAsia="vi-VN"/>
         </w:rPr>
       </w:pPr>
-      <w:r>
-        <w:rPr>
-          <w:rFonts w:ascii="Times New Roman" w:hAnsi="Times New Roman" w:cs="Times New Roman"/>
-          <w:sz w:val="24"/>
-          <w:szCs w:val="24"/>
-          <w:lang w:val="vi-VN" w:eastAsia="vi-VN"/>
-        </w:rPr>
-        <w:t>Ecosystem, Faction, Settlement, Large Monster và Important Entities có khả năng thay đổi World State.</w:t>
+      <w:proofErr w:type="spellStart"/>
+      <w:r>
+        <w:rPr>
+          <w:rFonts w:ascii="Times New Roman" w:hAnsi="Times New Roman" w:cs="Times New Roman"/>
+          <w:sz w:val="24"/>
+          <w:szCs w:val="24"/>
+          <w:lang w:val="vi-VN" w:eastAsia="vi-VN"/>
+        </w:rPr>
+        <w:t>Ecosystem</w:t>
+      </w:r>
+      <w:proofErr w:type="spellEnd"/>
+      <w:r>
+        <w:rPr>
+          <w:rFonts w:ascii="Times New Roman" w:hAnsi="Times New Roman" w:cs="Times New Roman"/>
+          <w:sz w:val="24"/>
+          <w:szCs w:val="24"/>
+          <w:lang w:val="vi-VN" w:eastAsia="vi-VN"/>
+        </w:rPr>
+        <w:t xml:space="preserve">, </w:t>
+      </w:r>
+      <w:proofErr w:type="spellStart"/>
+      <w:r>
+        <w:rPr>
+          <w:rFonts w:ascii="Times New Roman" w:hAnsi="Times New Roman" w:cs="Times New Roman"/>
+          <w:sz w:val="24"/>
+          <w:szCs w:val="24"/>
+          <w:lang w:val="vi-VN" w:eastAsia="vi-VN"/>
+        </w:rPr>
+        <w:t>Faction</w:t>
+      </w:r>
+      <w:proofErr w:type="spellEnd"/>
+      <w:r>
+        <w:rPr>
+          <w:rFonts w:ascii="Times New Roman" w:hAnsi="Times New Roman" w:cs="Times New Roman"/>
+          <w:sz w:val="24"/>
+          <w:szCs w:val="24"/>
+          <w:lang w:val="vi-VN" w:eastAsia="vi-VN"/>
+        </w:rPr>
+        <w:t xml:space="preserve">, </w:t>
+      </w:r>
+      <w:proofErr w:type="spellStart"/>
+      <w:r>
+        <w:rPr>
+          <w:rFonts w:ascii="Times New Roman" w:hAnsi="Times New Roman" w:cs="Times New Roman"/>
+          <w:sz w:val="24"/>
+          <w:szCs w:val="24"/>
+          <w:lang w:val="vi-VN" w:eastAsia="vi-VN"/>
+        </w:rPr>
+        <w:t>Settlement</w:t>
+      </w:r>
+      <w:proofErr w:type="spellEnd"/>
+      <w:r>
+        <w:rPr>
+          <w:rFonts w:ascii="Times New Roman" w:hAnsi="Times New Roman" w:cs="Times New Roman"/>
+          <w:sz w:val="24"/>
+          <w:szCs w:val="24"/>
+          <w:lang w:val="vi-VN" w:eastAsia="vi-VN"/>
+        </w:rPr>
+        <w:t xml:space="preserve">, </w:t>
+      </w:r>
+      <w:proofErr w:type="spellStart"/>
+      <w:r>
+        <w:rPr>
+          <w:rFonts w:ascii="Times New Roman" w:hAnsi="Times New Roman" w:cs="Times New Roman"/>
+          <w:sz w:val="24"/>
+          <w:szCs w:val="24"/>
+          <w:lang w:val="vi-VN" w:eastAsia="vi-VN"/>
+        </w:rPr>
+        <w:t>Large</w:t>
+      </w:r>
+      <w:proofErr w:type="spellEnd"/>
+      <w:r>
+        <w:rPr>
+          <w:rFonts w:ascii="Times New Roman" w:hAnsi="Times New Roman" w:cs="Times New Roman"/>
+          <w:sz w:val="24"/>
+          <w:szCs w:val="24"/>
+          <w:lang w:val="vi-VN" w:eastAsia="vi-VN"/>
+        </w:rPr>
+        <w:t xml:space="preserve"> Monster và </w:t>
+      </w:r>
+      <w:proofErr w:type="spellStart"/>
+      <w:r>
+        <w:rPr>
+          <w:rFonts w:ascii="Times New Roman" w:hAnsi="Times New Roman" w:cs="Times New Roman"/>
+          <w:sz w:val="24"/>
+          <w:szCs w:val="24"/>
+          <w:lang w:val="vi-VN" w:eastAsia="vi-VN"/>
+        </w:rPr>
+        <w:t>Important</w:t>
+      </w:r>
+      <w:proofErr w:type="spellEnd"/>
+      <w:r>
+        <w:rPr>
+          <w:rFonts w:ascii="Times New Roman" w:hAnsi="Times New Roman" w:cs="Times New Roman"/>
+          <w:sz w:val="24"/>
+          <w:szCs w:val="24"/>
+          <w:lang w:val="vi-VN" w:eastAsia="vi-VN"/>
+        </w:rPr>
+        <w:t xml:space="preserve"> </w:t>
+      </w:r>
+      <w:proofErr w:type="spellStart"/>
+      <w:r>
+        <w:rPr>
+          <w:rFonts w:ascii="Times New Roman" w:hAnsi="Times New Roman" w:cs="Times New Roman"/>
+          <w:sz w:val="24"/>
+          <w:szCs w:val="24"/>
+          <w:lang w:val="vi-VN" w:eastAsia="vi-VN"/>
+        </w:rPr>
+        <w:t>Entities</w:t>
+      </w:r>
+      <w:proofErr w:type="spellEnd"/>
+      <w:r>
+        <w:rPr>
+          <w:rFonts w:ascii="Times New Roman" w:hAnsi="Times New Roman" w:cs="Times New Roman"/>
+          <w:sz w:val="24"/>
+          <w:szCs w:val="24"/>
+          <w:lang w:val="vi-VN" w:eastAsia="vi-VN"/>
+        </w:rPr>
+        <w:t xml:space="preserve"> có khả năng thay đổi World State.</w:t>
       </w:r>
     </w:p>
     <w:p>
@@ -875,8 +2001,45 @@
           <w:szCs w:val="27"/>
           <w:lang w:val="vi-VN" w:eastAsia="vi-VN"/>
         </w:rPr>
-        <w:t>5.4 Meaningful Consequences</w:t>
-      </w:r>
+        <w:t xml:space="preserve">5.4 </w:t>
+      </w:r>
+      <w:proofErr w:type="spellStart"/>
+      <w:r>
+        <w:rPr>
+          <w:rFonts w:ascii="Times New Roman" w:eastAsia="Times New Roman" w:hAnsi="Times New Roman" w:cs="Times New Roman"/>
+          <w:b/>
+          <w:bCs/>
+          <w:sz w:val="27"/>
+          <w:szCs w:val="27"/>
+          <w:lang w:val="vi-VN" w:eastAsia="vi-VN"/>
+        </w:rPr>
+        <w:t>Meaningful</w:t>
+      </w:r>
+      <w:proofErr w:type="spellEnd"/>
+      <w:r>
+        <w:rPr>
+          <w:rFonts w:ascii="Times New Roman" w:eastAsia="Times New Roman" w:hAnsi="Times New Roman" w:cs="Times New Roman"/>
+          <w:b/>
+          <w:bCs/>
+          <w:sz w:val="27"/>
+          <w:szCs w:val="27"/>
+          <w:lang w:val="vi-VN" w:eastAsia="vi-VN"/>
+        </w:rPr>
+        <w:t xml:space="preserve"> </w:t>
+      </w:r>
+      <w:proofErr w:type="spellStart"/>
+      <w:r>
+        <w:rPr>
+          <w:rFonts w:ascii="Times New Roman" w:eastAsia="Times New Roman" w:hAnsi="Times New Roman" w:cs="Times New Roman"/>
+          <w:b/>
+          <w:bCs/>
+          <w:sz w:val="27"/>
+          <w:szCs w:val="27"/>
+          <w:lang w:val="vi-VN" w:eastAsia="vi-VN"/>
+        </w:rPr>
+        <w:t>Consequences</w:t>
+      </w:r>
+      <w:proofErr w:type="spellEnd"/>
     </w:p>
     <w:p>
       <w:pPr>
@@ -908,14 +2071,25 @@
           <w:lang w:val="vi-VN" w:eastAsia="vi-VN"/>
         </w:rPr>
       </w:pPr>
-      <w:r>
-        <w:rPr>
-          <w:rFonts w:ascii="Times New Roman" w:hAnsi="Times New Roman" w:cs="Times New Roman"/>
-          <w:sz w:val="24"/>
-          <w:szCs w:val="24"/>
-          <w:lang w:val="vi-VN" w:eastAsia="vi-VN"/>
-        </w:rPr>
-        <w:t>Large Monster có thể chết vĩnh viễn.</w:t>
+      <w:proofErr w:type="spellStart"/>
+      <w:r>
+        <w:rPr>
+          <w:rFonts w:ascii="Times New Roman" w:hAnsi="Times New Roman" w:cs="Times New Roman"/>
+          <w:sz w:val="24"/>
+          <w:szCs w:val="24"/>
+          <w:lang w:val="vi-VN" w:eastAsia="vi-VN"/>
+        </w:rPr>
+        <w:t>Large</w:t>
+      </w:r>
+      <w:proofErr w:type="spellEnd"/>
+      <w:r>
+        <w:rPr>
+          <w:rFonts w:ascii="Times New Roman" w:hAnsi="Times New Roman" w:cs="Times New Roman"/>
+          <w:sz w:val="24"/>
+          <w:szCs w:val="24"/>
+          <w:lang w:val="vi-VN" w:eastAsia="vi-VN"/>
+        </w:rPr>
+        <w:t xml:space="preserve"> Monster có thể chết vĩnh viễn.</w:t>
       </w:r>
     </w:p>
     <w:p>
@@ -928,14 +2102,25 @@
           <w:lang w:val="vi-VN" w:eastAsia="vi-VN"/>
         </w:rPr>
       </w:pPr>
-      <w:r>
-        <w:rPr>
-          <w:rFonts w:ascii="Times New Roman" w:hAnsi="Times New Roman" w:cs="Times New Roman"/>
-          <w:sz w:val="24"/>
-          <w:szCs w:val="24"/>
-          <w:lang w:val="vi-VN" w:eastAsia="vi-VN"/>
-        </w:rPr>
-        <w:t>Settlement có thể bị tiêu diệt.</w:t>
+      <w:proofErr w:type="spellStart"/>
+      <w:r>
+        <w:rPr>
+          <w:rFonts w:ascii="Times New Roman" w:hAnsi="Times New Roman" w:cs="Times New Roman"/>
+          <w:sz w:val="24"/>
+          <w:szCs w:val="24"/>
+          <w:lang w:val="vi-VN" w:eastAsia="vi-VN"/>
+        </w:rPr>
+        <w:t>Settlement</w:t>
+      </w:r>
+      <w:proofErr w:type="spellEnd"/>
+      <w:r>
+        <w:rPr>
+          <w:rFonts w:ascii="Times New Roman" w:hAnsi="Times New Roman" w:cs="Times New Roman"/>
+          <w:sz w:val="24"/>
+          <w:szCs w:val="24"/>
+          <w:lang w:val="vi-VN" w:eastAsia="vi-VN"/>
+        </w:rPr>
+        <w:t xml:space="preserve"> có thể bị tiêu diệt.</w:t>
       </w:r>
     </w:p>
     <w:p>
@@ -948,14 +2133,25 @@
           <w:lang w:val="vi-VN" w:eastAsia="vi-VN"/>
         </w:rPr>
       </w:pPr>
-      <w:r>
-        <w:rPr>
-          <w:rFonts w:ascii="Times New Roman" w:hAnsi="Times New Roman" w:cs="Times New Roman"/>
-          <w:sz w:val="24"/>
-          <w:szCs w:val="24"/>
-          <w:lang w:val="vi-VN" w:eastAsia="vi-VN"/>
-        </w:rPr>
-        <w:t>Faction có thể suy yếu hoặc biến mất.</w:t>
+      <w:proofErr w:type="spellStart"/>
+      <w:r>
+        <w:rPr>
+          <w:rFonts w:ascii="Times New Roman" w:hAnsi="Times New Roman" w:cs="Times New Roman"/>
+          <w:sz w:val="24"/>
+          <w:szCs w:val="24"/>
+          <w:lang w:val="vi-VN" w:eastAsia="vi-VN"/>
+        </w:rPr>
+        <w:t>Faction</w:t>
+      </w:r>
+      <w:proofErr w:type="spellEnd"/>
+      <w:r>
+        <w:rPr>
+          <w:rFonts w:ascii="Times New Roman" w:hAnsi="Times New Roman" w:cs="Times New Roman"/>
+          <w:sz w:val="24"/>
+          <w:szCs w:val="24"/>
+          <w:lang w:val="vi-VN" w:eastAsia="vi-VN"/>
+        </w:rPr>
+        <w:t xml:space="preserve"> có thể suy yếu hoặc biến mất.</w:t>
       </w:r>
     </w:p>
     <w:p>
@@ -975,7 +2171,47 @@
           <w:szCs w:val="24"/>
           <w:lang w:val="vi-VN" w:eastAsia="vi-VN"/>
         </w:rPr>
-        <w:t>Apex Boss có thể chết và tạo ra Power Vacuum.</w:t>
+        <w:t xml:space="preserve">Apex </w:t>
+      </w:r>
+      <w:proofErr w:type="spellStart"/>
+      <w:r>
+        <w:rPr>
+          <w:rFonts w:ascii="Times New Roman" w:hAnsi="Times New Roman" w:cs="Times New Roman"/>
+          <w:sz w:val="24"/>
+          <w:szCs w:val="24"/>
+          <w:lang w:val="vi-VN" w:eastAsia="vi-VN"/>
+        </w:rPr>
+        <w:t>Boss</w:t>
+      </w:r>
+      <w:proofErr w:type="spellEnd"/>
+      <w:r>
+        <w:rPr>
+          <w:rFonts w:ascii="Times New Roman" w:hAnsi="Times New Roman" w:cs="Times New Roman"/>
+          <w:sz w:val="24"/>
+          <w:szCs w:val="24"/>
+          <w:lang w:val="vi-VN" w:eastAsia="vi-VN"/>
+        </w:rPr>
+        <w:t xml:space="preserve"> có thể chết và tạo ra Power </w:t>
+      </w:r>
+      <w:proofErr w:type="spellStart"/>
+      <w:r>
+        <w:rPr>
+          <w:rFonts w:ascii="Times New Roman" w:hAnsi="Times New Roman" w:cs="Times New Roman"/>
+          <w:sz w:val="24"/>
+          <w:szCs w:val="24"/>
+          <w:lang w:val="vi-VN" w:eastAsia="vi-VN"/>
+        </w:rPr>
+        <w:t>Vacuum</w:t>
+      </w:r>
+      <w:proofErr w:type="spellEnd"/>
+      <w:r>
+        <w:rPr>
+          <w:rFonts w:ascii="Times New Roman" w:hAnsi="Times New Roman" w:cs="Times New Roman"/>
+          <w:sz w:val="24"/>
+          <w:szCs w:val="24"/>
+          <w:lang w:val="vi-VN" w:eastAsia="vi-VN"/>
+        </w:rPr>
+        <w:t>.</w:t>
       </w:r>
     </w:p>
     <w:p>
@@ -1020,8 +2256,45 @@
           <w:szCs w:val="27"/>
           <w:lang w:val="vi-VN" w:eastAsia="vi-VN"/>
         </w:rPr>
-        <w:t>5.5 Player Agency Under Pressure</w:t>
-      </w:r>
+        <w:t xml:space="preserve">5.5 Player Agency </w:t>
+      </w:r>
+      <w:proofErr w:type="spellStart"/>
+      <w:r>
+        <w:rPr>
+          <w:rFonts w:ascii="Times New Roman" w:eastAsia="Times New Roman" w:hAnsi="Times New Roman" w:cs="Times New Roman"/>
+          <w:b/>
+          <w:bCs/>
+          <w:sz w:val="27"/>
+          <w:szCs w:val="27"/>
+          <w:lang w:val="vi-VN" w:eastAsia="vi-VN"/>
+        </w:rPr>
+        <w:t>Under</w:t>
+      </w:r>
+      <w:proofErr w:type="spellEnd"/>
+      <w:r>
+        <w:rPr>
+          <w:rFonts w:ascii="Times New Roman" w:eastAsia="Times New Roman" w:hAnsi="Times New Roman" w:cs="Times New Roman"/>
+          <w:b/>
+          <w:bCs/>
+          <w:sz w:val="27"/>
+          <w:szCs w:val="27"/>
+          <w:lang w:val="vi-VN" w:eastAsia="vi-VN"/>
+        </w:rPr>
+        <w:t xml:space="preserve"> </w:t>
+      </w:r>
+      <w:proofErr w:type="spellStart"/>
+      <w:r>
+        <w:rPr>
+          <w:rFonts w:ascii="Times New Roman" w:eastAsia="Times New Roman" w:hAnsi="Times New Roman" w:cs="Times New Roman"/>
+          <w:b/>
+          <w:bCs/>
+          <w:sz w:val="27"/>
+          <w:szCs w:val="27"/>
+          <w:lang w:val="vi-VN" w:eastAsia="vi-VN"/>
+        </w:rPr>
+        <w:t>Pressure</w:t>
+      </w:r>
+      <w:proofErr w:type="spellEnd"/>
     </w:p>
     <w:p>
       <w:pPr>
@@ -1105,8 +2378,21 @@
           <w:szCs w:val="36"/>
           <w:lang w:val="vi-VN" w:eastAsia="vi-VN"/>
         </w:rPr>
-        <w:t>6. World Structure</w:t>
-      </w:r>
+        <w:t xml:space="preserve">6. World </w:t>
+      </w:r>
+      <w:proofErr w:type="spellStart"/>
+      <w:r>
+        <w:rPr>
+          <w:rFonts w:ascii="Times New Roman" w:eastAsia="Times New Roman" w:hAnsi="Times New Roman" w:cs="Times New Roman"/>
+          <w:b/>
+          <w:bCs/>
+          <w:sz w:val="36"/>
+          <w:szCs w:val="36"/>
+          <w:lang w:val="vi-VN" w:eastAsia="vi-VN"/>
+        </w:rPr>
+        <w:t>Structure</w:t>
+      </w:r>
+      <w:proofErr w:type="spellEnd"/>
     </w:p>
     <w:p>
       <w:pPr>
@@ -1118,26 +2404,87 @@
           <w:lang w:val="vi-VN" w:eastAsia="vi-VN"/>
         </w:rPr>
       </w:pPr>
-      <w:r>
-        <w:rPr>
-          <w:rFonts w:ascii="Times New Roman" w:hAnsi="Times New Roman" w:cs="Times New Roman"/>
-          <w:sz w:val="24"/>
-          <w:szCs w:val="24"/>
-          <w:lang w:val="vi-VN" w:eastAsia="vi-VN"/>
-        </w:rPr>
-        <w:t xml:space="preserve">Worldforge sử dụng nhiều </w:t>
-      </w:r>
-      <w:r>
-        <w:rPr>
-          <w:rFonts w:ascii="Times New Roman" w:hAnsi="Times New Roman" w:cs="Times New Roman"/>
-          <w:b/>
-          <w:bCs/>
-          <w:sz w:val="24"/>
-          <w:szCs w:val="24"/>
-          <w:lang w:val="vi-VN" w:eastAsia="vi-VN"/>
-        </w:rPr>
-        <w:t>Large Persistent Semi-Open Maps</w:t>
-      </w:r>
+      <w:proofErr w:type="spellStart"/>
+      <w:r>
+        <w:rPr>
+          <w:rFonts w:ascii="Times New Roman" w:hAnsi="Times New Roman" w:cs="Times New Roman"/>
+          <w:sz w:val="24"/>
+          <w:szCs w:val="24"/>
+          <w:lang w:val="vi-VN" w:eastAsia="vi-VN"/>
+        </w:rPr>
+        <w:t>Worldforge</w:t>
+      </w:r>
+      <w:proofErr w:type="spellEnd"/>
+      <w:r>
+        <w:rPr>
+          <w:rFonts w:ascii="Times New Roman" w:hAnsi="Times New Roman" w:cs="Times New Roman"/>
+          <w:sz w:val="24"/>
+          <w:szCs w:val="24"/>
+          <w:lang w:val="vi-VN" w:eastAsia="vi-VN"/>
+        </w:rPr>
+        <w:t xml:space="preserve"> sử dụng nhiều </w:t>
+      </w:r>
+      <w:proofErr w:type="spellStart"/>
+      <w:r>
+        <w:rPr>
+          <w:rFonts w:ascii="Times New Roman" w:hAnsi="Times New Roman" w:cs="Times New Roman"/>
+          <w:b/>
+          <w:bCs/>
+          <w:sz w:val="24"/>
+          <w:szCs w:val="24"/>
+          <w:lang w:val="vi-VN" w:eastAsia="vi-VN"/>
+        </w:rPr>
+        <w:t>Large</w:t>
+      </w:r>
+      <w:proofErr w:type="spellEnd"/>
+      <w:r>
+        <w:rPr>
+          <w:rFonts w:ascii="Times New Roman" w:hAnsi="Times New Roman" w:cs="Times New Roman"/>
+          <w:b/>
+          <w:bCs/>
+          <w:sz w:val="24"/>
+          <w:szCs w:val="24"/>
+          <w:lang w:val="vi-VN" w:eastAsia="vi-VN"/>
+        </w:rPr>
+        <w:t xml:space="preserve"> </w:t>
+      </w:r>
+      <w:proofErr w:type="spellStart"/>
+      <w:r>
+        <w:rPr>
+          <w:rFonts w:ascii="Times New Roman" w:hAnsi="Times New Roman" w:cs="Times New Roman"/>
+          <w:b/>
+          <w:bCs/>
+          <w:sz w:val="24"/>
+          <w:szCs w:val="24"/>
+          <w:lang w:val="vi-VN" w:eastAsia="vi-VN"/>
+        </w:rPr>
+        <w:t>Persistent</w:t>
+      </w:r>
+      <w:proofErr w:type="spellEnd"/>
+      <w:r>
+        <w:rPr>
+          <w:rFonts w:ascii="Times New Roman" w:hAnsi="Times New Roman" w:cs="Times New Roman"/>
+          <w:b/>
+          <w:bCs/>
+          <w:sz w:val="24"/>
+          <w:szCs w:val="24"/>
+          <w:lang w:val="vi-VN" w:eastAsia="vi-VN"/>
+        </w:rPr>
+        <w:t xml:space="preserve"> Semi-Open </w:t>
+      </w:r>
+      <w:proofErr w:type="spellStart"/>
+      <w:r>
+        <w:rPr>
+          <w:rFonts w:ascii="Times New Roman" w:hAnsi="Times New Roman" w:cs="Times New Roman"/>
+          <w:b/>
+          <w:bCs/>
+          <w:sz w:val="24"/>
+          <w:szCs w:val="24"/>
+          <w:lang w:val="vi-VN" w:eastAsia="vi-VN"/>
+        </w:rPr>
+        <w:t>Maps</w:t>
+      </w:r>
+      <w:proofErr w:type="spellEnd"/>
       <w:r>
         <w:rPr>
           <w:rFonts w:ascii="Times New Roman" w:hAnsi="Times New Roman" w:cs="Times New Roman"/>
@@ -1165,7 +2512,187 @@
           <w:szCs w:val="24"/>
           <w:lang w:val="vi-VN" w:eastAsia="vi-VN"/>
         </w:rPr>
-        <w:t>Mỗi map là một vùng đất handcrafted có hệ sinh thái, tài nguyên, Large Monsters, Settlement, Faction Presence, Rift Activity, Locations và Dynamic Events riêng.</w:t>
+        <w:t xml:space="preserve">Mỗi map là một vùng đất </w:t>
+      </w:r>
+      <w:proofErr w:type="spellStart"/>
+      <w:r>
+        <w:rPr>
+          <w:rFonts w:ascii="Times New Roman" w:hAnsi="Times New Roman" w:cs="Times New Roman"/>
+          <w:sz w:val="24"/>
+          <w:szCs w:val="24"/>
+          <w:lang w:val="vi-VN" w:eastAsia="vi-VN"/>
+        </w:rPr>
+        <w:t>handcrafted</w:t>
+      </w:r>
+      <w:proofErr w:type="spellEnd"/>
+      <w:r>
+        <w:rPr>
+          <w:rFonts w:ascii="Times New Roman" w:hAnsi="Times New Roman" w:cs="Times New Roman"/>
+          <w:sz w:val="24"/>
+          <w:szCs w:val="24"/>
+          <w:lang w:val="vi-VN" w:eastAsia="vi-VN"/>
+        </w:rPr>
+        <w:t xml:space="preserve"> có hệ sinh thái, tài nguyên, </w:t>
+      </w:r>
+      <w:proofErr w:type="spellStart"/>
+      <w:r>
+        <w:rPr>
+          <w:rFonts w:ascii="Times New Roman" w:hAnsi="Times New Roman" w:cs="Times New Roman"/>
+          <w:sz w:val="24"/>
+          <w:szCs w:val="24"/>
+          <w:lang w:val="vi-VN" w:eastAsia="vi-VN"/>
+        </w:rPr>
+        <w:t>Large</w:t>
+      </w:r>
+      <w:proofErr w:type="spellEnd"/>
+      <w:r>
+        <w:rPr>
+          <w:rFonts w:ascii="Times New Roman" w:hAnsi="Times New Roman" w:cs="Times New Roman"/>
+          <w:sz w:val="24"/>
+          <w:szCs w:val="24"/>
+          <w:lang w:val="vi-VN" w:eastAsia="vi-VN"/>
+        </w:rPr>
+        <w:t xml:space="preserve"> </w:t>
+      </w:r>
+      <w:proofErr w:type="spellStart"/>
+      <w:r>
+        <w:rPr>
+          <w:rFonts w:ascii="Times New Roman" w:hAnsi="Times New Roman" w:cs="Times New Roman"/>
+          <w:sz w:val="24"/>
+          <w:szCs w:val="24"/>
+          <w:lang w:val="vi-VN" w:eastAsia="vi-VN"/>
+        </w:rPr>
+        <w:t>Monsters</w:t>
+      </w:r>
+      <w:proofErr w:type="spellEnd"/>
+      <w:r>
+        <w:rPr>
+          <w:rFonts w:ascii="Times New Roman" w:hAnsi="Times New Roman" w:cs="Times New Roman"/>
+          <w:sz w:val="24"/>
+          <w:szCs w:val="24"/>
+          <w:lang w:val="vi-VN" w:eastAsia="vi-VN"/>
+        </w:rPr>
+        <w:t xml:space="preserve">, </w:t>
+      </w:r>
+      <w:proofErr w:type="spellStart"/>
+      <w:r>
+        <w:rPr>
+          <w:rFonts w:ascii="Times New Roman" w:hAnsi="Times New Roman" w:cs="Times New Roman"/>
+          <w:sz w:val="24"/>
+          <w:szCs w:val="24"/>
+          <w:lang w:val="vi-VN" w:eastAsia="vi-VN"/>
+        </w:rPr>
+        <w:t>Settlement</w:t>
+      </w:r>
+      <w:proofErr w:type="spellEnd"/>
+      <w:r>
+        <w:rPr>
+          <w:rFonts w:ascii="Times New Roman" w:hAnsi="Times New Roman" w:cs="Times New Roman"/>
+          <w:sz w:val="24"/>
+          <w:szCs w:val="24"/>
+          <w:lang w:val="vi-VN" w:eastAsia="vi-VN"/>
+        </w:rPr>
+        <w:t xml:space="preserve">, </w:t>
+      </w:r>
+      <w:proofErr w:type="spellStart"/>
+      <w:r>
+        <w:rPr>
+          <w:rFonts w:ascii="Times New Roman" w:hAnsi="Times New Roman" w:cs="Times New Roman"/>
+          <w:sz w:val="24"/>
+          <w:szCs w:val="24"/>
+          <w:lang w:val="vi-VN" w:eastAsia="vi-VN"/>
+        </w:rPr>
+        <w:t>Faction</w:t>
+      </w:r>
+      <w:proofErr w:type="spellEnd"/>
+      <w:r>
+        <w:rPr>
+          <w:rFonts w:ascii="Times New Roman" w:hAnsi="Times New Roman" w:cs="Times New Roman"/>
+          <w:sz w:val="24"/>
+          <w:szCs w:val="24"/>
+          <w:lang w:val="vi-VN" w:eastAsia="vi-VN"/>
+        </w:rPr>
+        <w:t xml:space="preserve"> </w:t>
+      </w:r>
+      <w:proofErr w:type="spellStart"/>
+      <w:r>
+        <w:rPr>
+          <w:rFonts w:ascii="Times New Roman" w:hAnsi="Times New Roman" w:cs="Times New Roman"/>
+          <w:sz w:val="24"/>
+          <w:szCs w:val="24"/>
+          <w:lang w:val="vi-VN" w:eastAsia="vi-VN"/>
+        </w:rPr>
+        <w:t>Presence</w:t>
+      </w:r>
+      <w:proofErr w:type="spellEnd"/>
+      <w:r>
+        <w:rPr>
+          <w:rFonts w:ascii="Times New Roman" w:hAnsi="Times New Roman" w:cs="Times New Roman"/>
+          <w:sz w:val="24"/>
+          <w:szCs w:val="24"/>
+          <w:lang w:val="vi-VN" w:eastAsia="vi-VN"/>
+        </w:rPr>
+        <w:t xml:space="preserve">, </w:t>
+      </w:r>
+      <w:proofErr w:type="spellStart"/>
+      <w:r>
+        <w:rPr>
+          <w:rFonts w:ascii="Times New Roman" w:hAnsi="Times New Roman" w:cs="Times New Roman"/>
+          <w:sz w:val="24"/>
+          <w:szCs w:val="24"/>
+          <w:lang w:val="vi-VN" w:eastAsia="vi-VN"/>
+        </w:rPr>
+        <w:t>Rift</w:t>
+      </w:r>
+      <w:proofErr w:type="spellEnd"/>
+      <w:r>
+        <w:rPr>
+          <w:rFonts w:ascii="Times New Roman" w:hAnsi="Times New Roman" w:cs="Times New Roman"/>
+          <w:sz w:val="24"/>
+          <w:szCs w:val="24"/>
+          <w:lang w:val="vi-VN" w:eastAsia="vi-VN"/>
+        </w:rPr>
+        <w:t xml:space="preserve"> </w:t>
+      </w:r>
+      <w:proofErr w:type="spellStart"/>
+      <w:r>
+        <w:rPr>
+          <w:rFonts w:ascii="Times New Roman" w:hAnsi="Times New Roman" w:cs="Times New Roman"/>
+          <w:sz w:val="24"/>
+          <w:szCs w:val="24"/>
+          <w:lang w:val="vi-VN" w:eastAsia="vi-VN"/>
+        </w:rPr>
+        <w:t>Activity</w:t>
+      </w:r>
+      <w:proofErr w:type="spellEnd"/>
+      <w:r>
+        <w:rPr>
+          <w:rFonts w:ascii="Times New Roman" w:hAnsi="Times New Roman" w:cs="Times New Roman"/>
+          <w:sz w:val="24"/>
+          <w:szCs w:val="24"/>
+          <w:lang w:val="vi-VN" w:eastAsia="vi-VN"/>
+        </w:rPr>
+        <w:t xml:space="preserve">, </w:t>
+      </w:r>
+      <w:proofErr w:type="spellStart"/>
+      <w:r>
+        <w:rPr>
+          <w:rFonts w:ascii="Times New Roman" w:hAnsi="Times New Roman" w:cs="Times New Roman"/>
+          <w:sz w:val="24"/>
+          <w:szCs w:val="24"/>
+          <w:lang w:val="vi-VN" w:eastAsia="vi-VN"/>
+        </w:rPr>
+        <w:t>Locations</w:t>
+      </w:r>
+      <w:proofErr w:type="spellEnd"/>
+      <w:r>
+        <w:rPr>
+          <w:rFonts w:ascii="Times New Roman" w:hAnsi="Times New Roman" w:cs="Times New Roman"/>
+          <w:sz w:val="24"/>
+          <w:szCs w:val="24"/>
+          <w:lang w:val="vi-VN" w:eastAsia="vi-VN"/>
+        </w:rPr>
+        <w:t xml:space="preserve"> và Dynamic Events riêng.</w:t>
       </w:r>
     </w:p>
     <w:p>
@@ -1185,7 +2712,27 @@
           <w:szCs w:val="24"/>
           <w:lang w:val="vi-VN" w:eastAsia="vi-VN"/>
         </w:rPr>
-        <w:t>Người chơi cần khoảng 3–5 Expedition để khám phá phần lớn cấu trúc ban đầu của một map.</w:t>
+        <w:t xml:space="preserve">Người chơi cần khoảng 3–5 </w:t>
+      </w:r>
+      <w:proofErr w:type="spellStart"/>
+      <w:r>
+        <w:rPr>
+          <w:rFonts w:ascii="Times New Roman" w:hAnsi="Times New Roman" w:cs="Times New Roman"/>
+          <w:sz w:val="24"/>
+          <w:szCs w:val="24"/>
+          <w:lang w:val="vi-VN" w:eastAsia="vi-VN"/>
+        </w:rPr>
+        <w:t>Expedition</w:t>
+      </w:r>
+      <w:proofErr w:type="spellEnd"/>
+      <w:r>
+        <w:rPr>
+          <w:rFonts w:ascii="Times New Roman" w:hAnsi="Times New Roman" w:cs="Times New Roman"/>
+          <w:sz w:val="24"/>
+          <w:szCs w:val="24"/>
+          <w:lang w:val="vi-VN" w:eastAsia="vi-VN"/>
+        </w:rPr>
+        <w:t xml:space="preserve"> để khám phá phần lớn cấu trúc ban đầu của một map.</w:t>
       </w:r>
     </w:p>
     <w:p>
@@ -1205,7 +2752,47 @@
           <w:szCs w:val="24"/>
           <w:lang w:val="vi-VN" w:eastAsia="vi-VN"/>
         </w:rPr>
-        <w:t>Map không reset khi Expedition kết thúc.</w:t>
+        <w:t xml:space="preserve">Map không </w:t>
+      </w:r>
+      <w:proofErr w:type="spellStart"/>
+      <w:r>
+        <w:rPr>
+          <w:rFonts w:ascii="Times New Roman" w:hAnsi="Times New Roman" w:cs="Times New Roman"/>
+          <w:sz w:val="24"/>
+          <w:szCs w:val="24"/>
+          <w:lang w:val="vi-VN" w:eastAsia="vi-VN"/>
+        </w:rPr>
+        <w:t>reset</w:t>
+      </w:r>
+      <w:proofErr w:type="spellEnd"/>
+      <w:r>
+        <w:rPr>
+          <w:rFonts w:ascii="Times New Roman" w:hAnsi="Times New Roman" w:cs="Times New Roman"/>
+          <w:sz w:val="24"/>
+          <w:szCs w:val="24"/>
+          <w:lang w:val="vi-VN" w:eastAsia="vi-VN"/>
+        </w:rPr>
+        <w:t xml:space="preserve"> khi </w:t>
+      </w:r>
+      <w:proofErr w:type="spellStart"/>
+      <w:r>
+        <w:rPr>
+          <w:rFonts w:ascii="Times New Roman" w:hAnsi="Times New Roman" w:cs="Times New Roman"/>
+          <w:sz w:val="24"/>
+          <w:szCs w:val="24"/>
+          <w:lang w:val="vi-VN" w:eastAsia="vi-VN"/>
+        </w:rPr>
+        <w:t>Expedition</w:t>
+      </w:r>
+      <w:proofErr w:type="spellEnd"/>
+      <w:r>
+        <w:rPr>
+          <w:rFonts w:ascii="Times New Roman" w:hAnsi="Times New Roman" w:cs="Times New Roman"/>
+          <w:sz w:val="24"/>
+          <w:szCs w:val="24"/>
+          <w:lang w:val="vi-VN" w:eastAsia="vi-VN"/>
+        </w:rPr>
+        <w:t xml:space="preserve"> kết thúc.</w:t>
       </w:r>
     </w:p>
     <w:p>
@@ -1225,7 +2812,67 @@
           <w:szCs w:val="24"/>
           <w:lang w:val="vi-VN" w:eastAsia="vi-VN"/>
         </w:rPr>
-        <w:t>Người chơi mở dần Deployment Points, xây dựng Outposts và phát triển mạng lưới hoạt động để tiếp cận sâu hơn vào từng map.</w:t>
+        <w:t xml:space="preserve">Người chơi mở dần </w:t>
+      </w:r>
+      <w:proofErr w:type="spellStart"/>
+      <w:r>
+        <w:rPr>
+          <w:rFonts w:ascii="Times New Roman" w:hAnsi="Times New Roman" w:cs="Times New Roman"/>
+          <w:sz w:val="24"/>
+          <w:szCs w:val="24"/>
+          <w:lang w:val="vi-VN" w:eastAsia="vi-VN"/>
+        </w:rPr>
+        <w:t>Deployment</w:t>
+      </w:r>
+      <w:proofErr w:type="spellEnd"/>
+      <w:r>
+        <w:rPr>
+          <w:rFonts w:ascii="Times New Roman" w:hAnsi="Times New Roman" w:cs="Times New Roman"/>
+          <w:sz w:val="24"/>
+          <w:szCs w:val="24"/>
+          <w:lang w:val="vi-VN" w:eastAsia="vi-VN"/>
+        </w:rPr>
+        <w:t xml:space="preserve"> </w:t>
+      </w:r>
+      <w:proofErr w:type="spellStart"/>
+      <w:r>
+        <w:rPr>
+          <w:rFonts w:ascii="Times New Roman" w:hAnsi="Times New Roman" w:cs="Times New Roman"/>
+          <w:sz w:val="24"/>
+          <w:szCs w:val="24"/>
+          <w:lang w:val="vi-VN" w:eastAsia="vi-VN"/>
+        </w:rPr>
+        <w:t>Points</w:t>
+      </w:r>
+      <w:proofErr w:type="spellEnd"/>
+      <w:r>
+        <w:rPr>
+          <w:rFonts w:ascii="Times New Roman" w:hAnsi="Times New Roman" w:cs="Times New Roman"/>
+          <w:sz w:val="24"/>
+          <w:szCs w:val="24"/>
+          <w:lang w:val="vi-VN" w:eastAsia="vi-VN"/>
+        </w:rPr>
+        <w:t xml:space="preserve">, xây dựng </w:t>
+      </w:r>
+      <w:proofErr w:type="spellStart"/>
+      <w:r>
+        <w:rPr>
+          <w:rFonts w:ascii="Times New Roman" w:hAnsi="Times New Roman" w:cs="Times New Roman"/>
+          <w:sz w:val="24"/>
+          <w:szCs w:val="24"/>
+          <w:lang w:val="vi-VN" w:eastAsia="vi-VN"/>
+        </w:rPr>
+        <w:t>Outposts</w:t>
+      </w:r>
+      <w:proofErr w:type="spellEnd"/>
+      <w:r>
+        <w:rPr>
+          <w:rFonts w:ascii="Times New Roman" w:hAnsi="Times New Roman" w:cs="Times New Roman"/>
+          <w:sz w:val="24"/>
+          <w:szCs w:val="24"/>
+          <w:lang w:val="vi-VN" w:eastAsia="vi-VN"/>
+        </w:rPr>
+        <w:t xml:space="preserve"> và phát triển mạng lưới hoạt động để tiếp cận sâu hơn vào từng map.</w:t>
       </w:r>
     </w:p>
     <w:p>
@@ -1250,7 +2897,31 @@
           <w:szCs w:val="36"/>
           <w:lang w:val="vi-VN" w:eastAsia="vi-VN"/>
         </w:rPr>
-        <w:t>7. Continuous World Time</w:t>
+        <w:t xml:space="preserve">7. </w:t>
+      </w:r>
+      <w:proofErr w:type="spellStart"/>
+      <w:r>
+        <w:rPr>
+          <w:rFonts w:ascii="Times New Roman" w:eastAsia="Times New Roman" w:hAnsi="Times New Roman" w:cs="Times New Roman"/>
+          <w:b/>
+          <w:bCs/>
+          <w:sz w:val="36"/>
+          <w:szCs w:val="36"/>
+          <w:lang w:val="vi-VN" w:eastAsia="vi-VN"/>
+        </w:rPr>
+        <w:t>Continuous</w:t>
+      </w:r>
+      <w:proofErr w:type="spellEnd"/>
+      <w:r>
+        <w:rPr>
+          <w:rFonts w:ascii="Times New Roman" w:eastAsia="Times New Roman" w:hAnsi="Times New Roman" w:cs="Times New Roman"/>
+          <w:b/>
+          <w:bCs/>
+          <w:sz w:val="36"/>
+          <w:szCs w:val="36"/>
+          <w:lang w:val="vi-VN" w:eastAsia="vi-VN"/>
+        </w:rPr>
+        <w:t xml:space="preserve"> World Time</w:t>
       </w:r>
     </w:p>
     <w:p>
@@ -1263,14 +2934,45 @@
           <w:lang w:val="vi-VN" w:eastAsia="vi-VN"/>
         </w:rPr>
       </w:pPr>
-      <w:r>
-        <w:rPr>
-          <w:rFonts w:ascii="Times New Roman" w:hAnsi="Times New Roman" w:cs="Times New Roman"/>
-          <w:sz w:val="24"/>
-          <w:szCs w:val="24"/>
-          <w:lang w:val="vi-VN" w:eastAsia="vi-VN"/>
-        </w:rPr>
-        <w:t>Worldforge sử dụng Continuous World Time.</w:t>
+      <w:proofErr w:type="spellStart"/>
+      <w:r>
+        <w:rPr>
+          <w:rFonts w:ascii="Times New Roman" w:hAnsi="Times New Roman" w:cs="Times New Roman"/>
+          <w:sz w:val="24"/>
+          <w:szCs w:val="24"/>
+          <w:lang w:val="vi-VN" w:eastAsia="vi-VN"/>
+        </w:rPr>
+        <w:t>Worldforge</w:t>
+      </w:r>
+      <w:proofErr w:type="spellEnd"/>
+      <w:r>
+        <w:rPr>
+          <w:rFonts w:ascii="Times New Roman" w:hAnsi="Times New Roman" w:cs="Times New Roman"/>
+          <w:sz w:val="24"/>
+          <w:szCs w:val="24"/>
+          <w:lang w:val="vi-VN" w:eastAsia="vi-VN"/>
+        </w:rPr>
+        <w:t xml:space="preserve"> sử dụng </w:t>
+      </w:r>
+      <w:proofErr w:type="spellStart"/>
+      <w:r>
+        <w:rPr>
+          <w:rFonts w:ascii="Times New Roman" w:hAnsi="Times New Roman" w:cs="Times New Roman"/>
+          <w:sz w:val="24"/>
+          <w:szCs w:val="24"/>
+          <w:lang w:val="vi-VN" w:eastAsia="vi-VN"/>
+        </w:rPr>
+        <w:t>Continuous</w:t>
+      </w:r>
+      <w:proofErr w:type="spellEnd"/>
+      <w:r>
+        <w:rPr>
+          <w:rFonts w:ascii="Times New Roman" w:hAnsi="Times New Roman" w:cs="Times New Roman"/>
+          <w:sz w:val="24"/>
+          <w:szCs w:val="24"/>
+          <w:lang w:val="vi-VN" w:eastAsia="vi-VN"/>
+        </w:rPr>
+        <w:t xml:space="preserve"> World Time.</w:t>
       </w:r>
     </w:p>
     <w:p>
@@ -1292,7 +2994,31 @@
           <w:szCs w:val="24"/>
           <w:lang w:val="vi-VN" w:eastAsia="vi-VN"/>
         </w:rPr>
-        <w:t>1 World Day = 45 phút real-time.</w:t>
+        <w:t xml:space="preserve">1 World Day = 45 phút </w:t>
+      </w:r>
+      <w:proofErr w:type="spellStart"/>
+      <w:r>
+        <w:rPr>
+          <w:rFonts w:ascii="Times New Roman" w:hAnsi="Times New Roman" w:cs="Times New Roman"/>
+          <w:b/>
+          <w:bCs/>
+          <w:sz w:val="24"/>
+          <w:szCs w:val="24"/>
+          <w:lang w:val="vi-VN" w:eastAsia="vi-VN"/>
+        </w:rPr>
+        <w:t>real-time</w:t>
+      </w:r>
+      <w:proofErr w:type="spellEnd"/>
+      <w:r>
+        <w:rPr>
+          <w:rFonts w:ascii="Times New Roman" w:hAnsi="Times New Roman" w:cs="Times New Roman"/>
+          <w:b/>
+          <w:bCs/>
+          <w:sz w:val="24"/>
+          <w:szCs w:val="24"/>
+          <w:lang w:val="vi-VN" w:eastAsia="vi-VN"/>
+        </w:rPr>
+        <w:t>.</w:t>
       </w:r>
     </w:p>
     <w:p>
@@ -1312,7 +3038,47 @@
           <w:szCs w:val="24"/>
           <w:lang w:val="vi-VN" w:eastAsia="vi-VN"/>
         </w:rPr>
-        <w:t>Thời gian tiếp tục vận động khi người chơi đang Expedition và khi người chơi ở Settlement.</w:t>
+        <w:t xml:space="preserve">Thời gian tiếp tục vận động khi người chơi đang </w:t>
+      </w:r>
+      <w:proofErr w:type="spellStart"/>
+      <w:r>
+        <w:rPr>
+          <w:rFonts w:ascii="Times New Roman" w:hAnsi="Times New Roman" w:cs="Times New Roman"/>
+          <w:sz w:val="24"/>
+          <w:szCs w:val="24"/>
+          <w:lang w:val="vi-VN" w:eastAsia="vi-VN"/>
+        </w:rPr>
+        <w:t>Expedition</w:t>
+      </w:r>
+      <w:proofErr w:type="spellEnd"/>
+      <w:r>
+        <w:rPr>
+          <w:rFonts w:ascii="Times New Roman" w:hAnsi="Times New Roman" w:cs="Times New Roman"/>
+          <w:sz w:val="24"/>
+          <w:szCs w:val="24"/>
+          <w:lang w:val="vi-VN" w:eastAsia="vi-VN"/>
+        </w:rPr>
+        <w:t xml:space="preserve"> và khi người chơi ở </w:t>
+      </w:r>
+      <w:proofErr w:type="spellStart"/>
+      <w:r>
+        <w:rPr>
+          <w:rFonts w:ascii="Times New Roman" w:hAnsi="Times New Roman" w:cs="Times New Roman"/>
+          <w:sz w:val="24"/>
+          <w:szCs w:val="24"/>
+          <w:lang w:val="vi-VN" w:eastAsia="vi-VN"/>
+        </w:rPr>
+        <w:t>Settlement</w:t>
+      </w:r>
+      <w:proofErr w:type="spellEnd"/>
+      <w:r>
+        <w:rPr>
+          <w:rFonts w:ascii="Times New Roman" w:hAnsi="Times New Roman" w:cs="Times New Roman"/>
+          <w:sz w:val="24"/>
+          <w:szCs w:val="24"/>
+          <w:lang w:val="vi-VN" w:eastAsia="vi-VN"/>
+        </w:rPr>
+        <w:t>.</w:t>
       </w:r>
     </w:p>
     <w:p>
@@ -1332,7 +3098,87 @@
           <w:szCs w:val="24"/>
           <w:lang w:val="vi-VN" w:eastAsia="vi-VN"/>
         </w:rPr>
-        <w:t>Chu kỳ Dawn → Day → Dusk → Night ảnh hưởng đến hoạt động sinh vật, Ecosystem, Rift Activity, tầm nhìn, Events và hành vi của các thế lực.</w:t>
+        <w:t xml:space="preserve">Chu kỳ Dawn → Day → </w:t>
+      </w:r>
+      <w:proofErr w:type="spellStart"/>
+      <w:r>
+        <w:rPr>
+          <w:rFonts w:ascii="Times New Roman" w:hAnsi="Times New Roman" w:cs="Times New Roman"/>
+          <w:sz w:val="24"/>
+          <w:szCs w:val="24"/>
+          <w:lang w:val="vi-VN" w:eastAsia="vi-VN"/>
+        </w:rPr>
+        <w:t>Dusk</w:t>
+      </w:r>
+      <w:proofErr w:type="spellEnd"/>
+      <w:r>
+        <w:rPr>
+          <w:rFonts w:ascii="Times New Roman" w:hAnsi="Times New Roman" w:cs="Times New Roman"/>
+          <w:sz w:val="24"/>
+          <w:szCs w:val="24"/>
+          <w:lang w:val="vi-VN" w:eastAsia="vi-VN"/>
+        </w:rPr>
+        <w:t xml:space="preserve"> → Night ảnh hưởng đến hoạt động sinh vật, </w:t>
+      </w:r>
+      <w:proofErr w:type="spellStart"/>
+      <w:r>
+        <w:rPr>
+          <w:rFonts w:ascii="Times New Roman" w:hAnsi="Times New Roman" w:cs="Times New Roman"/>
+          <w:sz w:val="24"/>
+          <w:szCs w:val="24"/>
+          <w:lang w:val="vi-VN" w:eastAsia="vi-VN"/>
+        </w:rPr>
+        <w:t>Ecosystem</w:t>
+      </w:r>
+      <w:proofErr w:type="spellEnd"/>
+      <w:r>
+        <w:rPr>
+          <w:rFonts w:ascii="Times New Roman" w:hAnsi="Times New Roman" w:cs="Times New Roman"/>
+          <w:sz w:val="24"/>
+          <w:szCs w:val="24"/>
+          <w:lang w:val="vi-VN" w:eastAsia="vi-VN"/>
+        </w:rPr>
+        <w:t xml:space="preserve">, </w:t>
+      </w:r>
+      <w:proofErr w:type="spellStart"/>
+      <w:r>
+        <w:rPr>
+          <w:rFonts w:ascii="Times New Roman" w:hAnsi="Times New Roman" w:cs="Times New Roman"/>
+          <w:sz w:val="24"/>
+          <w:szCs w:val="24"/>
+          <w:lang w:val="vi-VN" w:eastAsia="vi-VN"/>
+        </w:rPr>
+        <w:t>Rift</w:t>
+      </w:r>
+      <w:proofErr w:type="spellEnd"/>
+      <w:r>
+        <w:rPr>
+          <w:rFonts w:ascii="Times New Roman" w:hAnsi="Times New Roman" w:cs="Times New Roman"/>
+          <w:sz w:val="24"/>
+          <w:szCs w:val="24"/>
+          <w:lang w:val="vi-VN" w:eastAsia="vi-VN"/>
+        </w:rPr>
+        <w:t xml:space="preserve"> </w:t>
+      </w:r>
+      <w:proofErr w:type="spellStart"/>
+      <w:r>
+        <w:rPr>
+          <w:rFonts w:ascii="Times New Roman" w:hAnsi="Times New Roman" w:cs="Times New Roman"/>
+          <w:sz w:val="24"/>
+          <w:szCs w:val="24"/>
+          <w:lang w:val="vi-VN" w:eastAsia="vi-VN"/>
+        </w:rPr>
+        <w:t>Activity</w:t>
+      </w:r>
+      <w:proofErr w:type="spellEnd"/>
+      <w:r>
+        <w:rPr>
+          <w:rFonts w:ascii="Times New Roman" w:hAnsi="Times New Roman" w:cs="Times New Roman"/>
+          <w:sz w:val="24"/>
+          <w:szCs w:val="24"/>
+          <w:lang w:val="vi-VN" w:eastAsia="vi-VN"/>
+        </w:rPr>
+        <w:t>, tầm nhìn, Events và hành vi của các thế lực.</w:t>
       </w:r>
     </w:p>
     <w:p>
@@ -1352,7 +3198,7 @@
           <w:szCs w:val="24"/>
           <w:lang w:val="vi-VN" w:eastAsia="vi-VN"/>
         </w:rPr>
-        <w:t>Game không sử dụng cơ chế End Day thủ công làm nền tảng vận hành thế giới.</w:t>
+        <w:t>Người chơi có thể ngủ trên Giường để tăng thời gian khi không có sự kiện thế giới chặn nào đang hoạt động.</w:t>
       </w:r>
     </w:p>
     <w:p>
@@ -1377,7 +3223,31 @@
           <w:szCs w:val="36"/>
           <w:lang w:val="vi-VN" w:eastAsia="vi-VN"/>
         </w:rPr>
-        <w:t>8. Expedition Philosophy</w:t>
+        <w:t xml:space="preserve">8. </w:t>
+      </w:r>
+      <w:proofErr w:type="spellStart"/>
+      <w:r>
+        <w:rPr>
+          <w:rFonts w:ascii="Times New Roman" w:eastAsia="Times New Roman" w:hAnsi="Times New Roman" w:cs="Times New Roman"/>
+          <w:b/>
+          <w:bCs/>
+          <w:sz w:val="36"/>
+          <w:szCs w:val="36"/>
+          <w:lang w:val="vi-VN" w:eastAsia="vi-VN"/>
+        </w:rPr>
+        <w:t>Expedition</w:t>
+      </w:r>
+      <w:proofErr w:type="spellEnd"/>
+      <w:r>
+        <w:rPr>
+          <w:rFonts w:ascii="Times New Roman" w:eastAsia="Times New Roman" w:hAnsi="Times New Roman" w:cs="Times New Roman"/>
+          <w:b/>
+          <w:bCs/>
+          <w:sz w:val="36"/>
+          <w:szCs w:val="36"/>
+          <w:lang w:val="vi-VN" w:eastAsia="vi-VN"/>
+        </w:rPr>
+        <w:t xml:space="preserve"> Philosophy</w:t>
       </w:r>
     </w:p>
     <w:p>
@@ -1397,7 +3267,47 @@
           <w:szCs w:val="24"/>
           <w:lang w:val="vi-VN" w:eastAsia="vi-VN"/>
         </w:rPr>
-        <w:t>Người chơi lựa chọn Map và Deployment Point trước khi bắt đầu Expedition.</w:t>
+        <w:t xml:space="preserve">Người chơi lựa chọn Map và </w:t>
+      </w:r>
+      <w:proofErr w:type="spellStart"/>
+      <w:r>
+        <w:rPr>
+          <w:rFonts w:ascii="Times New Roman" w:hAnsi="Times New Roman" w:cs="Times New Roman"/>
+          <w:sz w:val="24"/>
+          <w:szCs w:val="24"/>
+          <w:lang w:val="vi-VN" w:eastAsia="vi-VN"/>
+        </w:rPr>
+        <w:t>Deployment</w:t>
+      </w:r>
+      <w:proofErr w:type="spellEnd"/>
+      <w:r>
+        <w:rPr>
+          <w:rFonts w:ascii="Times New Roman" w:hAnsi="Times New Roman" w:cs="Times New Roman"/>
+          <w:sz w:val="24"/>
+          <w:szCs w:val="24"/>
+          <w:lang w:val="vi-VN" w:eastAsia="vi-VN"/>
+        </w:rPr>
+        <w:t xml:space="preserve"> Point trước khi bắt đầu </w:t>
+      </w:r>
+      <w:proofErr w:type="spellStart"/>
+      <w:r>
+        <w:rPr>
+          <w:rFonts w:ascii="Times New Roman" w:hAnsi="Times New Roman" w:cs="Times New Roman"/>
+          <w:sz w:val="24"/>
+          <w:szCs w:val="24"/>
+          <w:lang w:val="vi-VN" w:eastAsia="vi-VN"/>
+        </w:rPr>
+        <w:t>Expedition</w:t>
+      </w:r>
+      <w:proofErr w:type="spellEnd"/>
+      <w:r>
+        <w:rPr>
+          <w:rFonts w:ascii="Times New Roman" w:hAnsi="Times New Roman" w:cs="Times New Roman"/>
+          <w:sz w:val="24"/>
+          <w:szCs w:val="24"/>
+          <w:lang w:val="vi-VN" w:eastAsia="vi-VN"/>
+        </w:rPr>
+        <w:t>.</w:t>
       </w:r>
     </w:p>
     <w:p>
@@ -1417,7 +3327,27 @@
           <w:szCs w:val="24"/>
           <w:lang w:val="vi-VN" w:eastAsia="vi-VN"/>
         </w:rPr>
-        <w:t>Người chơi có thể ở ngoài thế giới trong nhiều World Days.</w:t>
+        <w:t xml:space="preserve">Người chơi có thể ở ngoài thế giới trong nhiều World </w:t>
+      </w:r>
+      <w:proofErr w:type="spellStart"/>
+      <w:r>
+        <w:rPr>
+          <w:rFonts w:ascii="Times New Roman" w:hAnsi="Times New Roman" w:cs="Times New Roman"/>
+          <w:sz w:val="24"/>
+          <w:szCs w:val="24"/>
+          <w:lang w:val="vi-VN" w:eastAsia="vi-VN"/>
+        </w:rPr>
+        <w:t>Days</w:t>
+      </w:r>
+      <w:proofErr w:type="spellEnd"/>
+      <w:r>
+        <w:rPr>
+          <w:rFonts w:ascii="Times New Roman" w:hAnsi="Times New Roman" w:cs="Times New Roman"/>
+          <w:sz w:val="24"/>
+          <w:szCs w:val="24"/>
+          <w:lang w:val="vi-VN" w:eastAsia="vi-VN"/>
+        </w:rPr>
+        <w:t>.</w:t>
       </w:r>
     </w:p>
     <w:p>
@@ -1437,7 +3367,47 @@
           <w:szCs w:val="24"/>
           <w:lang w:val="vi-VN" w:eastAsia="vi-VN"/>
         </w:rPr>
-        <w:t>Không tồn tại timer cưỡng chế người chơi trở về Settlement.</w:t>
+        <w:t xml:space="preserve">Không tồn tại </w:t>
+      </w:r>
+      <w:proofErr w:type="spellStart"/>
+      <w:r>
+        <w:rPr>
+          <w:rFonts w:ascii="Times New Roman" w:hAnsi="Times New Roman" w:cs="Times New Roman"/>
+          <w:sz w:val="24"/>
+          <w:szCs w:val="24"/>
+          <w:lang w:val="vi-VN" w:eastAsia="vi-VN"/>
+        </w:rPr>
+        <w:t>timer</w:t>
+      </w:r>
+      <w:proofErr w:type="spellEnd"/>
+      <w:r>
+        <w:rPr>
+          <w:rFonts w:ascii="Times New Roman" w:hAnsi="Times New Roman" w:cs="Times New Roman"/>
+          <w:sz w:val="24"/>
+          <w:szCs w:val="24"/>
+          <w:lang w:val="vi-VN" w:eastAsia="vi-VN"/>
+        </w:rPr>
+        <w:t xml:space="preserve"> cưỡng chế người chơi trở về </w:t>
+      </w:r>
+      <w:proofErr w:type="spellStart"/>
+      <w:r>
+        <w:rPr>
+          <w:rFonts w:ascii="Times New Roman" w:hAnsi="Times New Roman" w:cs="Times New Roman"/>
+          <w:sz w:val="24"/>
+          <w:szCs w:val="24"/>
+          <w:lang w:val="vi-VN" w:eastAsia="vi-VN"/>
+        </w:rPr>
+        <w:t>Settlement</w:t>
+      </w:r>
+      <w:proofErr w:type="spellEnd"/>
+      <w:r>
+        <w:rPr>
+          <w:rFonts w:ascii="Times New Roman" w:hAnsi="Times New Roman" w:cs="Times New Roman"/>
+          <w:sz w:val="24"/>
+          <w:szCs w:val="24"/>
+          <w:lang w:val="vi-VN" w:eastAsia="vi-VN"/>
+        </w:rPr>
+        <w:t>.</w:t>
       </w:r>
     </w:p>
     <w:p>
@@ -1457,7 +3427,187 @@
           <w:szCs w:val="24"/>
           <w:lang w:val="vi-VN" w:eastAsia="vi-VN"/>
         </w:rPr>
-        <w:t>Áp lực Expedition đến từ Supplies, Companion Condition, Inventory Capacity, Expedition Exposure, Dynamic Events, thay đổi World State và nguy cơ Settlement gặp sự cố khi người chơi vắng mặt.</w:t>
+        <w:t xml:space="preserve">Áp lực </w:t>
+      </w:r>
+      <w:proofErr w:type="spellStart"/>
+      <w:r>
+        <w:rPr>
+          <w:rFonts w:ascii="Times New Roman" w:hAnsi="Times New Roman" w:cs="Times New Roman"/>
+          <w:sz w:val="24"/>
+          <w:szCs w:val="24"/>
+          <w:lang w:val="vi-VN" w:eastAsia="vi-VN"/>
+        </w:rPr>
+        <w:t>Expedition</w:t>
+      </w:r>
+      <w:proofErr w:type="spellEnd"/>
+      <w:r>
+        <w:rPr>
+          <w:rFonts w:ascii="Times New Roman" w:hAnsi="Times New Roman" w:cs="Times New Roman"/>
+          <w:sz w:val="24"/>
+          <w:szCs w:val="24"/>
+          <w:lang w:val="vi-VN" w:eastAsia="vi-VN"/>
+        </w:rPr>
+        <w:t xml:space="preserve"> đến từ </w:t>
+      </w:r>
+      <w:proofErr w:type="spellStart"/>
+      <w:r>
+        <w:rPr>
+          <w:rFonts w:ascii="Times New Roman" w:hAnsi="Times New Roman" w:cs="Times New Roman"/>
+          <w:sz w:val="24"/>
+          <w:szCs w:val="24"/>
+          <w:lang w:val="vi-VN" w:eastAsia="vi-VN"/>
+        </w:rPr>
+        <w:t>Supplies</w:t>
+      </w:r>
+      <w:proofErr w:type="spellEnd"/>
+      <w:r>
+        <w:rPr>
+          <w:rFonts w:ascii="Times New Roman" w:hAnsi="Times New Roman" w:cs="Times New Roman"/>
+          <w:sz w:val="24"/>
+          <w:szCs w:val="24"/>
+          <w:lang w:val="vi-VN" w:eastAsia="vi-VN"/>
+        </w:rPr>
+        <w:t xml:space="preserve">, </w:t>
+      </w:r>
+      <w:proofErr w:type="spellStart"/>
+      <w:r>
+        <w:rPr>
+          <w:rFonts w:ascii="Times New Roman" w:hAnsi="Times New Roman" w:cs="Times New Roman"/>
+          <w:sz w:val="24"/>
+          <w:szCs w:val="24"/>
+          <w:lang w:val="vi-VN" w:eastAsia="vi-VN"/>
+        </w:rPr>
+        <w:t>Companion</w:t>
+      </w:r>
+      <w:proofErr w:type="spellEnd"/>
+      <w:r>
+        <w:rPr>
+          <w:rFonts w:ascii="Times New Roman" w:hAnsi="Times New Roman" w:cs="Times New Roman"/>
+          <w:sz w:val="24"/>
+          <w:szCs w:val="24"/>
+          <w:lang w:val="vi-VN" w:eastAsia="vi-VN"/>
+        </w:rPr>
+        <w:t xml:space="preserve"> </w:t>
+      </w:r>
+      <w:proofErr w:type="spellStart"/>
+      <w:r>
+        <w:rPr>
+          <w:rFonts w:ascii="Times New Roman" w:hAnsi="Times New Roman" w:cs="Times New Roman"/>
+          <w:sz w:val="24"/>
+          <w:szCs w:val="24"/>
+          <w:lang w:val="vi-VN" w:eastAsia="vi-VN"/>
+        </w:rPr>
+        <w:t>Condition</w:t>
+      </w:r>
+      <w:proofErr w:type="spellEnd"/>
+      <w:r>
+        <w:rPr>
+          <w:rFonts w:ascii="Times New Roman" w:hAnsi="Times New Roman" w:cs="Times New Roman"/>
+          <w:sz w:val="24"/>
+          <w:szCs w:val="24"/>
+          <w:lang w:val="vi-VN" w:eastAsia="vi-VN"/>
+        </w:rPr>
+        <w:t xml:space="preserve">, </w:t>
+      </w:r>
+      <w:proofErr w:type="spellStart"/>
+      <w:r>
+        <w:rPr>
+          <w:rFonts w:ascii="Times New Roman" w:hAnsi="Times New Roman" w:cs="Times New Roman"/>
+          <w:sz w:val="24"/>
+          <w:szCs w:val="24"/>
+          <w:lang w:val="vi-VN" w:eastAsia="vi-VN"/>
+        </w:rPr>
+        <w:t>Inventory</w:t>
+      </w:r>
+      <w:proofErr w:type="spellEnd"/>
+      <w:r>
+        <w:rPr>
+          <w:rFonts w:ascii="Times New Roman" w:hAnsi="Times New Roman" w:cs="Times New Roman"/>
+          <w:sz w:val="24"/>
+          <w:szCs w:val="24"/>
+          <w:lang w:val="vi-VN" w:eastAsia="vi-VN"/>
+        </w:rPr>
+        <w:t xml:space="preserve"> </w:t>
+      </w:r>
+      <w:proofErr w:type="spellStart"/>
+      <w:r>
+        <w:rPr>
+          <w:rFonts w:ascii="Times New Roman" w:hAnsi="Times New Roman" w:cs="Times New Roman"/>
+          <w:sz w:val="24"/>
+          <w:szCs w:val="24"/>
+          <w:lang w:val="vi-VN" w:eastAsia="vi-VN"/>
+        </w:rPr>
+        <w:t>Capacity</w:t>
+      </w:r>
+      <w:proofErr w:type="spellEnd"/>
+      <w:r>
+        <w:rPr>
+          <w:rFonts w:ascii="Times New Roman" w:hAnsi="Times New Roman" w:cs="Times New Roman"/>
+          <w:sz w:val="24"/>
+          <w:szCs w:val="24"/>
+          <w:lang w:val="vi-VN" w:eastAsia="vi-VN"/>
+        </w:rPr>
+        <w:t xml:space="preserve">, </w:t>
+      </w:r>
+      <w:proofErr w:type="spellStart"/>
+      <w:r>
+        <w:rPr>
+          <w:rFonts w:ascii="Times New Roman" w:hAnsi="Times New Roman" w:cs="Times New Roman"/>
+          <w:sz w:val="24"/>
+          <w:szCs w:val="24"/>
+          <w:lang w:val="vi-VN" w:eastAsia="vi-VN"/>
+        </w:rPr>
+        <w:t>Expedition</w:t>
+      </w:r>
+      <w:proofErr w:type="spellEnd"/>
+      <w:r>
+        <w:rPr>
+          <w:rFonts w:ascii="Times New Roman" w:hAnsi="Times New Roman" w:cs="Times New Roman"/>
+          <w:sz w:val="24"/>
+          <w:szCs w:val="24"/>
+          <w:lang w:val="vi-VN" w:eastAsia="vi-VN"/>
+        </w:rPr>
+        <w:t xml:space="preserve"> </w:t>
+      </w:r>
+      <w:proofErr w:type="spellStart"/>
+      <w:r>
+        <w:rPr>
+          <w:rFonts w:ascii="Times New Roman" w:hAnsi="Times New Roman" w:cs="Times New Roman"/>
+          <w:sz w:val="24"/>
+          <w:szCs w:val="24"/>
+          <w:lang w:val="vi-VN" w:eastAsia="vi-VN"/>
+        </w:rPr>
+        <w:t>Exposure</w:t>
+      </w:r>
+      <w:proofErr w:type="spellEnd"/>
+      <w:r>
+        <w:rPr>
+          <w:rFonts w:ascii="Times New Roman" w:hAnsi="Times New Roman" w:cs="Times New Roman"/>
+          <w:sz w:val="24"/>
+          <w:szCs w:val="24"/>
+          <w:lang w:val="vi-VN" w:eastAsia="vi-VN"/>
+        </w:rPr>
+        <w:t xml:space="preserve">, Dynamic Events, thay đổi World State và nguy cơ </w:t>
+      </w:r>
+      <w:proofErr w:type="spellStart"/>
+      <w:r>
+        <w:rPr>
+          <w:rFonts w:ascii="Times New Roman" w:hAnsi="Times New Roman" w:cs="Times New Roman"/>
+          <w:sz w:val="24"/>
+          <w:szCs w:val="24"/>
+          <w:lang w:val="vi-VN" w:eastAsia="vi-VN"/>
+        </w:rPr>
+        <w:t>Settlement</w:t>
+      </w:r>
+      <w:proofErr w:type="spellEnd"/>
+      <w:r>
+        <w:rPr>
+          <w:rFonts w:ascii="Times New Roman" w:hAnsi="Times New Roman" w:cs="Times New Roman"/>
+          <w:sz w:val="24"/>
+          <w:szCs w:val="24"/>
+          <w:lang w:val="vi-VN" w:eastAsia="vi-VN"/>
+        </w:rPr>
+        <w:t xml:space="preserve"> gặp sự cố khi người chơi vắng mặt.</w:t>
       </w:r>
     </w:p>
     <w:p>
@@ -1499,7 +3649,31 @@
           <w:szCs w:val="24"/>
           <w:lang w:val="vi-VN" w:eastAsia="vi-VN"/>
         </w:rPr>
-        <w:t>Tiếp tục Expedition hay quay về?</w:t>
+        <w:t xml:space="preserve">Tiếp tục </w:t>
+      </w:r>
+      <w:proofErr w:type="spellStart"/>
+      <w:r>
+        <w:rPr>
+          <w:rFonts w:ascii="Times New Roman" w:hAnsi="Times New Roman" w:cs="Times New Roman"/>
+          <w:b/>
+          <w:bCs/>
+          <w:sz w:val="24"/>
+          <w:szCs w:val="24"/>
+          <w:lang w:val="vi-VN" w:eastAsia="vi-VN"/>
+        </w:rPr>
+        <w:t>Expedition</w:t>
+      </w:r>
+      <w:proofErr w:type="spellEnd"/>
+      <w:r>
+        <w:rPr>
+          <w:rFonts w:ascii="Times New Roman" w:hAnsi="Times New Roman" w:cs="Times New Roman"/>
+          <w:b/>
+          <w:bCs/>
+          <w:sz w:val="24"/>
+          <w:szCs w:val="24"/>
+          <w:lang w:val="vi-VN" w:eastAsia="vi-VN"/>
+        </w:rPr>
+        <w:t xml:space="preserve"> hay quay về?</w:t>
       </w:r>
     </w:p>
     <w:p>
@@ -1524,8 +3698,45 @@
           <w:szCs w:val="36"/>
           <w:lang w:val="vi-VN" w:eastAsia="vi-VN"/>
         </w:rPr>
-        <w:t>9. Expedition Supplies</w:t>
-      </w:r>
+        <w:t xml:space="preserve">9. </w:t>
+      </w:r>
+      <w:proofErr w:type="spellStart"/>
+      <w:r>
+        <w:rPr>
+          <w:rFonts w:ascii="Times New Roman" w:eastAsia="Times New Roman" w:hAnsi="Times New Roman" w:cs="Times New Roman"/>
+          <w:b/>
+          <w:bCs/>
+          <w:sz w:val="36"/>
+          <w:szCs w:val="36"/>
+          <w:lang w:val="vi-VN" w:eastAsia="vi-VN"/>
+        </w:rPr>
+        <w:t>Expedition</w:t>
+      </w:r>
+      <w:proofErr w:type="spellEnd"/>
+      <w:r>
+        <w:rPr>
+          <w:rFonts w:ascii="Times New Roman" w:eastAsia="Times New Roman" w:hAnsi="Times New Roman" w:cs="Times New Roman"/>
+          <w:b/>
+          <w:bCs/>
+          <w:sz w:val="36"/>
+          <w:szCs w:val="36"/>
+          <w:lang w:val="vi-VN" w:eastAsia="vi-VN"/>
+        </w:rPr>
+        <w:t xml:space="preserve"> </w:t>
+      </w:r>
+      <w:proofErr w:type="spellStart"/>
+      <w:r>
+        <w:rPr>
+          <w:rFonts w:ascii="Times New Roman" w:eastAsia="Times New Roman" w:hAnsi="Times New Roman" w:cs="Times New Roman"/>
+          <w:b/>
+          <w:bCs/>
+          <w:sz w:val="36"/>
+          <w:szCs w:val="36"/>
+          <w:lang w:val="vi-VN" w:eastAsia="vi-VN"/>
+        </w:rPr>
+        <w:t>Supplies</w:t>
+      </w:r>
+      <w:proofErr w:type="spellEnd"/>
     </w:p>
     <w:p>
       <w:pPr>
@@ -1537,14 +3748,65 @@
           <w:lang w:val="vi-VN" w:eastAsia="vi-VN"/>
         </w:rPr>
       </w:pPr>
-      <w:r>
-        <w:rPr>
-          <w:rFonts w:ascii="Times New Roman" w:hAnsi="Times New Roman" w:cs="Times New Roman"/>
-          <w:sz w:val="24"/>
-          <w:szCs w:val="24"/>
-          <w:lang w:val="vi-VN" w:eastAsia="vi-VN"/>
-        </w:rPr>
-        <w:t>Worldforge không sử dụng Hunger/Thirst Meter truyền thống làm gameplay trọng tâm.</w:t>
+      <w:proofErr w:type="spellStart"/>
+      <w:r>
+        <w:rPr>
+          <w:rFonts w:ascii="Times New Roman" w:hAnsi="Times New Roman" w:cs="Times New Roman"/>
+          <w:sz w:val="24"/>
+          <w:szCs w:val="24"/>
+          <w:lang w:val="vi-VN" w:eastAsia="vi-VN"/>
+        </w:rPr>
+        <w:t>Worldforge</w:t>
+      </w:r>
+      <w:proofErr w:type="spellEnd"/>
+      <w:r>
+        <w:rPr>
+          <w:rFonts w:ascii="Times New Roman" w:hAnsi="Times New Roman" w:cs="Times New Roman"/>
+          <w:sz w:val="24"/>
+          <w:szCs w:val="24"/>
+          <w:lang w:val="vi-VN" w:eastAsia="vi-VN"/>
+        </w:rPr>
+        <w:t xml:space="preserve"> không sử dụng Hunger/</w:t>
+      </w:r>
+      <w:proofErr w:type="spellStart"/>
+      <w:r>
+        <w:rPr>
+          <w:rFonts w:ascii="Times New Roman" w:hAnsi="Times New Roman" w:cs="Times New Roman"/>
+          <w:sz w:val="24"/>
+          <w:szCs w:val="24"/>
+          <w:lang w:val="vi-VN" w:eastAsia="vi-VN"/>
+        </w:rPr>
+        <w:t>Thirst</w:t>
+      </w:r>
+      <w:proofErr w:type="spellEnd"/>
+      <w:r>
+        <w:rPr>
+          <w:rFonts w:ascii="Times New Roman" w:hAnsi="Times New Roman" w:cs="Times New Roman"/>
+          <w:sz w:val="24"/>
+          <w:szCs w:val="24"/>
+          <w:lang w:val="vi-VN" w:eastAsia="vi-VN"/>
+        </w:rPr>
+        <w:t xml:space="preserve"> Meter truyền thống làm </w:t>
+      </w:r>
+      <w:proofErr w:type="spellStart"/>
+      <w:r>
+        <w:rPr>
+          <w:rFonts w:ascii="Times New Roman" w:hAnsi="Times New Roman" w:cs="Times New Roman"/>
+          <w:sz w:val="24"/>
+          <w:szCs w:val="24"/>
+          <w:lang w:val="vi-VN" w:eastAsia="vi-VN"/>
+        </w:rPr>
+        <w:t>gameplay</w:t>
+      </w:r>
+      <w:proofErr w:type="spellEnd"/>
+      <w:r>
+        <w:rPr>
+          <w:rFonts w:ascii="Times New Roman" w:hAnsi="Times New Roman" w:cs="Times New Roman"/>
+          <w:sz w:val="24"/>
+          <w:szCs w:val="24"/>
+          <w:lang w:val="vi-VN" w:eastAsia="vi-VN"/>
+        </w:rPr>
+        <w:t xml:space="preserve"> trọng tâm.</w:t>
       </w:r>
     </w:p>
     <w:p>
@@ -1557,14 +3819,45 @@
           <w:lang w:val="vi-VN" w:eastAsia="vi-VN"/>
         </w:rPr>
       </w:pPr>
-      <w:r>
-        <w:rPr>
-          <w:rFonts w:ascii="Times New Roman" w:hAnsi="Times New Roman" w:cs="Times New Roman"/>
-          <w:sz w:val="24"/>
-          <w:szCs w:val="24"/>
-          <w:lang w:val="vi-VN" w:eastAsia="vi-VN"/>
-        </w:rPr>
-        <w:t>Expedition sử dụng hệ thống Supplies ở cấp độ chiến thuật.</w:t>
+      <w:proofErr w:type="spellStart"/>
+      <w:r>
+        <w:rPr>
+          <w:rFonts w:ascii="Times New Roman" w:hAnsi="Times New Roman" w:cs="Times New Roman"/>
+          <w:sz w:val="24"/>
+          <w:szCs w:val="24"/>
+          <w:lang w:val="vi-VN" w:eastAsia="vi-VN"/>
+        </w:rPr>
+        <w:t>Expedition</w:t>
+      </w:r>
+      <w:proofErr w:type="spellEnd"/>
+      <w:r>
+        <w:rPr>
+          <w:rFonts w:ascii="Times New Roman" w:hAnsi="Times New Roman" w:cs="Times New Roman"/>
+          <w:sz w:val="24"/>
+          <w:szCs w:val="24"/>
+          <w:lang w:val="vi-VN" w:eastAsia="vi-VN"/>
+        </w:rPr>
+        <w:t xml:space="preserve"> sử dụng hệ thống </w:t>
+      </w:r>
+      <w:proofErr w:type="spellStart"/>
+      <w:r>
+        <w:rPr>
+          <w:rFonts w:ascii="Times New Roman" w:hAnsi="Times New Roman" w:cs="Times New Roman"/>
+          <w:sz w:val="24"/>
+          <w:szCs w:val="24"/>
+          <w:lang w:val="vi-VN" w:eastAsia="vi-VN"/>
+        </w:rPr>
+        <w:t>Supplies</w:t>
+      </w:r>
+      <w:proofErr w:type="spellEnd"/>
+      <w:r>
+        <w:rPr>
+          <w:rFonts w:ascii="Times New Roman" w:hAnsi="Times New Roman" w:cs="Times New Roman"/>
+          <w:sz w:val="24"/>
+          <w:szCs w:val="24"/>
+          <w:lang w:val="vi-VN" w:eastAsia="vi-VN"/>
+        </w:rPr>
+        <w:t xml:space="preserve"> ở cấp độ chiến thuật.</w:t>
       </w:r>
     </w:p>
     <w:p>
@@ -1584,7 +3877,107 @@
           <w:szCs w:val="24"/>
           <w:lang w:val="vi-VN" w:eastAsia="vi-VN"/>
         </w:rPr>
-        <w:t>Food, Water, Medical Supplies và các vật tư cần thiết ảnh hưởng đến khả năng hoạt động lâu dài của Expedition Team.</w:t>
+        <w:t xml:space="preserve">Food, </w:t>
+      </w:r>
+      <w:proofErr w:type="spellStart"/>
+      <w:r>
+        <w:rPr>
+          <w:rFonts w:ascii="Times New Roman" w:hAnsi="Times New Roman" w:cs="Times New Roman"/>
+          <w:sz w:val="24"/>
+          <w:szCs w:val="24"/>
+          <w:lang w:val="vi-VN" w:eastAsia="vi-VN"/>
+        </w:rPr>
+        <w:t>Water</w:t>
+      </w:r>
+      <w:proofErr w:type="spellEnd"/>
+      <w:r>
+        <w:rPr>
+          <w:rFonts w:ascii="Times New Roman" w:hAnsi="Times New Roman" w:cs="Times New Roman"/>
+          <w:sz w:val="24"/>
+          <w:szCs w:val="24"/>
+          <w:lang w:val="vi-VN" w:eastAsia="vi-VN"/>
+        </w:rPr>
+        <w:t xml:space="preserve">, </w:t>
+      </w:r>
+      <w:proofErr w:type="spellStart"/>
+      <w:r>
+        <w:rPr>
+          <w:rFonts w:ascii="Times New Roman" w:hAnsi="Times New Roman" w:cs="Times New Roman"/>
+          <w:sz w:val="24"/>
+          <w:szCs w:val="24"/>
+          <w:lang w:val="vi-VN" w:eastAsia="vi-VN"/>
+        </w:rPr>
+        <w:t>Medical</w:t>
+      </w:r>
+      <w:proofErr w:type="spellEnd"/>
+      <w:r>
+        <w:rPr>
+          <w:rFonts w:ascii="Times New Roman" w:hAnsi="Times New Roman" w:cs="Times New Roman"/>
+          <w:sz w:val="24"/>
+          <w:szCs w:val="24"/>
+          <w:lang w:val="vi-VN" w:eastAsia="vi-VN"/>
+        </w:rPr>
+        <w:t xml:space="preserve"> </w:t>
+      </w:r>
+      <w:proofErr w:type="spellStart"/>
+      <w:r>
+        <w:rPr>
+          <w:rFonts w:ascii="Times New Roman" w:hAnsi="Times New Roman" w:cs="Times New Roman"/>
+          <w:sz w:val="24"/>
+          <w:szCs w:val="24"/>
+          <w:lang w:val="vi-VN" w:eastAsia="vi-VN"/>
+        </w:rPr>
+        <w:t>Supplies</w:t>
+      </w:r>
+      <w:proofErr w:type="spellEnd"/>
+      <w:r>
+        <w:rPr>
+          <w:rFonts w:ascii="Times New Roman" w:hAnsi="Times New Roman" w:cs="Times New Roman"/>
+          <w:sz w:val="24"/>
+          <w:szCs w:val="24"/>
+          <w:lang w:val="vi-VN" w:eastAsia="vi-VN"/>
+        </w:rPr>
+        <w:t xml:space="preserve"> và các vật tư cần thiết ảnh hưởng đến khả năng hoạt động lâu dài của </w:t>
+      </w:r>
+      <w:proofErr w:type="spellStart"/>
+      <w:r>
+        <w:rPr>
+          <w:rFonts w:ascii="Times New Roman" w:hAnsi="Times New Roman" w:cs="Times New Roman"/>
+          <w:sz w:val="24"/>
+          <w:szCs w:val="24"/>
+          <w:lang w:val="vi-VN" w:eastAsia="vi-VN"/>
+        </w:rPr>
+        <w:t>Expedition</w:t>
+      </w:r>
+      <w:proofErr w:type="spellEnd"/>
+      <w:r>
+        <w:rPr>
+          <w:rFonts w:ascii="Times New Roman" w:hAnsi="Times New Roman" w:cs="Times New Roman"/>
+          <w:sz w:val="24"/>
+          <w:szCs w:val="24"/>
+          <w:lang w:val="vi-VN" w:eastAsia="vi-VN"/>
+        </w:rPr>
+        <w:t xml:space="preserve"> </w:t>
+      </w:r>
+      <w:proofErr w:type="spellStart"/>
+      <w:r>
+        <w:rPr>
+          <w:rFonts w:ascii="Times New Roman" w:hAnsi="Times New Roman" w:cs="Times New Roman"/>
+          <w:sz w:val="24"/>
+          <w:szCs w:val="24"/>
+          <w:lang w:val="vi-VN" w:eastAsia="vi-VN"/>
+        </w:rPr>
+        <w:t>Team</w:t>
+      </w:r>
+      <w:proofErr w:type="spellEnd"/>
+      <w:r>
+        <w:rPr>
+          <w:rFonts w:ascii="Times New Roman" w:hAnsi="Times New Roman" w:cs="Times New Roman"/>
+          <w:sz w:val="24"/>
+          <w:szCs w:val="24"/>
+          <w:lang w:val="vi-VN" w:eastAsia="vi-VN"/>
+        </w:rPr>
+        <w:t>.</w:t>
       </w:r>
     </w:p>
     <w:p>
@@ -1604,7 +3997,67 @@
           <w:szCs w:val="24"/>
           <w:lang w:val="vi-VN" w:eastAsia="vi-VN"/>
         </w:rPr>
-        <w:t>Mang nhiều Supplies cho phép người chơi hoạt động lâu hơn nhưng chiếm Carry Capacity và giảm khả năng vận chuyển Loot.</w:t>
+        <w:t xml:space="preserve">Mang nhiều </w:t>
+      </w:r>
+      <w:proofErr w:type="spellStart"/>
+      <w:r>
+        <w:rPr>
+          <w:rFonts w:ascii="Times New Roman" w:hAnsi="Times New Roman" w:cs="Times New Roman"/>
+          <w:sz w:val="24"/>
+          <w:szCs w:val="24"/>
+          <w:lang w:val="vi-VN" w:eastAsia="vi-VN"/>
+        </w:rPr>
+        <w:t>Supplies</w:t>
+      </w:r>
+      <w:proofErr w:type="spellEnd"/>
+      <w:r>
+        <w:rPr>
+          <w:rFonts w:ascii="Times New Roman" w:hAnsi="Times New Roman" w:cs="Times New Roman"/>
+          <w:sz w:val="24"/>
+          <w:szCs w:val="24"/>
+          <w:lang w:val="vi-VN" w:eastAsia="vi-VN"/>
+        </w:rPr>
+        <w:t xml:space="preserve"> cho phép người chơi hoạt động lâu hơn nhưng chiếm Carry </w:t>
+      </w:r>
+      <w:proofErr w:type="spellStart"/>
+      <w:r>
+        <w:rPr>
+          <w:rFonts w:ascii="Times New Roman" w:hAnsi="Times New Roman" w:cs="Times New Roman"/>
+          <w:sz w:val="24"/>
+          <w:szCs w:val="24"/>
+          <w:lang w:val="vi-VN" w:eastAsia="vi-VN"/>
+        </w:rPr>
+        <w:t>Capacity</w:t>
+      </w:r>
+      <w:proofErr w:type="spellEnd"/>
+      <w:r>
+        <w:rPr>
+          <w:rFonts w:ascii="Times New Roman" w:hAnsi="Times New Roman" w:cs="Times New Roman"/>
+          <w:sz w:val="24"/>
+          <w:szCs w:val="24"/>
+          <w:lang w:val="vi-VN" w:eastAsia="vi-VN"/>
+        </w:rPr>
+        <w:t xml:space="preserve"> và giảm khả năng vận chuyển </w:t>
+      </w:r>
+      <w:proofErr w:type="spellStart"/>
+      <w:r>
+        <w:rPr>
+          <w:rFonts w:ascii="Times New Roman" w:hAnsi="Times New Roman" w:cs="Times New Roman"/>
+          <w:sz w:val="24"/>
+          <w:szCs w:val="24"/>
+          <w:lang w:val="vi-VN" w:eastAsia="vi-VN"/>
+        </w:rPr>
+        <w:t>Loot</w:t>
+      </w:r>
+      <w:proofErr w:type="spellEnd"/>
+      <w:r>
+        <w:rPr>
+          <w:rFonts w:ascii="Times New Roman" w:hAnsi="Times New Roman" w:cs="Times New Roman"/>
+          <w:sz w:val="24"/>
+          <w:szCs w:val="24"/>
+          <w:lang w:val="vi-VN" w:eastAsia="vi-VN"/>
+        </w:rPr>
+        <w:t>.</w:t>
       </w:r>
     </w:p>
     <w:p>
@@ -1629,8 +4082,69 @@
           <w:szCs w:val="36"/>
           <w:lang w:val="vi-VN" w:eastAsia="vi-VN"/>
         </w:rPr>
-        <w:t>10. Colony Management Role</w:t>
-      </w:r>
+        <w:t xml:space="preserve">10. </w:t>
+      </w:r>
+      <w:proofErr w:type="spellStart"/>
+      <w:r>
+        <w:rPr>
+          <w:rFonts w:ascii="Times New Roman" w:eastAsia="Times New Roman" w:hAnsi="Times New Roman" w:cs="Times New Roman"/>
+          <w:b/>
+          <w:bCs/>
+          <w:sz w:val="36"/>
+          <w:szCs w:val="36"/>
+          <w:lang w:val="vi-VN" w:eastAsia="vi-VN"/>
+        </w:rPr>
+        <w:t>Colony</w:t>
+      </w:r>
+      <w:proofErr w:type="spellEnd"/>
+      <w:r>
+        <w:rPr>
+          <w:rFonts w:ascii="Times New Roman" w:eastAsia="Times New Roman" w:hAnsi="Times New Roman" w:cs="Times New Roman"/>
+          <w:b/>
+          <w:bCs/>
+          <w:sz w:val="36"/>
+          <w:szCs w:val="36"/>
+          <w:lang w:val="vi-VN" w:eastAsia="vi-VN"/>
+        </w:rPr>
+        <w:t xml:space="preserve"> </w:t>
+      </w:r>
+      <w:proofErr w:type="spellStart"/>
+      <w:r>
+        <w:rPr>
+          <w:rFonts w:ascii="Times New Roman" w:eastAsia="Times New Roman" w:hAnsi="Times New Roman" w:cs="Times New Roman"/>
+          <w:b/>
+          <w:bCs/>
+          <w:sz w:val="36"/>
+          <w:szCs w:val="36"/>
+          <w:lang w:val="vi-VN" w:eastAsia="vi-VN"/>
+        </w:rPr>
+        <w:t>Management</w:t>
+      </w:r>
+      <w:proofErr w:type="spellEnd"/>
+      <w:r>
+        <w:rPr>
+          <w:rFonts w:ascii="Times New Roman" w:eastAsia="Times New Roman" w:hAnsi="Times New Roman" w:cs="Times New Roman"/>
+          <w:b/>
+          <w:bCs/>
+          <w:sz w:val="36"/>
+          <w:szCs w:val="36"/>
+          <w:lang w:val="vi-VN" w:eastAsia="vi-VN"/>
+        </w:rPr>
+        <w:t xml:space="preserve"> </w:t>
+      </w:r>
+      <w:proofErr w:type="spellStart"/>
+      <w:r>
+        <w:rPr>
+          <w:rFonts w:ascii="Times New Roman" w:eastAsia="Times New Roman" w:hAnsi="Times New Roman" w:cs="Times New Roman"/>
+          <w:b/>
+          <w:bCs/>
+          <w:sz w:val="36"/>
+          <w:szCs w:val="36"/>
+          <w:lang w:val="vi-VN" w:eastAsia="vi-VN"/>
+        </w:rPr>
+        <w:t>Role</w:t>
+      </w:r>
+      <w:proofErr w:type="spellEnd"/>
     </w:p>
     <w:p>
       <w:pPr>
@@ -1642,14 +4156,45 @@
           <w:lang w:val="vi-VN" w:eastAsia="vi-VN"/>
         </w:rPr>
       </w:pPr>
-      <w:r>
-        <w:rPr>
-          <w:rFonts w:ascii="Times New Roman" w:hAnsi="Times New Roman" w:cs="Times New Roman"/>
-          <w:sz w:val="24"/>
-          <w:szCs w:val="24"/>
-          <w:lang w:val="vi-VN" w:eastAsia="vi-VN"/>
-        </w:rPr>
-        <w:t>Settlement là hệ thống progression trung tâm.</w:t>
+      <w:proofErr w:type="spellStart"/>
+      <w:r>
+        <w:rPr>
+          <w:rFonts w:ascii="Times New Roman" w:hAnsi="Times New Roman" w:cs="Times New Roman"/>
+          <w:sz w:val="24"/>
+          <w:szCs w:val="24"/>
+          <w:lang w:val="vi-VN" w:eastAsia="vi-VN"/>
+        </w:rPr>
+        <w:t>Settlement</w:t>
+      </w:r>
+      <w:proofErr w:type="spellEnd"/>
+      <w:r>
+        <w:rPr>
+          <w:rFonts w:ascii="Times New Roman" w:hAnsi="Times New Roman" w:cs="Times New Roman"/>
+          <w:sz w:val="24"/>
+          <w:szCs w:val="24"/>
+          <w:lang w:val="vi-VN" w:eastAsia="vi-VN"/>
+        </w:rPr>
+        <w:t xml:space="preserve"> là hệ thống </w:t>
+      </w:r>
+      <w:proofErr w:type="spellStart"/>
+      <w:r>
+        <w:rPr>
+          <w:rFonts w:ascii="Times New Roman" w:hAnsi="Times New Roman" w:cs="Times New Roman"/>
+          <w:sz w:val="24"/>
+          <w:szCs w:val="24"/>
+          <w:lang w:val="vi-VN" w:eastAsia="vi-VN"/>
+        </w:rPr>
+        <w:t>progression</w:t>
+      </w:r>
+      <w:proofErr w:type="spellEnd"/>
+      <w:r>
+        <w:rPr>
+          <w:rFonts w:ascii="Times New Roman" w:hAnsi="Times New Roman" w:cs="Times New Roman"/>
+          <w:sz w:val="24"/>
+          <w:szCs w:val="24"/>
+          <w:lang w:val="vi-VN" w:eastAsia="vi-VN"/>
+        </w:rPr>
+        <w:t xml:space="preserve"> trung tâm.</w:t>
       </w:r>
     </w:p>
     <w:p>
@@ -1669,7 +4214,27 @@
           <w:szCs w:val="24"/>
           <w:lang w:val="vi-VN" w:eastAsia="vi-VN"/>
         </w:rPr>
-        <w:t>Người chơi sử dụng tài nguyên, kiến thức, công nghệ, quan hệ và nhân lực thu được từ thế giới để phát triển Settlement.</w:t>
+        <w:t xml:space="preserve">Người chơi sử dụng tài nguyên, kiến thức, công nghệ, quan hệ và nhân lực thu được từ thế giới để phát triển </w:t>
+      </w:r>
+      <w:proofErr w:type="spellStart"/>
+      <w:r>
+        <w:rPr>
+          <w:rFonts w:ascii="Times New Roman" w:hAnsi="Times New Roman" w:cs="Times New Roman"/>
+          <w:sz w:val="24"/>
+          <w:szCs w:val="24"/>
+          <w:lang w:val="vi-VN" w:eastAsia="vi-VN"/>
+        </w:rPr>
+        <w:t>Settlement</w:t>
+      </w:r>
+      <w:proofErr w:type="spellEnd"/>
+      <w:r>
+        <w:rPr>
+          <w:rFonts w:ascii="Times New Roman" w:hAnsi="Times New Roman" w:cs="Times New Roman"/>
+          <w:sz w:val="24"/>
+          <w:szCs w:val="24"/>
+          <w:lang w:val="vi-VN" w:eastAsia="vi-VN"/>
+        </w:rPr>
+        <w:t>.</w:t>
       </w:r>
     </w:p>
     <w:p>
@@ -1729,7 +4294,27 @@
           <w:szCs w:val="24"/>
           <w:lang w:val="vi-VN" w:eastAsia="vi-VN"/>
         </w:rPr>
-        <w:t>Việc tuyển dụng, đào tạo, phân công và bảo vệ NPC là nền tảng gameplay.</w:t>
+        <w:t xml:space="preserve">Việc tuyển dụng, đào tạo, phân công và bảo vệ NPC là nền tảng </w:t>
+      </w:r>
+      <w:proofErr w:type="spellStart"/>
+      <w:r>
+        <w:rPr>
+          <w:rFonts w:ascii="Times New Roman" w:hAnsi="Times New Roman" w:cs="Times New Roman"/>
+          <w:sz w:val="24"/>
+          <w:szCs w:val="24"/>
+          <w:lang w:val="vi-VN" w:eastAsia="vi-VN"/>
+        </w:rPr>
+        <w:t>gameplay</w:t>
+      </w:r>
+      <w:proofErr w:type="spellEnd"/>
+      <w:r>
+        <w:rPr>
+          <w:rFonts w:ascii="Times New Roman" w:hAnsi="Times New Roman" w:cs="Times New Roman"/>
+          <w:sz w:val="24"/>
+          <w:szCs w:val="24"/>
+          <w:lang w:val="vi-VN" w:eastAsia="vi-VN"/>
+        </w:rPr>
+        <w:t>.</w:t>
       </w:r>
     </w:p>
     <w:p>
@@ -1754,8 +4339,45 @@
           <w:szCs w:val="36"/>
           <w:lang w:val="vi-VN" w:eastAsia="vi-VN"/>
         </w:rPr>
-        <w:t>11. NPC Identity &amp; Permadeath</w:t>
-      </w:r>
+        <w:t xml:space="preserve">11. NPC </w:t>
+      </w:r>
+      <w:proofErr w:type="spellStart"/>
+      <w:r>
+        <w:rPr>
+          <w:rFonts w:ascii="Times New Roman" w:eastAsia="Times New Roman" w:hAnsi="Times New Roman" w:cs="Times New Roman"/>
+          <w:b/>
+          <w:bCs/>
+          <w:sz w:val="36"/>
+          <w:szCs w:val="36"/>
+          <w:lang w:val="vi-VN" w:eastAsia="vi-VN"/>
+        </w:rPr>
+        <w:t>Identity</w:t>
+      </w:r>
+      <w:proofErr w:type="spellEnd"/>
+      <w:r>
+        <w:rPr>
+          <w:rFonts w:ascii="Times New Roman" w:eastAsia="Times New Roman" w:hAnsi="Times New Roman" w:cs="Times New Roman"/>
+          <w:b/>
+          <w:bCs/>
+          <w:sz w:val="36"/>
+          <w:szCs w:val="36"/>
+          <w:lang w:val="vi-VN" w:eastAsia="vi-VN"/>
+        </w:rPr>
+        <w:t xml:space="preserve"> &amp; </w:t>
+      </w:r>
+      <w:proofErr w:type="spellStart"/>
+      <w:r>
+        <w:rPr>
+          <w:rFonts w:ascii="Times New Roman" w:eastAsia="Times New Roman" w:hAnsi="Times New Roman" w:cs="Times New Roman"/>
+          <w:b/>
+          <w:bCs/>
+          <w:sz w:val="36"/>
+          <w:szCs w:val="36"/>
+          <w:lang w:val="vi-VN" w:eastAsia="vi-VN"/>
+        </w:rPr>
+        <w:t>Permadeath</w:t>
+      </w:r>
+      <w:proofErr w:type="spellEnd"/>
     </w:p>
     <w:p>
       <w:pPr>
@@ -1774,7 +4396,107 @@
           <w:szCs w:val="24"/>
           <w:lang w:val="vi-VN" w:eastAsia="vi-VN"/>
         </w:rPr>
-        <w:t>NPC có Stats, Talents, Traits, Profession, Relationship và Personal History riêng.</w:t>
+        <w:t xml:space="preserve">NPC có Stats, Talents, </w:t>
+      </w:r>
+      <w:proofErr w:type="spellStart"/>
+      <w:r>
+        <w:rPr>
+          <w:rFonts w:ascii="Times New Roman" w:hAnsi="Times New Roman" w:cs="Times New Roman"/>
+          <w:sz w:val="24"/>
+          <w:szCs w:val="24"/>
+          <w:lang w:val="vi-VN" w:eastAsia="vi-VN"/>
+        </w:rPr>
+        <w:t>Traits</w:t>
+      </w:r>
+      <w:proofErr w:type="spellEnd"/>
+      <w:r>
+        <w:rPr>
+          <w:rFonts w:ascii="Times New Roman" w:hAnsi="Times New Roman" w:cs="Times New Roman"/>
+          <w:sz w:val="24"/>
+          <w:szCs w:val="24"/>
+          <w:lang w:val="vi-VN" w:eastAsia="vi-VN"/>
+        </w:rPr>
+        <w:t xml:space="preserve">, </w:t>
+      </w:r>
+      <w:proofErr w:type="spellStart"/>
+      <w:r>
+        <w:rPr>
+          <w:rFonts w:ascii="Times New Roman" w:hAnsi="Times New Roman" w:cs="Times New Roman"/>
+          <w:sz w:val="24"/>
+          <w:szCs w:val="24"/>
+          <w:lang w:val="vi-VN" w:eastAsia="vi-VN"/>
+        </w:rPr>
+        <w:t>Profession</w:t>
+      </w:r>
+      <w:proofErr w:type="spellEnd"/>
+      <w:r>
+        <w:rPr>
+          <w:rFonts w:ascii="Times New Roman" w:hAnsi="Times New Roman" w:cs="Times New Roman"/>
+          <w:sz w:val="24"/>
+          <w:szCs w:val="24"/>
+          <w:lang w:val="vi-VN" w:eastAsia="vi-VN"/>
+        </w:rPr>
+        <w:t xml:space="preserve">, </w:t>
+      </w:r>
+      <w:proofErr w:type="spellStart"/>
+      <w:r>
+        <w:rPr>
+          <w:rFonts w:ascii="Times New Roman" w:hAnsi="Times New Roman" w:cs="Times New Roman"/>
+          <w:sz w:val="24"/>
+          <w:szCs w:val="24"/>
+          <w:lang w:val="vi-VN" w:eastAsia="vi-VN"/>
+        </w:rPr>
+        <w:t>Relationship</w:t>
+      </w:r>
+      <w:proofErr w:type="spellEnd"/>
+      <w:r>
+        <w:rPr>
+          <w:rFonts w:ascii="Times New Roman" w:hAnsi="Times New Roman" w:cs="Times New Roman"/>
+          <w:sz w:val="24"/>
+          <w:szCs w:val="24"/>
+          <w:lang w:val="vi-VN" w:eastAsia="vi-VN"/>
+        </w:rPr>
+        <w:t xml:space="preserve"> và </w:t>
+      </w:r>
+      <w:proofErr w:type="spellStart"/>
+      <w:r>
+        <w:rPr>
+          <w:rFonts w:ascii="Times New Roman" w:hAnsi="Times New Roman" w:cs="Times New Roman"/>
+          <w:sz w:val="24"/>
+          <w:szCs w:val="24"/>
+          <w:lang w:val="vi-VN" w:eastAsia="vi-VN"/>
+        </w:rPr>
+        <w:t>Personal</w:t>
+      </w:r>
+      <w:proofErr w:type="spellEnd"/>
+      <w:r>
+        <w:rPr>
+          <w:rFonts w:ascii="Times New Roman" w:hAnsi="Times New Roman" w:cs="Times New Roman"/>
+          <w:sz w:val="24"/>
+          <w:szCs w:val="24"/>
+          <w:lang w:val="vi-VN" w:eastAsia="vi-VN"/>
+        </w:rPr>
+        <w:t xml:space="preserve"> </w:t>
+      </w:r>
+      <w:proofErr w:type="spellStart"/>
+      <w:r>
+        <w:rPr>
+          <w:rFonts w:ascii="Times New Roman" w:hAnsi="Times New Roman" w:cs="Times New Roman"/>
+          <w:sz w:val="24"/>
+          <w:szCs w:val="24"/>
+          <w:lang w:val="vi-VN" w:eastAsia="vi-VN"/>
+        </w:rPr>
+        <w:t>History</w:t>
+      </w:r>
+      <w:proofErr w:type="spellEnd"/>
+      <w:r>
+        <w:rPr>
+          <w:rFonts w:ascii="Times New Roman" w:hAnsi="Times New Roman" w:cs="Times New Roman"/>
+          <w:sz w:val="24"/>
+          <w:szCs w:val="24"/>
+          <w:lang w:val="vi-VN" w:eastAsia="vi-VN"/>
+        </w:rPr>
+        <w:t xml:space="preserve"> riêng.</w:t>
       </w:r>
     </w:p>
     <w:p>
@@ -1794,7 +4516,47 @@
           <w:szCs w:val="24"/>
           <w:lang w:val="vi-VN" w:eastAsia="vi-VN"/>
         </w:rPr>
-        <w:t>NPC có thể tham gia Expedition, làm việc tại Settlement, chỉ huy lực lượng hoặc bảo vệ căn cứ.</w:t>
+        <w:t xml:space="preserve">NPC có thể tham gia </w:t>
+      </w:r>
+      <w:proofErr w:type="spellStart"/>
+      <w:r>
+        <w:rPr>
+          <w:rFonts w:ascii="Times New Roman" w:hAnsi="Times New Roman" w:cs="Times New Roman"/>
+          <w:sz w:val="24"/>
+          <w:szCs w:val="24"/>
+          <w:lang w:val="vi-VN" w:eastAsia="vi-VN"/>
+        </w:rPr>
+        <w:t>Expedition</w:t>
+      </w:r>
+      <w:proofErr w:type="spellEnd"/>
+      <w:r>
+        <w:rPr>
+          <w:rFonts w:ascii="Times New Roman" w:hAnsi="Times New Roman" w:cs="Times New Roman"/>
+          <w:sz w:val="24"/>
+          <w:szCs w:val="24"/>
+          <w:lang w:val="vi-VN" w:eastAsia="vi-VN"/>
+        </w:rPr>
+        <w:t xml:space="preserve">, làm việc tại </w:t>
+      </w:r>
+      <w:proofErr w:type="spellStart"/>
+      <w:r>
+        <w:rPr>
+          <w:rFonts w:ascii="Times New Roman" w:hAnsi="Times New Roman" w:cs="Times New Roman"/>
+          <w:sz w:val="24"/>
+          <w:szCs w:val="24"/>
+          <w:lang w:val="vi-VN" w:eastAsia="vi-VN"/>
+        </w:rPr>
+        <w:t>Settlement</w:t>
+      </w:r>
+      <w:proofErr w:type="spellEnd"/>
+      <w:r>
+        <w:rPr>
+          <w:rFonts w:ascii="Times New Roman" w:hAnsi="Times New Roman" w:cs="Times New Roman"/>
+          <w:sz w:val="24"/>
+          <w:szCs w:val="24"/>
+          <w:lang w:val="vi-VN" w:eastAsia="vi-VN"/>
+        </w:rPr>
+        <w:t>, chỉ huy lực lượng hoặc bảo vệ căn cứ.</w:t>
       </w:r>
     </w:p>
     <w:p>
@@ -1814,7 +4576,67 @@
           <w:szCs w:val="24"/>
           <w:lang w:val="vi-VN" w:eastAsia="vi-VN"/>
         </w:rPr>
-        <w:t>NPC chết trong Expedition hoặc Base Defense sẽ chết vĩnh viễn.</w:t>
+        <w:t xml:space="preserve">NPC chết trong </w:t>
+      </w:r>
+      <w:proofErr w:type="spellStart"/>
+      <w:r>
+        <w:rPr>
+          <w:rFonts w:ascii="Times New Roman" w:hAnsi="Times New Roman" w:cs="Times New Roman"/>
+          <w:sz w:val="24"/>
+          <w:szCs w:val="24"/>
+          <w:lang w:val="vi-VN" w:eastAsia="vi-VN"/>
+        </w:rPr>
+        <w:t>Expedition</w:t>
+      </w:r>
+      <w:proofErr w:type="spellEnd"/>
+      <w:r>
+        <w:rPr>
+          <w:rFonts w:ascii="Times New Roman" w:hAnsi="Times New Roman" w:cs="Times New Roman"/>
+          <w:sz w:val="24"/>
+          <w:szCs w:val="24"/>
+          <w:lang w:val="vi-VN" w:eastAsia="vi-VN"/>
+        </w:rPr>
+        <w:t xml:space="preserve"> hoặc </w:t>
+      </w:r>
+      <w:proofErr w:type="spellStart"/>
+      <w:r>
+        <w:rPr>
+          <w:rFonts w:ascii="Times New Roman" w:hAnsi="Times New Roman" w:cs="Times New Roman"/>
+          <w:sz w:val="24"/>
+          <w:szCs w:val="24"/>
+          <w:lang w:val="vi-VN" w:eastAsia="vi-VN"/>
+        </w:rPr>
+        <w:t>Base</w:t>
+      </w:r>
+      <w:proofErr w:type="spellEnd"/>
+      <w:r>
+        <w:rPr>
+          <w:rFonts w:ascii="Times New Roman" w:hAnsi="Times New Roman" w:cs="Times New Roman"/>
+          <w:sz w:val="24"/>
+          <w:szCs w:val="24"/>
+          <w:lang w:val="vi-VN" w:eastAsia="vi-VN"/>
+        </w:rPr>
+        <w:t xml:space="preserve"> </w:t>
+      </w:r>
+      <w:proofErr w:type="spellStart"/>
+      <w:r>
+        <w:rPr>
+          <w:rFonts w:ascii="Times New Roman" w:hAnsi="Times New Roman" w:cs="Times New Roman"/>
+          <w:sz w:val="24"/>
+          <w:szCs w:val="24"/>
+          <w:lang w:val="vi-VN" w:eastAsia="vi-VN"/>
+        </w:rPr>
+        <w:t>Defense</w:t>
+      </w:r>
+      <w:proofErr w:type="spellEnd"/>
+      <w:r>
+        <w:rPr>
+          <w:rFonts w:ascii="Times New Roman" w:hAnsi="Times New Roman" w:cs="Times New Roman"/>
+          <w:sz w:val="24"/>
+          <w:szCs w:val="24"/>
+          <w:lang w:val="vi-VN" w:eastAsia="vi-VN"/>
+        </w:rPr>
+        <w:t xml:space="preserve"> sẽ chết vĩnh viễn.</w:t>
       </w:r>
     </w:p>
     <w:p>
@@ -1827,14 +4649,45 @@
           <w:lang w:val="vi-VN" w:eastAsia="vi-VN"/>
         </w:rPr>
       </w:pPr>
-      <w:r>
-        <w:rPr>
-          <w:rFonts w:ascii="Times New Roman" w:hAnsi="Times New Roman" w:cs="Times New Roman"/>
-          <w:sz w:val="24"/>
-          <w:szCs w:val="24"/>
-          <w:lang w:val="vi-VN" w:eastAsia="vi-VN"/>
-        </w:rPr>
-        <w:t>Permadeath phải tạo hậu quả gameplay và cảm xúc cho người chơi.</w:t>
+      <w:proofErr w:type="spellStart"/>
+      <w:r>
+        <w:rPr>
+          <w:rFonts w:ascii="Times New Roman" w:hAnsi="Times New Roman" w:cs="Times New Roman"/>
+          <w:sz w:val="24"/>
+          <w:szCs w:val="24"/>
+          <w:lang w:val="vi-VN" w:eastAsia="vi-VN"/>
+        </w:rPr>
+        <w:t>Permadeath</w:t>
+      </w:r>
+      <w:proofErr w:type="spellEnd"/>
+      <w:r>
+        <w:rPr>
+          <w:rFonts w:ascii="Times New Roman" w:hAnsi="Times New Roman" w:cs="Times New Roman"/>
+          <w:sz w:val="24"/>
+          <w:szCs w:val="24"/>
+          <w:lang w:val="vi-VN" w:eastAsia="vi-VN"/>
+        </w:rPr>
+        <w:t xml:space="preserve"> phải tạo hậu quả </w:t>
+      </w:r>
+      <w:proofErr w:type="spellStart"/>
+      <w:r>
+        <w:rPr>
+          <w:rFonts w:ascii="Times New Roman" w:hAnsi="Times New Roman" w:cs="Times New Roman"/>
+          <w:sz w:val="24"/>
+          <w:szCs w:val="24"/>
+          <w:lang w:val="vi-VN" w:eastAsia="vi-VN"/>
+        </w:rPr>
+        <w:t>gameplay</w:t>
+      </w:r>
+      <w:proofErr w:type="spellEnd"/>
+      <w:r>
+        <w:rPr>
+          <w:rFonts w:ascii="Times New Roman" w:hAnsi="Times New Roman" w:cs="Times New Roman"/>
+          <w:sz w:val="24"/>
+          <w:szCs w:val="24"/>
+          <w:lang w:val="vi-VN" w:eastAsia="vi-VN"/>
+        </w:rPr>
+        <w:t xml:space="preserve"> và cảm xúc cho người chơi.</w:t>
       </w:r>
     </w:p>
     <w:p>
@@ -1859,8 +4712,69 @@
           <w:szCs w:val="36"/>
           <w:lang w:val="vi-VN" w:eastAsia="vi-VN"/>
         </w:rPr>
-        <w:t>12. The Player Cannot Be Everywhere Principle</w:t>
-      </w:r>
+        <w:t xml:space="preserve">12. The Player </w:t>
+      </w:r>
+      <w:proofErr w:type="spellStart"/>
+      <w:r>
+        <w:rPr>
+          <w:rFonts w:ascii="Times New Roman" w:eastAsia="Times New Roman" w:hAnsi="Times New Roman" w:cs="Times New Roman"/>
+          <w:b/>
+          <w:bCs/>
+          <w:sz w:val="36"/>
+          <w:szCs w:val="36"/>
+          <w:lang w:val="vi-VN" w:eastAsia="vi-VN"/>
+        </w:rPr>
+        <w:t>Cannot</w:t>
+      </w:r>
+      <w:proofErr w:type="spellEnd"/>
+      <w:r>
+        <w:rPr>
+          <w:rFonts w:ascii="Times New Roman" w:eastAsia="Times New Roman" w:hAnsi="Times New Roman" w:cs="Times New Roman"/>
+          <w:b/>
+          <w:bCs/>
+          <w:sz w:val="36"/>
+          <w:szCs w:val="36"/>
+          <w:lang w:val="vi-VN" w:eastAsia="vi-VN"/>
+        </w:rPr>
+        <w:t xml:space="preserve"> Be </w:t>
+      </w:r>
+      <w:proofErr w:type="spellStart"/>
+      <w:r>
+        <w:rPr>
+          <w:rFonts w:ascii="Times New Roman" w:eastAsia="Times New Roman" w:hAnsi="Times New Roman" w:cs="Times New Roman"/>
+          <w:b/>
+          <w:bCs/>
+          <w:sz w:val="36"/>
+          <w:szCs w:val="36"/>
+          <w:lang w:val="vi-VN" w:eastAsia="vi-VN"/>
+        </w:rPr>
+        <w:t>Everywhere</w:t>
+      </w:r>
+      <w:proofErr w:type="spellEnd"/>
+      <w:r>
+        <w:rPr>
+          <w:rFonts w:ascii="Times New Roman" w:eastAsia="Times New Roman" w:hAnsi="Times New Roman" w:cs="Times New Roman"/>
+          <w:b/>
+          <w:bCs/>
+          <w:sz w:val="36"/>
+          <w:szCs w:val="36"/>
+          <w:lang w:val="vi-VN" w:eastAsia="vi-VN"/>
+        </w:rPr>
+        <w:t xml:space="preserve"> </w:t>
+      </w:r>
+      <w:proofErr w:type="spellStart"/>
+      <w:r>
+        <w:rPr>
+          <w:rFonts w:ascii="Times New Roman" w:eastAsia="Times New Roman" w:hAnsi="Times New Roman" w:cs="Times New Roman"/>
+          <w:b/>
+          <w:bCs/>
+          <w:sz w:val="36"/>
+          <w:szCs w:val="36"/>
+          <w:lang w:val="vi-VN" w:eastAsia="vi-VN"/>
+        </w:rPr>
+        <w:t>Principle</w:t>
+      </w:r>
+      <w:proofErr w:type="spellEnd"/>
     </w:p>
     <w:p>
       <w:pPr>
@@ -1879,7 +4793,47 @@
           <w:szCs w:val="24"/>
           <w:lang w:val="vi-VN" w:eastAsia="vi-VN"/>
         </w:rPr>
-        <w:t>Đây là một Design Principle trung tâm của Worldforge.</w:t>
+        <w:t xml:space="preserve">Đây là một Design </w:t>
+      </w:r>
+      <w:proofErr w:type="spellStart"/>
+      <w:r>
+        <w:rPr>
+          <w:rFonts w:ascii="Times New Roman" w:hAnsi="Times New Roman" w:cs="Times New Roman"/>
+          <w:sz w:val="24"/>
+          <w:szCs w:val="24"/>
+          <w:lang w:val="vi-VN" w:eastAsia="vi-VN"/>
+        </w:rPr>
+        <w:t>Principle</w:t>
+      </w:r>
+      <w:proofErr w:type="spellEnd"/>
+      <w:r>
+        <w:rPr>
+          <w:rFonts w:ascii="Times New Roman" w:hAnsi="Times New Roman" w:cs="Times New Roman"/>
+          <w:sz w:val="24"/>
+          <w:szCs w:val="24"/>
+          <w:lang w:val="vi-VN" w:eastAsia="vi-VN"/>
+        </w:rPr>
+        <w:t xml:space="preserve"> trung tâm của </w:t>
+      </w:r>
+      <w:proofErr w:type="spellStart"/>
+      <w:r>
+        <w:rPr>
+          <w:rFonts w:ascii="Times New Roman" w:hAnsi="Times New Roman" w:cs="Times New Roman"/>
+          <w:sz w:val="24"/>
+          <w:szCs w:val="24"/>
+          <w:lang w:val="vi-VN" w:eastAsia="vi-VN"/>
+        </w:rPr>
+        <w:t>Worldforge</w:t>
+      </w:r>
+      <w:proofErr w:type="spellEnd"/>
+      <w:r>
+        <w:rPr>
+          <w:rFonts w:ascii="Times New Roman" w:hAnsi="Times New Roman" w:cs="Times New Roman"/>
+          <w:sz w:val="24"/>
+          <w:szCs w:val="24"/>
+          <w:lang w:val="vi-VN" w:eastAsia="vi-VN"/>
+        </w:rPr>
+        <w:t>.</w:t>
       </w:r>
     </w:p>
     <w:p>
@@ -1923,7 +4877,27 @@
           <w:szCs w:val="24"/>
           <w:lang w:val="vi-VN" w:eastAsia="vi-VN"/>
         </w:rPr>
-        <w:t>Bảo vệ mọi Settlement.</w:t>
+        <w:t xml:space="preserve">Bảo vệ mọi </w:t>
+      </w:r>
+      <w:proofErr w:type="spellStart"/>
+      <w:r>
+        <w:rPr>
+          <w:rFonts w:ascii="Times New Roman" w:eastAsia="Times New Roman" w:hAnsi="Times New Roman" w:cs="Times New Roman"/>
+          <w:sz w:val="24"/>
+          <w:szCs w:val="24"/>
+          <w:lang w:val="vi-VN" w:eastAsia="vi-VN"/>
+        </w:rPr>
+        <w:t>Settlement</w:t>
+      </w:r>
+      <w:proofErr w:type="spellEnd"/>
+      <w:r>
+        <w:rPr>
+          <w:rFonts w:ascii="Times New Roman" w:eastAsia="Times New Roman" w:hAnsi="Times New Roman" w:cs="Times New Roman"/>
+          <w:sz w:val="24"/>
+          <w:szCs w:val="24"/>
+          <w:lang w:val="vi-VN" w:eastAsia="vi-VN"/>
+        </w:rPr>
+        <w:t>.</w:t>
       </w:r>
     </w:p>
     <w:p>
@@ -2019,7 +4993,27 @@
           <w:szCs w:val="24"/>
           <w:lang w:val="vi-VN" w:eastAsia="vi-VN"/>
         </w:rPr>
-        <w:t>Tự mình vận hành toàn bộ Settlement.</w:t>
+        <w:t xml:space="preserve">Tự mình vận hành toàn bộ </w:t>
+      </w:r>
+      <w:proofErr w:type="spellStart"/>
+      <w:r>
+        <w:rPr>
+          <w:rFonts w:ascii="Times New Roman" w:eastAsia="Times New Roman" w:hAnsi="Times New Roman" w:cs="Times New Roman"/>
+          <w:sz w:val="24"/>
+          <w:szCs w:val="24"/>
+          <w:lang w:val="vi-VN" w:eastAsia="vi-VN"/>
+        </w:rPr>
+        <w:t>Settlement</w:t>
+      </w:r>
+      <w:proofErr w:type="spellEnd"/>
+      <w:r>
+        <w:rPr>
+          <w:rFonts w:ascii="Times New Roman" w:eastAsia="Times New Roman" w:hAnsi="Times New Roman" w:cs="Times New Roman"/>
+          <w:sz w:val="24"/>
+          <w:szCs w:val="24"/>
+          <w:lang w:val="vi-VN" w:eastAsia="vi-VN"/>
+        </w:rPr>
+        <w:t>.</w:t>
       </w:r>
     </w:p>
     <w:p>
@@ -2064,7 +5058,55 @@
           <w:szCs w:val="36"/>
           <w:lang w:val="vi-VN" w:eastAsia="vi-VN"/>
         </w:rPr>
-        <w:t>13. Settlement Threat Philosophy</w:t>
+        <w:t xml:space="preserve">13. </w:t>
+      </w:r>
+      <w:proofErr w:type="spellStart"/>
+      <w:r>
+        <w:rPr>
+          <w:rFonts w:ascii="Times New Roman" w:eastAsia="Times New Roman" w:hAnsi="Times New Roman" w:cs="Times New Roman"/>
+          <w:b/>
+          <w:bCs/>
+          <w:sz w:val="36"/>
+          <w:szCs w:val="36"/>
+          <w:lang w:val="vi-VN" w:eastAsia="vi-VN"/>
+        </w:rPr>
+        <w:t>Settlement</w:t>
+      </w:r>
+      <w:proofErr w:type="spellEnd"/>
+      <w:r>
+        <w:rPr>
+          <w:rFonts w:ascii="Times New Roman" w:eastAsia="Times New Roman" w:hAnsi="Times New Roman" w:cs="Times New Roman"/>
+          <w:b/>
+          <w:bCs/>
+          <w:sz w:val="36"/>
+          <w:szCs w:val="36"/>
+          <w:lang w:val="vi-VN" w:eastAsia="vi-VN"/>
+        </w:rPr>
+        <w:t xml:space="preserve"> </w:t>
+      </w:r>
+      <w:proofErr w:type="spellStart"/>
+      <w:r>
+        <w:rPr>
+          <w:rFonts w:ascii="Times New Roman" w:eastAsia="Times New Roman" w:hAnsi="Times New Roman" w:cs="Times New Roman"/>
+          <w:b/>
+          <w:bCs/>
+          <w:sz w:val="36"/>
+          <w:szCs w:val="36"/>
+          <w:lang w:val="vi-VN" w:eastAsia="vi-VN"/>
+        </w:rPr>
+        <w:t>Threat</w:t>
+      </w:r>
+      <w:proofErr w:type="spellEnd"/>
+      <w:r>
+        <w:rPr>
+          <w:rFonts w:ascii="Times New Roman" w:eastAsia="Times New Roman" w:hAnsi="Times New Roman" w:cs="Times New Roman"/>
+          <w:b/>
+          <w:bCs/>
+          <w:sz w:val="36"/>
+          <w:szCs w:val="36"/>
+          <w:lang w:val="vi-VN" w:eastAsia="vi-VN"/>
+        </w:rPr>
+        <w:t xml:space="preserve"> Philosophy</w:t>
       </w:r>
     </w:p>
     <w:p>
@@ -2077,14 +5119,45 @@
           <w:lang w:val="vi-VN" w:eastAsia="vi-VN"/>
         </w:rPr>
       </w:pPr>
-      <w:r>
-        <w:rPr>
-          <w:rFonts w:ascii="Times New Roman" w:hAnsi="Times New Roman" w:cs="Times New Roman"/>
-          <w:sz w:val="24"/>
-          <w:szCs w:val="24"/>
-          <w:lang w:val="vi-VN" w:eastAsia="vi-VN"/>
-        </w:rPr>
-        <w:t>Settlement có thể bị tấn công khi người chơi đang Expedition.</w:t>
+      <w:proofErr w:type="spellStart"/>
+      <w:r>
+        <w:rPr>
+          <w:rFonts w:ascii="Times New Roman" w:hAnsi="Times New Roman" w:cs="Times New Roman"/>
+          <w:sz w:val="24"/>
+          <w:szCs w:val="24"/>
+          <w:lang w:val="vi-VN" w:eastAsia="vi-VN"/>
+        </w:rPr>
+        <w:t>Settlement</w:t>
+      </w:r>
+      <w:proofErr w:type="spellEnd"/>
+      <w:r>
+        <w:rPr>
+          <w:rFonts w:ascii="Times New Roman" w:hAnsi="Times New Roman" w:cs="Times New Roman"/>
+          <w:sz w:val="24"/>
+          <w:szCs w:val="24"/>
+          <w:lang w:val="vi-VN" w:eastAsia="vi-VN"/>
+        </w:rPr>
+        <w:t xml:space="preserve"> có thể bị tấn công khi người chơi đang </w:t>
+      </w:r>
+      <w:proofErr w:type="spellStart"/>
+      <w:r>
+        <w:rPr>
+          <w:rFonts w:ascii="Times New Roman" w:hAnsi="Times New Roman" w:cs="Times New Roman"/>
+          <w:sz w:val="24"/>
+          <w:szCs w:val="24"/>
+          <w:lang w:val="vi-VN" w:eastAsia="vi-VN"/>
+        </w:rPr>
+        <w:t>Expedition</w:t>
+      </w:r>
+      <w:proofErr w:type="spellEnd"/>
+      <w:r>
+        <w:rPr>
+          <w:rFonts w:ascii="Times New Roman" w:hAnsi="Times New Roman" w:cs="Times New Roman"/>
+          <w:sz w:val="24"/>
+          <w:szCs w:val="24"/>
+          <w:lang w:val="vi-VN" w:eastAsia="vi-VN"/>
+        </w:rPr>
+        <w:t>.</w:t>
       </w:r>
     </w:p>
     <w:p>
@@ -2104,7 +5177,167 @@
           <w:szCs w:val="24"/>
           <w:lang w:val="vi-VN" w:eastAsia="vi-VN"/>
         </w:rPr>
-        <w:t>Nguồn tấn công có thể đến từ Monster Migration, Large Monster Territory Expansion, Hostile Factions, Revenge Events, Rift Activity hoặc hậu quả từ hành động của người chơi.</w:t>
+        <w:t xml:space="preserve">Nguồn tấn công có thể đến từ Monster </w:t>
+      </w:r>
+      <w:proofErr w:type="spellStart"/>
+      <w:r>
+        <w:rPr>
+          <w:rFonts w:ascii="Times New Roman" w:hAnsi="Times New Roman" w:cs="Times New Roman"/>
+          <w:sz w:val="24"/>
+          <w:szCs w:val="24"/>
+          <w:lang w:val="vi-VN" w:eastAsia="vi-VN"/>
+        </w:rPr>
+        <w:t>Migration</w:t>
+      </w:r>
+      <w:proofErr w:type="spellEnd"/>
+      <w:r>
+        <w:rPr>
+          <w:rFonts w:ascii="Times New Roman" w:hAnsi="Times New Roman" w:cs="Times New Roman"/>
+          <w:sz w:val="24"/>
+          <w:szCs w:val="24"/>
+          <w:lang w:val="vi-VN" w:eastAsia="vi-VN"/>
+        </w:rPr>
+        <w:t xml:space="preserve">, </w:t>
+      </w:r>
+      <w:proofErr w:type="spellStart"/>
+      <w:r>
+        <w:rPr>
+          <w:rFonts w:ascii="Times New Roman" w:hAnsi="Times New Roman" w:cs="Times New Roman"/>
+          <w:sz w:val="24"/>
+          <w:szCs w:val="24"/>
+          <w:lang w:val="vi-VN" w:eastAsia="vi-VN"/>
+        </w:rPr>
+        <w:t>Large</w:t>
+      </w:r>
+      <w:proofErr w:type="spellEnd"/>
+      <w:r>
+        <w:rPr>
+          <w:rFonts w:ascii="Times New Roman" w:hAnsi="Times New Roman" w:cs="Times New Roman"/>
+          <w:sz w:val="24"/>
+          <w:szCs w:val="24"/>
+          <w:lang w:val="vi-VN" w:eastAsia="vi-VN"/>
+        </w:rPr>
+        <w:t xml:space="preserve"> Monster Territory </w:t>
+      </w:r>
+      <w:proofErr w:type="spellStart"/>
+      <w:r>
+        <w:rPr>
+          <w:rFonts w:ascii="Times New Roman" w:hAnsi="Times New Roman" w:cs="Times New Roman"/>
+          <w:sz w:val="24"/>
+          <w:szCs w:val="24"/>
+          <w:lang w:val="vi-VN" w:eastAsia="vi-VN"/>
+        </w:rPr>
+        <w:t>Expansion</w:t>
+      </w:r>
+      <w:proofErr w:type="spellEnd"/>
+      <w:r>
+        <w:rPr>
+          <w:rFonts w:ascii="Times New Roman" w:hAnsi="Times New Roman" w:cs="Times New Roman"/>
+          <w:sz w:val="24"/>
+          <w:szCs w:val="24"/>
+          <w:lang w:val="vi-VN" w:eastAsia="vi-VN"/>
+        </w:rPr>
+        <w:t xml:space="preserve">, </w:t>
+      </w:r>
+      <w:proofErr w:type="spellStart"/>
+      <w:r>
+        <w:rPr>
+          <w:rFonts w:ascii="Times New Roman" w:hAnsi="Times New Roman" w:cs="Times New Roman"/>
+          <w:sz w:val="24"/>
+          <w:szCs w:val="24"/>
+          <w:lang w:val="vi-VN" w:eastAsia="vi-VN"/>
+        </w:rPr>
+        <w:t>Hostile</w:t>
+      </w:r>
+      <w:proofErr w:type="spellEnd"/>
+      <w:r>
+        <w:rPr>
+          <w:rFonts w:ascii="Times New Roman" w:hAnsi="Times New Roman" w:cs="Times New Roman"/>
+          <w:sz w:val="24"/>
+          <w:szCs w:val="24"/>
+          <w:lang w:val="vi-VN" w:eastAsia="vi-VN"/>
+        </w:rPr>
+        <w:t xml:space="preserve"> </w:t>
+      </w:r>
+      <w:proofErr w:type="spellStart"/>
+      <w:r>
+        <w:rPr>
+          <w:rFonts w:ascii="Times New Roman" w:hAnsi="Times New Roman" w:cs="Times New Roman"/>
+          <w:sz w:val="24"/>
+          <w:szCs w:val="24"/>
+          <w:lang w:val="vi-VN" w:eastAsia="vi-VN"/>
+        </w:rPr>
+        <w:t>Factions</w:t>
+      </w:r>
+      <w:proofErr w:type="spellEnd"/>
+      <w:r>
+        <w:rPr>
+          <w:rFonts w:ascii="Times New Roman" w:hAnsi="Times New Roman" w:cs="Times New Roman"/>
+          <w:sz w:val="24"/>
+          <w:szCs w:val="24"/>
+          <w:lang w:val="vi-VN" w:eastAsia="vi-VN"/>
+        </w:rPr>
+        <w:t xml:space="preserve">, </w:t>
+      </w:r>
+      <w:proofErr w:type="spellStart"/>
+      <w:r>
+        <w:rPr>
+          <w:rFonts w:ascii="Times New Roman" w:hAnsi="Times New Roman" w:cs="Times New Roman"/>
+          <w:sz w:val="24"/>
+          <w:szCs w:val="24"/>
+          <w:lang w:val="vi-VN" w:eastAsia="vi-VN"/>
+        </w:rPr>
+        <w:t>Revenge</w:t>
+      </w:r>
+      <w:proofErr w:type="spellEnd"/>
+      <w:r>
+        <w:rPr>
+          <w:rFonts w:ascii="Times New Roman" w:hAnsi="Times New Roman" w:cs="Times New Roman"/>
+          <w:sz w:val="24"/>
+          <w:szCs w:val="24"/>
+          <w:lang w:val="vi-VN" w:eastAsia="vi-VN"/>
+        </w:rPr>
+        <w:t xml:space="preserve"> Events, </w:t>
+      </w:r>
+      <w:proofErr w:type="spellStart"/>
+      <w:r>
+        <w:rPr>
+          <w:rFonts w:ascii="Times New Roman" w:hAnsi="Times New Roman" w:cs="Times New Roman"/>
+          <w:sz w:val="24"/>
+          <w:szCs w:val="24"/>
+          <w:lang w:val="vi-VN" w:eastAsia="vi-VN"/>
+        </w:rPr>
+        <w:t>Rift</w:t>
+      </w:r>
+      <w:proofErr w:type="spellEnd"/>
+      <w:r>
+        <w:rPr>
+          <w:rFonts w:ascii="Times New Roman" w:hAnsi="Times New Roman" w:cs="Times New Roman"/>
+          <w:sz w:val="24"/>
+          <w:szCs w:val="24"/>
+          <w:lang w:val="vi-VN" w:eastAsia="vi-VN"/>
+        </w:rPr>
+        <w:t xml:space="preserve"> </w:t>
+      </w:r>
+      <w:proofErr w:type="spellStart"/>
+      <w:r>
+        <w:rPr>
+          <w:rFonts w:ascii="Times New Roman" w:hAnsi="Times New Roman" w:cs="Times New Roman"/>
+          <w:sz w:val="24"/>
+          <w:szCs w:val="24"/>
+          <w:lang w:val="vi-VN" w:eastAsia="vi-VN"/>
+        </w:rPr>
+        <w:t>Activity</w:t>
+      </w:r>
+      <w:proofErr w:type="spellEnd"/>
+      <w:r>
+        <w:rPr>
+          <w:rFonts w:ascii="Times New Roman" w:hAnsi="Times New Roman" w:cs="Times New Roman"/>
+          <w:sz w:val="24"/>
+          <w:szCs w:val="24"/>
+          <w:lang w:val="vi-VN" w:eastAsia="vi-VN"/>
+        </w:rPr>
+        <w:t xml:space="preserve"> hoặc hậu quả từ hành động của người chơi.</w:t>
       </w:r>
     </w:p>
     <w:p>
@@ -2117,14 +5350,45 @@
           <w:lang w:val="vi-VN" w:eastAsia="vi-VN"/>
         </w:rPr>
       </w:pPr>
-      <w:r>
-        <w:rPr>
-          <w:rFonts w:ascii="Times New Roman" w:hAnsi="Times New Roman" w:cs="Times New Roman"/>
-          <w:sz w:val="24"/>
-          <w:szCs w:val="24"/>
-          <w:lang w:val="vi-VN" w:eastAsia="vi-VN"/>
-        </w:rPr>
-        <w:t>Base Attack không được hoàn toàn random.</w:t>
+      <w:proofErr w:type="spellStart"/>
+      <w:r>
+        <w:rPr>
+          <w:rFonts w:ascii="Times New Roman" w:hAnsi="Times New Roman" w:cs="Times New Roman"/>
+          <w:sz w:val="24"/>
+          <w:szCs w:val="24"/>
+          <w:lang w:val="vi-VN" w:eastAsia="vi-VN"/>
+        </w:rPr>
+        <w:t>Base</w:t>
+      </w:r>
+      <w:proofErr w:type="spellEnd"/>
+      <w:r>
+        <w:rPr>
+          <w:rFonts w:ascii="Times New Roman" w:hAnsi="Times New Roman" w:cs="Times New Roman"/>
+          <w:sz w:val="24"/>
+          <w:szCs w:val="24"/>
+          <w:lang w:val="vi-VN" w:eastAsia="vi-VN"/>
+        </w:rPr>
+        <w:t xml:space="preserve"> </w:t>
+      </w:r>
+      <w:proofErr w:type="spellStart"/>
+      <w:r>
+        <w:rPr>
+          <w:rFonts w:ascii="Times New Roman" w:hAnsi="Times New Roman" w:cs="Times New Roman"/>
+          <w:sz w:val="24"/>
+          <w:szCs w:val="24"/>
+          <w:lang w:val="vi-VN" w:eastAsia="vi-VN"/>
+        </w:rPr>
+        <w:t>Attack</w:t>
+      </w:r>
+      <w:proofErr w:type="spellEnd"/>
+      <w:r>
+        <w:rPr>
+          <w:rFonts w:ascii="Times New Roman" w:hAnsi="Times New Roman" w:cs="Times New Roman"/>
+          <w:sz w:val="24"/>
+          <w:szCs w:val="24"/>
+          <w:lang w:val="vi-VN" w:eastAsia="vi-VN"/>
+        </w:rPr>
+        <w:t xml:space="preserve"> không được hoàn toàn random.</w:t>
       </w:r>
     </w:p>
     <w:p>
@@ -2164,7 +5428,27 @@
           <w:szCs w:val="24"/>
           <w:lang w:val="vi-VN" w:eastAsia="vi-VN"/>
         </w:rPr>
-        <w:t>Người chơi có thể quay về, gửi lực lượng đánh chặn, yêu cầu đồng minh hỗ trợ hoặc tin tưởng Settlement tự bảo vệ.</w:t>
+        <w:t xml:space="preserve">Người chơi có thể quay về, gửi lực lượng đánh chặn, yêu cầu đồng minh hỗ trợ hoặc tin tưởng </w:t>
+      </w:r>
+      <w:proofErr w:type="spellStart"/>
+      <w:r>
+        <w:rPr>
+          <w:rFonts w:ascii="Times New Roman" w:hAnsi="Times New Roman" w:cs="Times New Roman"/>
+          <w:sz w:val="24"/>
+          <w:szCs w:val="24"/>
+          <w:lang w:val="vi-VN" w:eastAsia="vi-VN"/>
+        </w:rPr>
+        <w:t>Settlement</w:t>
+      </w:r>
+      <w:proofErr w:type="spellEnd"/>
+      <w:r>
+        <w:rPr>
+          <w:rFonts w:ascii="Times New Roman" w:hAnsi="Times New Roman" w:cs="Times New Roman"/>
+          <w:sz w:val="24"/>
+          <w:szCs w:val="24"/>
+          <w:lang w:val="vi-VN" w:eastAsia="vi-VN"/>
+        </w:rPr>
+        <w:t xml:space="preserve"> tự bảo vệ.</w:t>
       </w:r>
     </w:p>
     <w:p>
@@ -2189,7 +5473,31 @@
           <w:szCs w:val="36"/>
           <w:lang w:val="vi-VN" w:eastAsia="vi-VN"/>
         </w:rPr>
-        <w:t>14. Core Gameplay Loop</w:t>
+        <w:t xml:space="preserve">14. Core </w:t>
+      </w:r>
+      <w:proofErr w:type="spellStart"/>
+      <w:r>
+        <w:rPr>
+          <w:rFonts w:ascii="Times New Roman" w:eastAsia="Times New Roman" w:hAnsi="Times New Roman" w:cs="Times New Roman"/>
+          <w:b/>
+          <w:bCs/>
+          <w:sz w:val="36"/>
+          <w:szCs w:val="36"/>
+          <w:lang w:val="vi-VN" w:eastAsia="vi-VN"/>
+        </w:rPr>
+        <w:t>Gameplay</w:t>
+      </w:r>
+      <w:proofErr w:type="spellEnd"/>
+      <w:r>
+        <w:rPr>
+          <w:rFonts w:ascii="Times New Roman" w:eastAsia="Times New Roman" w:hAnsi="Times New Roman" w:cs="Times New Roman"/>
+          <w:b/>
+          <w:bCs/>
+          <w:sz w:val="36"/>
+          <w:szCs w:val="36"/>
+          <w:lang w:val="vi-VN" w:eastAsia="vi-VN"/>
+        </w:rPr>
+        <w:t xml:space="preserve"> Loop</w:t>
       </w:r>
     </w:p>
     <w:p>
@@ -2202,16 +5510,773 @@
           <w:lang w:val="vi-VN" w:eastAsia="vi-VN"/>
         </w:rPr>
       </w:pPr>
-      <w:r>
-        <w:rPr>
-          <w:rFonts w:ascii="Times New Roman" w:hAnsi="Times New Roman" w:cs="Times New Roman"/>
-          <w:b/>
-          <w:bCs/>
-          <w:sz w:val="24"/>
-          <w:szCs w:val="24"/>
-          <w:lang w:val="vi-VN" w:eastAsia="vi-VN"/>
-        </w:rPr>
-        <w:t>Prepare Settlement → Gather Intelligence → Select Map → Select Deployment Point → Deploy → Explore / Hunt / Loot / Negotiate / Intervene → World Time Progresses → Manage Supplies / Companions / Exposure → Respond to Dynamic Events → Decide Whether to Stay or Return → Reach Return Point → Return to Settlement → Manage Consequences → Build / Recruit / Research / Diplomacy / Defense Preparation → Repeat.</w:t>
+      <w:proofErr w:type="spellStart"/>
+      <w:r>
+        <w:rPr>
+          <w:rFonts w:ascii="Times New Roman" w:hAnsi="Times New Roman" w:cs="Times New Roman"/>
+          <w:b/>
+          <w:bCs/>
+          <w:sz w:val="24"/>
+          <w:szCs w:val="24"/>
+          <w:lang w:val="vi-VN" w:eastAsia="vi-VN"/>
+        </w:rPr>
+        <w:t>Prepare</w:t>
+      </w:r>
+      <w:proofErr w:type="spellEnd"/>
+      <w:r>
+        <w:rPr>
+          <w:rFonts w:ascii="Times New Roman" w:hAnsi="Times New Roman" w:cs="Times New Roman"/>
+          <w:b/>
+          <w:bCs/>
+          <w:sz w:val="24"/>
+          <w:szCs w:val="24"/>
+          <w:lang w:val="vi-VN" w:eastAsia="vi-VN"/>
+        </w:rPr>
+        <w:t xml:space="preserve"> </w:t>
+      </w:r>
+      <w:proofErr w:type="spellStart"/>
+      <w:r>
+        <w:rPr>
+          <w:rFonts w:ascii="Times New Roman" w:hAnsi="Times New Roman" w:cs="Times New Roman"/>
+          <w:b/>
+          <w:bCs/>
+          <w:sz w:val="24"/>
+          <w:szCs w:val="24"/>
+          <w:lang w:val="vi-VN" w:eastAsia="vi-VN"/>
+        </w:rPr>
+        <w:t>Settlement</w:t>
+      </w:r>
+      <w:proofErr w:type="spellEnd"/>
+      <w:r>
+        <w:rPr>
+          <w:rFonts w:ascii="Times New Roman" w:hAnsi="Times New Roman" w:cs="Times New Roman"/>
+          <w:b/>
+          <w:bCs/>
+          <w:sz w:val="24"/>
+          <w:szCs w:val="24"/>
+          <w:lang w:val="vi-VN" w:eastAsia="vi-VN"/>
+        </w:rPr>
+        <w:t xml:space="preserve"> → </w:t>
+      </w:r>
+      <w:proofErr w:type="spellStart"/>
+      <w:r>
+        <w:rPr>
+          <w:rFonts w:ascii="Times New Roman" w:hAnsi="Times New Roman" w:cs="Times New Roman"/>
+          <w:b/>
+          <w:bCs/>
+          <w:sz w:val="24"/>
+          <w:szCs w:val="24"/>
+          <w:lang w:val="vi-VN" w:eastAsia="vi-VN"/>
+        </w:rPr>
+        <w:t>Gather</w:t>
+      </w:r>
+      <w:proofErr w:type="spellEnd"/>
+      <w:r>
+        <w:rPr>
+          <w:rFonts w:ascii="Times New Roman" w:hAnsi="Times New Roman" w:cs="Times New Roman"/>
+          <w:b/>
+          <w:bCs/>
+          <w:sz w:val="24"/>
+          <w:szCs w:val="24"/>
+          <w:lang w:val="vi-VN" w:eastAsia="vi-VN"/>
+        </w:rPr>
+        <w:t xml:space="preserve"> </w:t>
+      </w:r>
+      <w:proofErr w:type="spellStart"/>
+      <w:r>
+        <w:rPr>
+          <w:rFonts w:ascii="Times New Roman" w:hAnsi="Times New Roman" w:cs="Times New Roman"/>
+          <w:b/>
+          <w:bCs/>
+          <w:sz w:val="24"/>
+          <w:szCs w:val="24"/>
+          <w:lang w:val="vi-VN" w:eastAsia="vi-VN"/>
+        </w:rPr>
+        <w:t>Intelligence</w:t>
+      </w:r>
+      <w:proofErr w:type="spellEnd"/>
+      <w:r>
+        <w:rPr>
+          <w:rFonts w:ascii="Times New Roman" w:hAnsi="Times New Roman" w:cs="Times New Roman"/>
+          <w:b/>
+          <w:bCs/>
+          <w:sz w:val="24"/>
+          <w:szCs w:val="24"/>
+          <w:lang w:val="vi-VN" w:eastAsia="vi-VN"/>
+        </w:rPr>
+        <w:t xml:space="preserve"> → </w:t>
+      </w:r>
+      <w:proofErr w:type="spellStart"/>
+      <w:r>
+        <w:rPr>
+          <w:rFonts w:ascii="Times New Roman" w:hAnsi="Times New Roman" w:cs="Times New Roman"/>
+          <w:b/>
+          <w:bCs/>
+          <w:sz w:val="24"/>
+          <w:szCs w:val="24"/>
+          <w:lang w:val="vi-VN" w:eastAsia="vi-VN"/>
+        </w:rPr>
+        <w:t>Select</w:t>
+      </w:r>
+      <w:proofErr w:type="spellEnd"/>
+      <w:r>
+        <w:rPr>
+          <w:rFonts w:ascii="Times New Roman" w:hAnsi="Times New Roman" w:cs="Times New Roman"/>
+          <w:b/>
+          <w:bCs/>
+          <w:sz w:val="24"/>
+          <w:szCs w:val="24"/>
+          <w:lang w:val="vi-VN" w:eastAsia="vi-VN"/>
+        </w:rPr>
+        <w:t xml:space="preserve"> Map → </w:t>
+      </w:r>
+      <w:proofErr w:type="spellStart"/>
+      <w:r>
+        <w:rPr>
+          <w:rFonts w:ascii="Times New Roman" w:hAnsi="Times New Roman" w:cs="Times New Roman"/>
+          <w:b/>
+          <w:bCs/>
+          <w:sz w:val="24"/>
+          <w:szCs w:val="24"/>
+          <w:lang w:val="vi-VN" w:eastAsia="vi-VN"/>
+        </w:rPr>
+        <w:t>Select</w:t>
+      </w:r>
+      <w:proofErr w:type="spellEnd"/>
+      <w:r>
+        <w:rPr>
+          <w:rFonts w:ascii="Times New Roman" w:hAnsi="Times New Roman" w:cs="Times New Roman"/>
+          <w:b/>
+          <w:bCs/>
+          <w:sz w:val="24"/>
+          <w:szCs w:val="24"/>
+          <w:lang w:val="vi-VN" w:eastAsia="vi-VN"/>
+        </w:rPr>
+        <w:t xml:space="preserve"> </w:t>
+      </w:r>
+      <w:proofErr w:type="spellStart"/>
+      <w:r>
+        <w:rPr>
+          <w:rFonts w:ascii="Times New Roman" w:hAnsi="Times New Roman" w:cs="Times New Roman"/>
+          <w:b/>
+          <w:bCs/>
+          <w:sz w:val="24"/>
+          <w:szCs w:val="24"/>
+          <w:lang w:val="vi-VN" w:eastAsia="vi-VN"/>
+        </w:rPr>
+        <w:t>Deployment</w:t>
+      </w:r>
+      <w:proofErr w:type="spellEnd"/>
+      <w:r>
+        <w:rPr>
+          <w:rFonts w:ascii="Times New Roman" w:hAnsi="Times New Roman" w:cs="Times New Roman"/>
+          <w:b/>
+          <w:bCs/>
+          <w:sz w:val="24"/>
+          <w:szCs w:val="24"/>
+          <w:lang w:val="vi-VN" w:eastAsia="vi-VN"/>
+        </w:rPr>
+        <w:t xml:space="preserve"> Point → </w:t>
+      </w:r>
+      <w:proofErr w:type="spellStart"/>
+      <w:r>
+        <w:rPr>
+          <w:rFonts w:ascii="Times New Roman" w:hAnsi="Times New Roman" w:cs="Times New Roman"/>
+          <w:b/>
+          <w:bCs/>
+          <w:sz w:val="24"/>
+          <w:szCs w:val="24"/>
+          <w:lang w:val="vi-VN" w:eastAsia="vi-VN"/>
+        </w:rPr>
+        <w:t>Deploy</w:t>
+      </w:r>
+      <w:proofErr w:type="spellEnd"/>
+      <w:r>
+        <w:rPr>
+          <w:rFonts w:ascii="Times New Roman" w:hAnsi="Times New Roman" w:cs="Times New Roman"/>
+          <w:b/>
+          <w:bCs/>
+          <w:sz w:val="24"/>
+          <w:szCs w:val="24"/>
+          <w:lang w:val="vi-VN" w:eastAsia="vi-VN"/>
+        </w:rPr>
+        <w:t xml:space="preserve"> → </w:t>
+      </w:r>
+      <w:proofErr w:type="spellStart"/>
+      <w:r>
+        <w:rPr>
+          <w:rFonts w:ascii="Times New Roman" w:hAnsi="Times New Roman" w:cs="Times New Roman"/>
+          <w:b/>
+          <w:bCs/>
+          <w:sz w:val="24"/>
+          <w:szCs w:val="24"/>
+          <w:lang w:val="vi-VN" w:eastAsia="vi-VN"/>
+        </w:rPr>
+        <w:t>Explore</w:t>
+      </w:r>
+      <w:proofErr w:type="spellEnd"/>
+      <w:r>
+        <w:rPr>
+          <w:rFonts w:ascii="Times New Roman" w:hAnsi="Times New Roman" w:cs="Times New Roman"/>
+          <w:b/>
+          <w:bCs/>
+          <w:sz w:val="24"/>
+          <w:szCs w:val="24"/>
+          <w:lang w:val="vi-VN" w:eastAsia="vi-VN"/>
+        </w:rPr>
+        <w:t xml:space="preserve"> / Hunt / </w:t>
+      </w:r>
+      <w:proofErr w:type="spellStart"/>
+      <w:r>
+        <w:rPr>
+          <w:rFonts w:ascii="Times New Roman" w:hAnsi="Times New Roman" w:cs="Times New Roman"/>
+          <w:b/>
+          <w:bCs/>
+          <w:sz w:val="24"/>
+          <w:szCs w:val="24"/>
+          <w:lang w:val="vi-VN" w:eastAsia="vi-VN"/>
+        </w:rPr>
+        <w:t>Loot</w:t>
+      </w:r>
+      <w:proofErr w:type="spellEnd"/>
+      <w:r>
+        <w:rPr>
+          <w:rFonts w:ascii="Times New Roman" w:hAnsi="Times New Roman" w:cs="Times New Roman"/>
+          <w:b/>
+          <w:bCs/>
+          <w:sz w:val="24"/>
+          <w:szCs w:val="24"/>
+          <w:lang w:val="vi-VN" w:eastAsia="vi-VN"/>
+        </w:rPr>
+        <w:t xml:space="preserve"> / </w:t>
+      </w:r>
+      <w:proofErr w:type="spellStart"/>
+      <w:r>
+        <w:rPr>
+          <w:rFonts w:ascii="Times New Roman" w:hAnsi="Times New Roman" w:cs="Times New Roman"/>
+          <w:b/>
+          <w:bCs/>
+          <w:sz w:val="24"/>
+          <w:szCs w:val="24"/>
+          <w:lang w:val="vi-VN" w:eastAsia="vi-VN"/>
+        </w:rPr>
+        <w:t>Negotiate</w:t>
+      </w:r>
+      <w:proofErr w:type="spellEnd"/>
+      <w:r>
+        <w:rPr>
+          <w:rFonts w:ascii="Times New Roman" w:hAnsi="Times New Roman" w:cs="Times New Roman"/>
+          <w:b/>
+          <w:bCs/>
+          <w:sz w:val="24"/>
+          <w:szCs w:val="24"/>
+          <w:lang w:val="vi-VN" w:eastAsia="vi-VN"/>
+        </w:rPr>
+        <w:t xml:space="preserve"> / </w:t>
+      </w:r>
+      <w:proofErr w:type="spellStart"/>
+      <w:r>
+        <w:rPr>
+          <w:rFonts w:ascii="Times New Roman" w:hAnsi="Times New Roman" w:cs="Times New Roman"/>
+          <w:b/>
+          <w:bCs/>
+          <w:sz w:val="24"/>
+          <w:szCs w:val="24"/>
+          <w:lang w:val="vi-VN" w:eastAsia="vi-VN"/>
+        </w:rPr>
+        <w:t>Intervene</w:t>
+      </w:r>
+      <w:proofErr w:type="spellEnd"/>
+      <w:r>
+        <w:rPr>
+          <w:rFonts w:ascii="Times New Roman" w:hAnsi="Times New Roman" w:cs="Times New Roman"/>
+          <w:b/>
+          <w:bCs/>
+          <w:sz w:val="24"/>
+          <w:szCs w:val="24"/>
+          <w:lang w:val="vi-VN" w:eastAsia="vi-VN"/>
+        </w:rPr>
+        <w:t xml:space="preserve"> → World Time </w:t>
+      </w:r>
+      <w:proofErr w:type="spellStart"/>
+      <w:r>
+        <w:rPr>
+          <w:rFonts w:ascii="Times New Roman" w:hAnsi="Times New Roman" w:cs="Times New Roman"/>
+          <w:b/>
+          <w:bCs/>
+          <w:sz w:val="24"/>
+          <w:szCs w:val="24"/>
+          <w:lang w:val="vi-VN" w:eastAsia="vi-VN"/>
+        </w:rPr>
+        <w:t>Progresses</w:t>
+      </w:r>
+      <w:proofErr w:type="spellEnd"/>
+      <w:r>
+        <w:rPr>
+          <w:rFonts w:ascii="Times New Roman" w:hAnsi="Times New Roman" w:cs="Times New Roman"/>
+          <w:b/>
+          <w:bCs/>
+          <w:sz w:val="24"/>
+          <w:szCs w:val="24"/>
+          <w:lang w:val="vi-VN" w:eastAsia="vi-VN"/>
+        </w:rPr>
+        <w:t xml:space="preserve"> → </w:t>
+      </w:r>
+      <w:proofErr w:type="spellStart"/>
+      <w:r>
+        <w:rPr>
+          <w:rFonts w:ascii="Times New Roman" w:hAnsi="Times New Roman" w:cs="Times New Roman"/>
+          <w:b/>
+          <w:bCs/>
+          <w:sz w:val="24"/>
+          <w:szCs w:val="24"/>
+          <w:lang w:val="vi-VN" w:eastAsia="vi-VN"/>
+        </w:rPr>
+        <w:t>Manage</w:t>
+      </w:r>
+      <w:proofErr w:type="spellEnd"/>
+      <w:r>
+        <w:rPr>
+          <w:rFonts w:ascii="Times New Roman" w:hAnsi="Times New Roman" w:cs="Times New Roman"/>
+          <w:b/>
+          <w:bCs/>
+          <w:sz w:val="24"/>
+          <w:szCs w:val="24"/>
+          <w:lang w:val="vi-VN" w:eastAsia="vi-VN"/>
+        </w:rPr>
+        <w:t xml:space="preserve"> </w:t>
+      </w:r>
+      <w:proofErr w:type="spellStart"/>
+      <w:r>
+        <w:rPr>
+          <w:rFonts w:ascii="Times New Roman" w:hAnsi="Times New Roman" w:cs="Times New Roman"/>
+          <w:b/>
+          <w:bCs/>
+          <w:sz w:val="24"/>
+          <w:szCs w:val="24"/>
+          <w:lang w:val="vi-VN" w:eastAsia="vi-VN"/>
+        </w:rPr>
+        <w:t>Supplies</w:t>
+      </w:r>
+      <w:proofErr w:type="spellEnd"/>
+      <w:r>
+        <w:rPr>
+          <w:rFonts w:ascii="Times New Roman" w:hAnsi="Times New Roman" w:cs="Times New Roman"/>
+          <w:b/>
+          <w:bCs/>
+          <w:sz w:val="24"/>
+          <w:szCs w:val="24"/>
+          <w:lang w:val="vi-VN" w:eastAsia="vi-VN"/>
+        </w:rPr>
+        <w:t xml:space="preserve"> / </w:t>
+      </w:r>
+      <w:proofErr w:type="spellStart"/>
+      <w:r>
+        <w:rPr>
+          <w:rFonts w:ascii="Times New Roman" w:hAnsi="Times New Roman" w:cs="Times New Roman"/>
+          <w:b/>
+          <w:bCs/>
+          <w:sz w:val="24"/>
+          <w:szCs w:val="24"/>
+          <w:lang w:val="vi-VN" w:eastAsia="vi-VN"/>
+        </w:rPr>
+        <w:t>Companions</w:t>
+      </w:r>
+      <w:proofErr w:type="spellEnd"/>
+      <w:r>
+        <w:rPr>
+          <w:rFonts w:ascii="Times New Roman" w:hAnsi="Times New Roman" w:cs="Times New Roman"/>
+          <w:b/>
+          <w:bCs/>
+          <w:sz w:val="24"/>
+          <w:szCs w:val="24"/>
+          <w:lang w:val="vi-VN" w:eastAsia="vi-VN"/>
+        </w:rPr>
+        <w:t xml:space="preserve"> / </w:t>
+      </w:r>
+      <w:proofErr w:type="spellStart"/>
+      <w:r>
+        <w:rPr>
+          <w:rFonts w:ascii="Times New Roman" w:hAnsi="Times New Roman" w:cs="Times New Roman"/>
+          <w:b/>
+          <w:bCs/>
+          <w:sz w:val="24"/>
+          <w:szCs w:val="24"/>
+          <w:lang w:val="vi-VN" w:eastAsia="vi-VN"/>
+        </w:rPr>
+        <w:t>Exposure</w:t>
+      </w:r>
+      <w:proofErr w:type="spellEnd"/>
+      <w:r>
+        <w:rPr>
+          <w:rFonts w:ascii="Times New Roman" w:hAnsi="Times New Roman" w:cs="Times New Roman"/>
+          <w:b/>
+          <w:bCs/>
+          <w:sz w:val="24"/>
+          <w:szCs w:val="24"/>
+          <w:lang w:val="vi-VN" w:eastAsia="vi-VN"/>
+        </w:rPr>
+        <w:t xml:space="preserve"> → </w:t>
+      </w:r>
+      <w:proofErr w:type="spellStart"/>
+      <w:r>
+        <w:rPr>
+          <w:rFonts w:ascii="Times New Roman" w:hAnsi="Times New Roman" w:cs="Times New Roman"/>
+          <w:b/>
+          <w:bCs/>
+          <w:sz w:val="24"/>
+          <w:szCs w:val="24"/>
+          <w:lang w:val="vi-VN" w:eastAsia="vi-VN"/>
+        </w:rPr>
+        <w:t>Respond</w:t>
+      </w:r>
+      <w:proofErr w:type="spellEnd"/>
+      <w:r>
+        <w:rPr>
+          <w:rFonts w:ascii="Times New Roman" w:hAnsi="Times New Roman" w:cs="Times New Roman"/>
+          <w:b/>
+          <w:bCs/>
+          <w:sz w:val="24"/>
+          <w:szCs w:val="24"/>
+          <w:lang w:val="vi-VN" w:eastAsia="vi-VN"/>
+        </w:rPr>
+        <w:t xml:space="preserve"> to Dynamic Events → </w:t>
+      </w:r>
+      <w:proofErr w:type="spellStart"/>
+      <w:r>
+        <w:rPr>
+          <w:rFonts w:ascii="Times New Roman" w:hAnsi="Times New Roman" w:cs="Times New Roman"/>
+          <w:b/>
+          <w:bCs/>
+          <w:sz w:val="24"/>
+          <w:szCs w:val="24"/>
+          <w:lang w:val="vi-VN" w:eastAsia="vi-VN"/>
+        </w:rPr>
+        <w:t>Decide</w:t>
+      </w:r>
+      <w:proofErr w:type="spellEnd"/>
+      <w:r>
+        <w:rPr>
+          <w:rFonts w:ascii="Times New Roman" w:hAnsi="Times New Roman" w:cs="Times New Roman"/>
+          <w:b/>
+          <w:bCs/>
+          <w:sz w:val="24"/>
+          <w:szCs w:val="24"/>
+          <w:lang w:val="vi-VN" w:eastAsia="vi-VN"/>
+        </w:rPr>
+        <w:t xml:space="preserve"> </w:t>
+      </w:r>
+      <w:proofErr w:type="spellStart"/>
+      <w:r>
+        <w:rPr>
+          <w:rFonts w:ascii="Times New Roman" w:hAnsi="Times New Roman" w:cs="Times New Roman"/>
+          <w:b/>
+          <w:bCs/>
+          <w:sz w:val="24"/>
+          <w:szCs w:val="24"/>
+          <w:lang w:val="vi-VN" w:eastAsia="vi-VN"/>
+        </w:rPr>
+        <w:t>Whether</w:t>
+      </w:r>
+      <w:proofErr w:type="spellEnd"/>
+      <w:r>
+        <w:rPr>
+          <w:rFonts w:ascii="Times New Roman" w:hAnsi="Times New Roman" w:cs="Times New Roman"/>
+          <w:b/>
+          <w:bCs/>
+          <w:sz w:val="24"/>
+          <w:szCs w:val="24"/>
+          <w:lang w:val="vi-VN" w:eastAsia="vi-VN"/>
+        </w:rPr>
+        <w:t xml:space="preserve"> to </w:t>
+      </w:r>
+      <w:proofErr w:type="spellStart"/>
+      <w:r>
+        <w:rPr>
+          <w:rFonts w:ascii="Times New Roman" w:hAnsi="Times New Roman" w:cs="Times New Roman"/>
+          <w:b/>
+          <w:bCs/>
+          <w:sz w:val="24"/>
+          <w:szCs w:val="24"/>
+          <w:lang w:val="vi-VN" w:eastAsia="vi-VN"/>
+        </w:rPr>
+        <w:t>Stay</w:t>
+      </w:r>
+      <w:proofErr w:type="spellEnd"/>
+      <w:r>
+        <w:rPr>
+          <w:rFonts w:ascii="Times New Roman" w:hAnsi="Times New Roman" w:cs="Times New Roman"/>
+          <w:b/>
+          <w:bCs/>
+          <w:sz w:val="24"/>
+          <w:szCs w:val="24"/>
+          <w:lang w:val="vi-VN" w:eastAsia="vi-VN"/>
+        </w:rPr>
+        <w:t xml:space="preserve"> or Return → </w:t>
+      </w:r>
+      <w:proofErr w:type="spellStart"/>
+      <w:r>
+        <w:rPr>
+          <w:rFonts w:ascii="Times New Roman" w:hAnsi="Times New Roman" w:cs="Times New Roman"/>
+          <w:b/>
+          <w:bCs/>
+          <w:sz w:val="24"/>
+          <w:szCs w:val="24"/>
+          <w:lang w:val="vi-VN" w:eastAsia="vi-VN"/>
+        </w:rPr>
+        <w:t>Reach</w:t>
+      </w:r>
+      <w:proofErr w:type="spellEnd"/>
+      <w:r>
+        <w:rPr>
+          <w:rFonts w:ascii="Times New Roman" w:hAnsi="Times New Roman" w:cs="Times New Roman"/>
+          <w:b/>
+          <w:bCs/>
+          <w:sz w:val="24"/>
+          <w:szCs w:val="24"/>
+          <w:lang w:val="vi-VN" w:eastAsia="vi-VN"/>
+        </w:rPr>
+        <w:t xml:space="preserve"> Return Point → Return to </w:t>
+      </w:r>
+      <w:proofErr w:type="spellStart"/>
+      <w:r>
+        <w:rPr>
+          <w:rFonts w:ascii="Times New Roman" w:hAnsi="Times New Roman" w:cs="Times New Roman"/>
+          <w:b/>
+          <w:bCs/>
+          <w:sz w:val="24"/>
+          <w:szCs w:val="24"/>
+          <w:lang w:val="vi-VN" w:eastAsia="vi-VN"/>
+        </w:rPr>
+        <w:t>Settlement</w:t>
+      </w:r>
+      <w:proofErr w:type="spellEnd"/>
+      <w:r>
+        <w:rPr>
+          <w:rFonts w:ascii="Times New Roman" w:hAnsi="Times New Roman" w:cs="Times New Roman"/>
+          <w:b/>
+          <w:bCs/>
+          <w:sz w:val="24"/>
+          <w:szCs w:val="24"/>
+          <w:lang w:val="vi-VN" w:eastAsia="vi-VN"/>
+        </w:rPr>
+        <w:t xml:space="preserve"> → </w:t>
+      </w:r>
+      <w:proofErr w:type="spellStart"/>
+      <w:r>
+        <w:rPr>
+          <w:rFonts w:ascii="Times New Roman" w:hAnsi="Times New Roman" w:cs="Times New Roman"/>
+          <w:b/>
+          <w:bCs/>
+          <w:sz w:val="24"/>
+          <w:szCs w:val="24"/>
+          <w:lang w:val="vi-VN" w:eastAsia="vi-VN"/>
+        </w:rPr>
+        <w:t>Manage</w:t>
+      </w:r>
+      <w:proofErr w:type="spellEnd"/>
+      <w:r>
+        <w:rPr>
+          <w:rFonts w:ascii="Times New Roman" w:hAnsi="Times New Roman" w:cs="Times New Roman"/>
+          <w:b/>
+          <w:bCs/>
+          <w:sz w:val="24"/>
+          <w:szCs w:val="24"/>
+          <w:lang w:val="vi-VN" w:eastAsia="vi-VN"/>
+        </w:rPr>
+        <w:t xml:space="preserve"> </w:t>
+      </w:r>
+      <w:proofErr w:type="spellStart"/>
+      <w:r>
+        <w:rPr>
+          <w:rFonts w:ascii="Times New Roman" w:hAnsi="Times New Roman" w:cs="Times New Roman"/>
+          <w:b/>
+          <w:bCs/>
+          <w:sz w:val="24"/>
+          <w:szCs w:val="24"/>
+          <w:lang w:val="vi-VN" w:eastAsia="vi-VN"/>
+        </w:rPr>
+        <w:t>Consequences</w:t>
+      </w:r>
+      <w:proofErr w:type="spellEnd"/>
+      <w:r>
+        <w:rPr>
+          <w:rFonts w:ascii="Times New Roman" w:hAnsi="Times New Roman" w:cs="Times New Roman"/>
+          <w:b/>
+          <w:bCs/>
+          <w:sz w:val="24"/>
+          <w:szCs w:val="24"/>
+          <w:lang w:val="vi-VN" w:eastAsia="vi-VN"/>
+        </w:rPr>
+        <w:t xml:space="preserve"> → </w:t>
+      </w:r>
+      <w:proofErr w:type="spellStart"/>
+      <w:r>
+        <w:rPr>
+          <w:rFonts w:ascii="Times New Roman" w:hAnsi="Times New Roman" w:cs="Times New Roman"/>
+          <w:b/>
+          <w:bCs/>
+          <w:sz w:val="24"/>
+          <w:szCs w:val="24"/>
+          <w:lang w:val="vi-VN" w:eastAsia="vi-VN"/>
+        </w:rPr>
+        <w:t>Build</w:t>
+      </w:r>
+      <w:proofErr w:type="spellEnd"/>
+      <w:r>
+        <w:rPr>
+          <w:rFonts w:ascii="Times New Roman" w:hAnsi="Times New Roman" w:cs="Times New Roman"/>
+          <w:b/>
+          <w:bCs/>
+          <w:sz w:val="24"/>
+          <w:szCs w:val="24"/>
+          <w:lang w:val="vi-VN" w:eastAsia="vi-VN"/>
+        </w:rPr>
+        <w:t xml:space="preserve"> / </w:t>
+      </w:r>
+      <w:proofErr w:type="spellStart"/>
+      <w:r>
+        <w:rPr>
+          <w:rFonts w:ascii="Times New Roman" w:hAnsi="Times New Roman" w:cs="Times New Roman"/>
+          <w:b/>
+          <w:bCs/>
+          <w:sz w:val="24"/>
+          <w:szCs w:val="24"/>
+          <w:lang w:val="vi-VN" w:eastAsia="vi-VN"/>
+        </w:rPr>
+        <w:t>Recruit</w:t>
+      </w:r>
+      <w:proofErr w:type="spellEnd"/>
+      <w:r>
+        <w:rPr>
+          <w:rFonts w:ascii="Times New Roman" w:hAnsi="Times New Roman" w:cs="Times New Roman"/>
+          <w:b/>
+          <w:bCs/>
+          <w:sz w:val="24"/>
+          <w:szCs w:val="24"/>
+          <w:lang w:val="vi-VN" w:eastAsia="vi-VN"/>
+        </w:rPr>
+        <w:t xml:space="preserve"> / </w:t>
+      </w:r>
+      <w:proofErr w:type="spellStart"/>
+      <w:r>
+        <w:rPr>
+          <w:rFonts w:ascii="Times New Roman" w:hAnsi="Times New Roman" w:cs="Times New Roman"/>
+          <w:b/>
+          <w:bCs/>
+          <w:sz w:val="24"/>
+          <w:szCs w:val="24"/>
+          <w:lang w:val="vi-VN" w:eastAsia="vi-VN"/>
+        </w:rPr>
+        <w:t>Research</w:t>
+      </w:r>
+      <w:proofErr w:type="spellEnd"/>
+      <w:r>
+        <w:rPr>
+          <w:rFonts w:ascii="Times New Roman" w:hAnsi="Times New Roman" w:cs="Times New Roman"/>
+          <w:b/>
+          <w:bCs/>
+          <w:sz w:val="24"/>
+          <w:szCs w:val="24"/>
+          <w:lang w:val="vi-VN" w:eastAsia="vi-VN"/>
+        </w:rPr>
+        <w:t xml:space="preserve"> / </w:t>
+      </w:r>
+      <w:proofErr w:type="spellStart"/>
+      <w:r>
+        <w:rPr>
+          <w:rFonts w:ascii="Times New Roman" w:hAnsi="Times New Roman" w:cs="Times New Roman"/>
+          <w:b/>
+          <w:bCs/>
+          <w:sz w:val="24"/>
+          <w:szCs w:val="24"/>
+          <w:lang w:val="vi-VN" w:eastAsia="vi-VN"/>
+        </w:rPr>
+        <w:t>Diplomacy</w:t>
+      </w:r>
+      <w:proofErr w:type="spellEnd"/>
+      <w:r>
+        <w:rPr>
+          <w:rFonts w:ascii="Times New Roman" w:hAnsi="Times New Roman" w:cs="Times New Roman"/>
+          <w:b/>
+          <w:bCs/>
+          <w:sz w:val="24"/>
+          <w:szCs w:val="24"/>
+          <w:lang w:val="vi-VN" w:eastAsia="vi-VN"/>
+        </w:rPr>
+        <w:t xml:space="preserve"> / </w:t>
+      </w:r>
+      <w:proofErr w:type="spellStart"/>
+      <w:r>
+        <w:rPr>
+          <w:rFonts w:ascii="Times New Roman" w:hAnsi="Times New Roman" w:cs="Times New Roman"/>
+          <w:b/>
+          <w:bCs/>
+          <w:sz w:val="24"/>
+          <w:szCs w:val="24"/>
+          <w:lang w:val="vi-VN" w:eastAsia="vi-VN"/>
+        </w:rPr>
+        <w:t>Defense</w:t>
+      </w:r>
+      <w:proofErr w:type="spellEnd"/>
+      <w:r>
+        <w:rPr>
+          <w:rFonts w:ascii="Times New Roman" w:hAnsi="Times New Roman" w:cs="Times New Roman"/>
+          <w:b/>
+          <w:bCs/>
+          <w:sz w:val="24"/>
+          <w:szCs w:val="24"/>
+          <w:lang w:val="vi-VN" w:eastAsia="vi-VN"/>
+        </w:rPr>
+        <w:t xml:space="preserve"> </w:t>
+      </w:r>
+      <w:proofErr w:type="spellStart"/>
+      <w:r>
+        <w:rPr>
+          <w:rFonts w:ascii="Times New Roman" w:hAnsi="Times New Roman" w:cs="Times New Roman"/>
+          <w:b/>
+          <w:bCs/>
+          <w:sz w:val="24"/>
+          <w:szCs w:val="24"/>
+          <w:lang w:val="vi-VN" w:eastAsia="vi-VN"/>
+        </w:rPr>
+        <w:t>Preparation</w:t>
+      </w:r>
+      <w:proofErr w:type="spellEnd"/>
+      <w:r>
+        <w:rPr>
+          <w:rFonts w:ascii="Times New Roman" w:hAnsi="Times New Roman" w:cs="Times New Roman"/>
+          <w:b/>
+          <w:bCs/>
+          <w:sz w:val="24"/>
+          <w:szCs w:val="24"/>
+          <w:lang w:val="vi-VN" w:eastAsia="vi-VN"/>
+        </w:rPr>
+        <w:t xml:space="preserve"> → </w:t>
+      </w:r>
+      <w:proofErr w:type="spellStart"/>
+      <w:r>
+        <w:rPr>
+          <w:rFonts w:ascii="Times New Roman" w:hAnsi="Times New Roman" w:cs="Times New Roman"/>
+          <w:b/>
+          <w:bCs/>
+          <w:sz w:val="24"/>
+          <w:szCs w:val="24"/>
+          <w:lang w:val="vi-VN" w:eastAsia="vi-VN"/>
+        </w:rPr>
+        <w:t>Repeat</w:t>
+      </w:r>
+      <w:proofErr w:type="spellEnd"/>
+      <w:r>
+        <w:rPr>
+          <w:rFonts w:ascii="Times New Roman" w:hAnsi="Times New Roman" w:cs="Times New Roman"/>
+          <w:b/>
+          <w:bCs/>
+          <w:sz w:val="24"/>
+          <w:szCs w:val="24"/>
+          <w:lang w:val="vi-VN" w:eastAsia="vi-VN"/>
+        </w:rPr>
+        <w:t>.</w:t>
       </w:r>
     </w:p>
     <w:p>
@@ -2236,27 +6301,105 @@
           <w:szCs w:val="36"/>
           <w:lang w:val="vi-VN" w:eastAsia="vi-VN"/>
         </w:rPr>
-        <w:t>15. Unique Selling Proposition</w:t>
-      </w:r>
+        <w:t xml:space="preserve">15. </w:t>
+      </w:r>
+      <w:proofErr w:type="spellStart"/>
+      <w:r>
+        <w:rPr>
+          <w:rFonts w:ascii="Times New Roman" w:eastAsia="Times New Roman" w:hAnsi="Times New Roman" w:cs="Times New Roman"/>
+          <w:b/>
+          <w:bCs/>
+          <w:sz w:val="36"/>
+          <w:szCs w:val="36"/>
+          <w:lang w:val="vi-VN" w:eastAsia="vi-VN"/>
+        </w:rPr>
+        <w:t>Unique</w:t>
+      </w:r>
+      <w:proofErr w:type="spellEnd"/>
+      <w:r>
+        <w:rPr>
+          <w:rFonts w:ascii="Times New Roman" w:eastAsia="Times New Roman" w:hAnsi="Times New Roman" w:cs="Times New Roman"/>
+          <w:b/>
+          <w:bCs/>
+          <w:sz w:val="36"/>
+          <w:szCs w:val="36"/>
+          <w:lang w:val="vi-VN" w:eastAsia="vi-VN"/>
+        </w:rPr>
+        <w:t xml:space="preserve"> </w:t>
+      </w:r>
+      <w:proofErr w:type="spellStart"/>
+      <w:r>
+        <w:rPr>
+          <w:rFonts w:ascii="Times New Roman" w:eastAsia="Times New Roman" w:hAnsi="Times New Roman" w:cs="Times New Roman"/>
+          <w:b/>
+          <w:bCs/>
+          <w:sz w:val="36"/>
+          <w:szCs w:val="36"/>
+          <w:lang w:val="vi-VN" w:eastAsia="vi-VN"/>
+        </w:rPr>
+        <w:t>Selling</w:t>
+      </w:r>
+      <w:proofErr w:type="spellEnd"/>
+      <w:r>
+        <w:rPr>
+          <w:rFonts w:ascii="Times New Roman" w:eastAsia="Times New Roman" w:hAnsi="Times New Roman" w:cs="Times New Roman"/>
+          <w:b/>
+          <w:bCs/>
+          <w:sz w:val="36"/>
+          <w:szCs w:val="36"/>
+          <w:lang w:val="vi-VN" w:eastAsia="vi-VN"/>
+        </w:rPr>
+        <w:t xml:space="preserve"> </w:t>
+      </w:r>
+      <w:proofErr w:type="spellStart"/>
+      <w:r>
+        <w:rPr>
+          <w:rFonts w:ascii="Times New Roman" w:eastAsia="Times New Roman" w:hAnsi="Times New Roman" w:cs="Times New Roman"/>
+          <w:b/>
+          <w:bCs/>
+          <w:sz w:val="36"/>
+          <w:szCs w:val="36"/>
+          <w:lang w:val="vi-VN" w:eastAsia="vi-VN"/>
+        </w:rPr>
+        <w:t>Proposition</w:t>
+      </w:r>
+      <w:proofErr w:type="spellEnd"/>
     </w:p>
     <w:p>
       <w:pPr>
-        <w:spacing w:before="100" w:beforeAutospacing="1" w:after="100" w:afterAutospacing="1" w:line="240" w:lineRule="auto"/>
-        <w:rPr>
-          <w:rFonts w:ascii="Times New Roman" w:hAnsi="Times New Roman" w:cs="Times New Roman"/>
-          <w:sz w:val="24"/>
-          <w:szCs w:val="24"/>
-          <w:lang w:val="vi-VN" w:eastAsia="vi-VN"/>
-        </w:rPr>
-      </w:pPr>
-      <w:r>
-        <w:rPr>
-          <w:rFonts w:ascii="Times New Roman" w:hAnsi="Times New Roman" w:cs="Times New Roman"/>
-          <w:sz w:val="24"/>
-          <w:szCs w:val="24"/>
-          <w:lang w:val="vi-VN" w:eastAsia="vi-VN"/>
-        </w:rPr>
-        <w:t>Worldforge là một Third-person Action RPG nơi mỗi Expedition diễn ra trong một thế giới persistent đang tiếp tục thay đổi.</w:t>
+        <w:pStyle w:val="p1"/>
+      </w:pPr>
+      <w:proofErr w:type="spellStart"/>
+      <w:r>
+        <w:t>Worldforge</w:t>
+      </w:r>
+      <w:proofErr w:type="spellEnd"/>
+      <w:r>
+        <w:t xml:space="preserve"> là một Top-Down </w:t>
+      </w:r>
+      <w:proofErr w:type="spellStart"/>
+      <w:r>
+        <w:t>Action</w:t>
+      </w:r>
+      <w:proofErr w:type="spellEnd"/>
+      <w:r>
+        <w:t xml:space="preserve"> RPG nơi mỗi </w:t>
+      </w:r>
+      <w:proofErr w:type="spellStart"/>
+      <w:r>
+        <w:t>Expedition</w:t>
+      </w:r>
+      <w:proofErr w:type="spellEnd"/>
+      <w:r>
+        <w:t xml:space="preserve"> diễn ra trong một thế giới </w:t>
+      </w:r>
+      <w:proofErr w:type="spellStart"/>
+      <w:r>
+        <w:t>persistent</w:t>
+      </w:r>
+      <w:proofErr w:type="spellEnd"/>
+      <w:r>
+        <w:t xml:space="preserve"> đang tiếp tục thay đổi.</w:t>
       </w:r>
     </w:p>
     <w:p>
@@ -2296,7 +6439,107 @@
           <w:szCs w:val="24"/>
           <w:lang w:val="vi-VN" w:eastAsia="vi-VN"/>
         </w:rPr>
-        <w:t>Người chơi xây dựng một cộng đồng có khả năng tồn tại trước Ecosystem, Factions, Rift, Large Monsters và những hậu quả từ chính quyết định của mình.</w:t>
+        <w:t xml:space="preserve">Người chơi xây dựng một cộng đồng có khả năng tồn tại trước </w:t>
+      </w:r>
+      <w:proofErr w:type="spellStart"/>
+      <w:r>
+        <w:rPr>
+          <w:rFonts w:ascii="Times New Roman" w:hAnsi="Times New Roman" w:cs="Times New Roman"/>
+          <w:sz w:val="24"/>
+          <w:szCs w:val="24"/>
+          <w:lang w:val="vi-VN" w:eastAsia="vi-VN"/>
+        </w:rPr>
+        <w:t>Ecosystem</w:t>
+      </w:r>
+      <w:proofErr w:type="spellEnd"/>
+      <w:r>
+        <w:rPr>
+          <w:rFonts w:ascii="Times New Roman" w:hAnsi="Times New Roman" w:cs="Times New Roman"/>
+          <w:sz w:val="24"/>
+          <w:szCs w:val="24"/>
+          <w:lang w:val="vi-VN" w:eastAsia="vi-VN"/>
+        </w:rPr>
+        <w:t xml:space="preserve">, </w:t>
+      </w:r>
+      <w:proofErr w:type="spellStart"/>
+      <w:r>
+        <w:rPr>
+          <w:rFonts w:ascii="Times New Roman" w:hAnsi="Times New Roman" w:cs="Times New Roman"/>
+          <w:sz w:val="24"/>
+          <w:szCs w:val="24"/>
+          <w:lang w:val="vi-VN" w:eastAsia="vi-VN"/>
+        </w:rPr>
+        <w:t>Factions</w:t>
+      </w:r>
+      <w:proofErr w:type="spellEnd"/>
+      <w:r>
+        <w:rPr>
+          <w:rFonts w:ascii="Times New Roman" w:hAnsi="Times New Roman" w:cs="Times New Roman"/>
+          <w:sz w:val="24"/>
+          <w:szCs w:val="24"/>
+          <w:lang w:val="vi-VN" w:eastAsia="vi-VN"/>
+        </w:rPr>
+        <w:t xml:space="preserve">, </w:t>
+      </w:r>
+      <w:proofErr w:type="spellStart"/>
+      <w:r>
+        <w:rPr>
+          <w:rFonts w:ascii="Times New Roman" w:hAnsi="Times New Roman" w:cs="Times New Roman"/>
+          <w:sz w:val="24"/>
+          <w:szCs w:val="24"/>
+          <w:lang w:val="vi-VN" w:eastAsia="vi-VN"/>
+        </w:rPr>
+        <w:t>Rift</w:t>
+      </w:r>
+      <w:proofErr w:type="spellEnd"/>
+      <w:r>
+        <w:rPr>
+          <w:rFonts w:ascii="Times New Roman" w:hAnsi="Times New Roman" w:cs="Times New Roman"/>
+          <w:sz w:val="24"/>
+          <w:szCs w:val="24"/>
+          <w:lang w:val="vi-VN" w:eastAsia="vi-VN"/>
+        </w:rPr>
+        <w:t xml:space="preserve">, </w:t>
+      </w:r>
+      <w:proofErr w:type="spellStart"/>
+      <w:r>
+        <w:rPr>
+          <w:rFonts w:ascii="Times New Roman" w:hAnsi="Times New Roman" w:cs="Times New Roman"/>
+          <w:sz w:val="24"/>
+          <w:szCs w:val="24"/>
+          <w:lang w:val="vi-VN" w:eastAsia="vi-VN"/>
+        </w:rPr>
+        <w:t>Large</w:t>
+      </w:r>
+      <w:proofErr w:type="spellEnd"/>
+      <w:r>
+        <w:rPr>
+          <w:rFonts w:ascii="Times New Roman" w:hAnsi="Times New Roman" w:cs="Times New Roman"/>
+          <w:sz w:val="24"/>
+          <w:szCs w:val="24"/>
+          <w:lang w:val="vi-VN" w:eastAsia="vi-VN"/>
+        </w:rPr>
+        <w:t xml:space="preserve"> </w:t>
+      </w:r>
+      <w:proofErr w:type="spellStart"/>
+      <w:r>
+        <w:rPr>
+          <w:rFonts w:ascii="Times New Roman" w:hAnsi="Times New Roman" w:cs="Times New Roman"/>
+          <w:sz w:val="24"/>
+          <w:szCs w:val="24"/>
+          <w:lang w:val="vi-VN" w:eastAsia="vi-VN"/>
+        </w:rPr>
+        <w:t>Monsters</w:t>
+      </w:r>
+      <w:proofErr w:type="spellEnd"/>
+      <w:r>
+        <w:rPr>
+          <w:rFonts w:ascii="Times New Roman" w:hAnsi="Times New Roman" w:cs="Times New Roman"/>
+          <w:sz w:val="24"/>
+          <w:szCs w:val="24"/>
+          <w:lang w:val="vi-VN" w:eastAsia="vi-VN"/>
+        </w:rPr>
+        <w:t xml:space="preserve"> và những hậu quả từ chính quyết định của mình.</w:t>
       </w:r>
     </w:p>
     <w:p>
@@ -2321,8 +6564,21 @@
           <w:szCs w:val="36"/>
           <w:lang w:val="vi-VN" w:eastAsia="vi-VN"/>
         </w:rPr>
-        <w:t>16. Design Constraints</w:t>
-      </w:r>
+        <w:t xml:space="preserve">16. Design </w:t>
+      </w:r>
+      <w:proofErr w:type="spellStart"/>
+      <w:r>
+        <w:rPr>
+          <w:rFonts w:ascii="Times New Roman" w:eastAsia="Times New Roman" w:hAnsi="Times New Roman" w:cs="Times New Roman"/>
+          <w:b/>
+          <w:bCs/>
+          <w:sz w:val="36"/>
+          <w:szCs w:val="36"/>
+          <w:lang w:val="vi-VN" w:eastAsia="vi-VN"/>
+        </w:rPr>
+        <w:t>Constraints</w:t>
+      </w:r>
+      <w:proofErr w:type="spellEnd"/>
     </w:p>
     <w:p>
       <w:pPr>
@@ -2334,14 +6590,85 @@
           <w:lang w:val="vi-VN" w:eastAsia="vi-VN"/>
         </w:rPr>
       </w:pPr>
-      <w:r>
-        <w:rPr>
-          <w:rFonts w:ascii="Times New Roman" w:hAnsi="Times New Roman" w:cs="Times New Roman"/>
-          <w:sz w:val="24"/>
-          <w:szCs w:val="24"/>
-          <w:lang w:val="vi-VN" w:eastAsia="vi-VN"/>
-        </w:rPr>
-        <w:t>Worldforge không sử dụng Hunger/Thirst Micro-management làm gameplay trọng tâm.</w:t>
+      <w:proofErr w:type="spellStart"/>
+      <w:r>
+        <w:rPr>
+          <w:rFonts w:ascii="Times New Roman" w:hAnsi="Times New Roman" w:cs="Times New Roman"/>
+          <w:sz w:val="24"/>
+          <w:szCs w:val="24"/>
+          <w:lang w:val="vi-VN" w:eastAsia="vi-VN"/>
+        </w:rPr>
+        <w:t>Worldforge</w:t>
+      </w:r>
+      <w:proofErr w:type="spellEnd"/>
+      <w:r>
+        <w:rPr>
+          <w:rFonts w:ascii="Times New Roman" w:hAnsi="Times New Roman" w:cs="Times New Roman"/>
+          <w:sz w:val="24"/>
+          <w:szCs w:val="24"/>
+          <w:lang w:val="vi-VN" w:eastAsia="vi-VN"/>
+        </w:rPr>
+        <w:t xml:space="preserve"> không sử dụng Hunger/</w:t>
+      </w:r>
+      <w:proofErr w:type="spellStart"/>
+      <w:r>
+        <w:rPr>
+          <w:rFonts w:ascii="Times New Roman" w:hAnsi="Times New Roman" w:cs="Times New Roman"/>
+          <w:sz w:val="24"/>
+          <w:szCs w:val="24"/>
+          <w:lang w:val="vi-VN" w:eastAsia="vi-VN"/>
+        </w:rPr>
+        <w:t>Thirst</w:t>
+      </w:r>
+      <w:proofErr w:type="spellEnd"/>
+      <w:r>
+        <w:rPr>
+          <w:rFonts w:ascii="Times New Roman" w:hAnsi="Times New Roman" w:cs="Times New Roman"/>
+          <w:sz w:val="24"/>
+          <w:szCs w:val="24"/>
+          <w:lang w:val="vi-VN" w:eastAsia="vi-VN"/>
+        </w:rPr>
+        <w:t xml:space="preserve"> </w:t>
+      </w:r>
+      <w:proofErr w:type="spellStart"/>
+      <w:r>
+        <w:rPr>
+          <w:rFonts w:ascii="Times New Roman" w:hAnsi="Times New Roman" w:cs="Times New Roman"/>
+          <w:sz w:val="24"/>
+          <w:szCs w:val="24"/>
+          <w:lang w:val="vi-VN" w:eastAsia="vi-VN"/>
+        </w:rPr>
+        <w:t>Micro-management</w:t>
+      </w:r>
+      <w:proofErr w:type="spellEnd"/>
+      <w:r>
+        <w:rPr>
+          <w:rFonts w:ascii="Times New Roman" w:hAnsi="Times New Roman" w:cs="Times New Roman"/>
+          <w:sz w:val="24"/>
+          <w:szCs w:val="24"/>
+          <w:lang w:val="vi-VN" w:eastAsia="vi-VN"/>
+        </w:rPr>
+        <w:t xml:space="preserve"> làm </w:t>
+      </w:r>
+      <w:proofErr w:type="spellStart"/>
+      <w:r>
+        <w:rPr>
+          <w:rFonts w:ascii="Times New Roman" w:hAnsi="Times New Roman" w:cs="Times New Roman"/>
+          <w:sz w:val="24"/>
+          <w:szCs w:val="24"/>
+          <w:lang w:val="vi-VN" w:eastAsia="vi-VN"/>
+        </w:rPr>
+        <w:t>gameplay</w:t>
+      </w:r>
+      <w:proofErr w:type="spellEnd"/>
+      <w:r>
+        <w:rPr>
+          <w:rFonts w:ascii="Times New Roman" w:hAnsi="Times New Roman" w:cs="Times New Roman"/>
+          <w:sz w:val="24"/>
+          <w:szCs w:val="24"/>
+          <w:lang w:val="vi-VN" w:eastAsia="vi-VN"/>
+        </w:rPr>
+        <w:t xml:space="preserve"> trọng tâm.</w:t>
       </w:r>
     </w:p>
     <w:p>
@@ -2401,7 +6728,27 @@
           <w:szCs w:val="24"/>
           <w:lang w:val="vi-VN" w:eastAsia="vi-VN"/>
         </w:rPr>
-        <w:t>Chỉ các hệ thống có khả năng tạo gameplay, World State hoặc hậu quả đáng kể mới được mô phỏng.</w:t>
+        <w:t xml:space="preserve">Chỉ các hệ thống có khả năng tạo </w:t>
+      </w:r>
+      <w:proofErr w:type="spellStart"/>
+      <w:r>
+        <w:rPr>
+          <w:rFonts w:ascii="Times New Roman" w:hAnsi="Times New Roman" w:cs="Times New Roman"/>
+          <w:sz w:val="24"/>
+          <w:szCs w:val="24"/>
+          <w:lang w:val="vi-VN" w:eastAsia="vi-VN"/>
+        </w:rPr>
+        <w:t>gameplay</w:t>
+      </w:r>
+      <w:proofErr w:type="spellEnd"/>
+      <w:r>
+        <w:rPr>
+          <w:rFonts w:ascii="Times New Roman" w:hAnsi="Times New Roman" w:cs="Times New Roman"/>
+          <w:sz w:val="24"/>
+          <w:szCs w:val="24"/>
+          <w:lang w:val="vi-VN" w:eastAsia="vi-VN"/>
+        </w:rPr>
+        <w:t>, World State hoặc hậu quả đáng kể mới được mô phỏng.</w:t>
       </w:r>
     </w:p>
     <w:p>
@@ -2421,7 +6768,47 @@
           <w:szCs w:val="24"/>
           <w:lang w:val="vi-VN" w:eastAsia="vi-VN"/>
         </w:rPr>
-        <w:t>Map không được trở thành không gian rộng nhưng thiếu Gameplay Density.</w:t>
+        <w:t xml:space="preserve">Map không được trở thành không gian rộng nhưng thiếu </w:t>
+      </w:r>
+      <w:proofErr w:type="spellStart"/>
+      <w:r>
+        <w:rPr>
+          <w:rFonts w:ascii="Times New Roman" w:hAnsi="Times New Roman" w:cs="Times New Roman"/>
+          <w:sz w:val="24"/>
+          <w:szCs w:val="24"/>
+          <w:lang w:val="vi-VN" w:eastAsia="vi-VN"/>
+        </w:rPr>
+        <w:t>Gameplay</w:t>
+      </w:r>
+      <w:proofErr w:type="spellEnd"/>
+      <w:r>
+        <w:rPr>
+          <w:rFonts w:ascii="Times New Roman" w:hAnsi="Times New Roman" w:cs="Times New Roman"/>
+          <w:sz w:val="24"/>
+          <w:szCs w:val="24"/>
+          <w:lang w:val="vi-VN" w:eastAsia="vi-VN"/>
+        </w:rPr>
+        <w:t xml:space="preserve"> </w:t>
+      </w:r>
+      <w:proofErr w:type="spellStart"/>
+      <w:r>
+        <w:rPr>
+          <w:rFonts w:ascii="Times New Roman" w:hAnsi="Times New Roman" w:cs="Times New Roman"/>
+          <w:sz w:val="24"/>
+          <w:szCs w:val="24"/>
+          <w:lang w:val="vi-VN" w:eastAsia="vi-VN"/>
+        </w:rPr>
+        <w:t>Density</w:t>
+      </w:r>
+      <w:proofErr w:type="spellEnd"/>
+      <w:r>
+        <w:rPr>
+          <w:rFonts w:ascii="Times New Roman" w:hAnsi="Times New Roman" w:cs="Times New Roman"/>
+          <w:sz w:val="24"/>
+          <w:szCs w:val="24"/>
+          <w:lang w:val="vi-VN" w:eastAsia="vi-VN"/>
+        </w:rPr>
+        <w:t>.</w:t>
       </w:r>
     </w:p>
     <w:p>
@@ -2434,14 +6821,65 @@
           <w:lang w:val="vi-VN" w:eastAsia="vi-VN"/>
         </w:rPr>
       </w:pPr>
-      <w:r>
-        <w:rPr>
-          <w:rFonts w:ascii="Times New Roman" w:hAnsi="Times New Roman" w:cs="Times New Roman"/>
-          <w:sz w:val="24"/>
-          <w:szCs w:val="24"/>
-          <w:lang w:val="vi-VN" w:eastAsia="vi-VN"/>
-        </w:rPr>
-        <w:t>Difficulty không được dựa chủ yếu vào HP/Damage Scaling.</w:t>
+      <w:proofErr w:type="spellStart"/>
+      <w:r>
+        <w:rPr>
+          <w:rFonts w:ascii="Times New Roman" w:hAnsi="Times New Roman" w:cs="Times New Roman"/>
+          <w:sz w:val="24"/>
+          <w:szCs w:val="24"/>
+          <w:lang w:val="vi-VN" w:eastAsia="vi-VN"/>
+        </w:rPr>
+        <w:t>Difficulty</w:t>
+      </w:r>
+      <w:proofErr w:type="spellEnd"/>
+      <w:r>
+        <w:rPr>
+          <w:rFonts w:ascii="Times New Roman" w:hAnsi="Times New Roman" w:cs="Times New Roman"/>
+          <w:sz w:val="24"/>
+          <w:szCs w:val="24"/>
+          <w:lang w:val="vi-VN" w:eastAsia="vi-VN"/>
+        </w:rPr>
+        <w:t xml:space="preserve"> không được dựa chủ yếu vào HP/</w:t>
+      </w:r>
+      <w:proofErr w:type="spellStart"/>
+      <w:r>
+        <w:rPr>
+          <w:rFonts w:ascii="Times New Roman" w:hAnsi="Times New Roman" w:cs="Times New Roman"/>
+          <w:sz w:val="24"/>
+          <w:szCs w:val="24"/>
+          <w:lang w:val="vi-VN" w:eastAsia="vi-VN"/>
+        </w:rPr>
+        <w:t>Damage</w:t>
+      </w:r>
+      <w:proofErr w:type="spellEnd"/>
+      <w:r>
+        <w:rPr>
+          <w:rFonts w:ascii="Times New Roman" w:hAnsi="Times New Roman" w:cs="Times New Roman"/>
+          <w:sz w:val="24"/>
+          <w:szCs w:val="24"/>
+          <w:lang w:val="vi-VN" w:eastAsia="vi-VN"/>
+        </w:rPr>
+        <w:t xml:space="preserve"> </w:t>
+      </w:r>
+      <w:proofErr w:type="spellStart"/>
+      <w:r>
+        <w:rPr>
+          <w:rFonts w:ascii="Times New Roman" w:hAnsi="Times New Roman" w:cs="Times New Roman"/>
+          <w:sz w:val="24"/>
+          <w:szCs w:val="24"/>
+          <w:lang w:val="vi-VN" w:eastAsia="vi-VN"/>
+        </w:rPr>
+        <w:t>Scaling</w:t>
+      </w:r>
+      <w:proofErr w:type="spellEnd"/>
+      <w:r>
+        <w:rPr>
+          <w:rFonts w:ascii="Times New Roman" w:hAnsi="Times New Roman" w:cs="Times New Roman"/>
+          <w:sz w:val="24"/>
+          <w:szCs w:val="24"/>
+          <w:lang w:val="vi-VN" w:eastAsia="vi-VN"/>
+        </w:rPr>
+        <w:t>.</w:t>
       </w:r>
     </w:p>
     <w:p>
@@ -2466,8 +6904,45 @@
           <w:szCs w:val="36"/>
           <w:lang w:val="vi-VN" w:eastAsia="vi-VN"/>
         </w:rPr>
-        <w:t>17. Major Risks</w:t>
-      </w:r>
+        <w:t xml:space="preserve">17. </w:t>
+      </w:r>
+      <w:proofErr w:type="spellStart"/>
+      <w:r>
+        <w:rPr>
+          <w:rFonts w:ascii="Times New Roman" w:eastAsia="Times New Roman" w:hAnsi="Times New Roman" w:cs="Times New Roman"/>
+          <w:b/>
+          <w:bCs/>
+          <w:sz w:val="36"/>
+          <w:szCs w:val="36"/>
+          <w:lang w:val="vi-VN" w:eastAsia="vi-VN"/>
+        </w:rPr>
+        <w:t>Major</w:t>
+      </w:r>
+      <w:proofErr w:type="spellEnd"/>
+      <w:r>
+        <w:rPr>
+          <w:rFonts w:ascii="Times New Roman" w:eastAsia="Times New Roman" w:hAnsi="Times New Roman" w:cs="Times New Roman"/>
+          <w:b/>
+          <w:bCs/>
+          <w:sz w:val="36"/>
+          <w:szCs w:val="36"/>
+          <w:lang w:val="vi-VN" w:eastAsia="vi-VN"/>
+        </w:rPr>
+        <w:t xml:space="preserve"> </w:t>
+      </w:r>
+      <w:proofErr w:type="spellStart"/>
+      <w:r>
+        <w:rPr>
+          <w:rFonts w:ascii="Times New Roman" w:eastAsia="Times New Roman" w:hAnsi="Times New Roman" w:cs="Times New Roman"/>
+          <w:b/>
+          <w:bCs/>
+          <w:sz w:val="36"/>
+          <w:szCs w:val="36"/>
+          <w:lang w:val="vi-VN" w:eastAsia="vi-VN"/>
+        </w:rPr>
+        <w:t>Risks</w:t>
+      </w:r>
+      <w:proofErr w:type="spellEnd"/>
     </w:p>
     <w:p>
       <w:pPr>
@@ -2483,6 +6958,7 @@
           <w:lang w:val="vi-VN" w:eastAsia="vi-VN"/>
         </w:rPr>
       </w:pPr>
+      <w:proofErr w:type="spellStart"/>
       <w:r>
         <w:rPr>
           <w:rFonts w:ascii="Times New Roman" w:eastAsia="Times New Roman" w:hAnsi="Times New Roman" w:cs="Times New Roman"/>
@@ -2490,7 +6966,37 @@
           <w:szCs w:val="24"/>
           <w:lang w:val="vi-VN" w:eastAsia="vi-VN"/>
         </w:rPr>
-        <w:t>Scope Explosion.</w:t>
+        <w:t>Scope</w:t>
+      </w:r>
+      <w:proofErr w:type="spellEnd"/>
+      <w:r>
+        <w:rPr>
+          <w:rFonts w:ascii="Times New Roman" w:eastAsia="Times New Roman" w:hAnsi="Times New Roman" w:cs="Times New Roman"/>
+          <w:sz w:val="24"/>
+          <w:szCs w:val="24"/>
+          <w:lang w:val="vi-VN" w:eastAsia="vi-VN"/>
+        </w:rPr>
+        <w:t xml:space="preserve"> </w:t>
+      </w:r>
+      <w:proofErr w:type="spellStart"/>
+      <w:r>
+        <w:rPr>
+          <w:rFonts w:ascii="Times New Roman" w:eastAsia="Times New Roman" w:hAnsi="Times New Roman" w:cs="Times New Roman"/>
+          <w:sz w:val="24"/>
+          <w:szCs w:val="24"/>
+          <w:lang w:val="vi-VN" w:eastAsia="vi-VN"/>
+        </w:rPr>
+        <w:t>Explosion</w:t>
+      </w:r>
+      <w:proofErr w:type="spellEnd"/>
+      <w:r>
+        <w:rPr>
+          <w:rFonts w:ascii="Times New Roman" w:eastAsia="Times New Roman" w:hAnsi="Times New Roman" w:cs="Times New Roman"/>
+          <w:sz w:val="24"/>
+          <w:szCs w:val="24"/>
+          <w:lang w:val="vi-VN" w:eastAsia="vi-VN"/>
+        </w:rPr>
+        <w:t>.</w:t>
       </w:r>
     </w:p>
     <w:p>
@@ -2514,7 +7020,27 @@
           <w:szCs w:val="24"/>
           <w:lang w:val="vi-VN" w:eastAsia="vi-VN"/>
         </w:rPr>
-        <w:t>Core Loop Repetition.</w:t>
+        <w:t xml:space="preserve">Core Loop </w:t>
+      </w:r>
+      <w:proofErr w:type="spellStart"/>
+      <w:r>
+        <w:rPr>
+          <w:rFonts w:ascii="Times New Roman" w:eastAsia="Times New Roman" w:hAnsi="Times New Roman" w:cs="Times New Roman"/>
+          <w:sz w:val="24"/>
+          <w:szCs w:val="24"/>
+          <w:lang w:val="vi-VN" w:eastAsia="vi-VN"/>
+        </w:rPr>
+        <w:t>Repetition</w:t>
+      </w:r>
+      <w:proofErr w:type="spellEnd"/>
+      <w:r>
+        <w:rPr>
+          <w:rFonts w:ascii="Times New Roman" w:eastAsia="Times New Roman" w:hAnsi="Times New Roman" w:cs="Times New Roman"/>
+          <w:sz w:val="24"/>
+          <w:szCs w:val="24"/>
+          <w:lang w:val="vi-VN" w:eastAsia="vi-VN"/>
+        </w:rPr>
+        <w:t>.</w:t>
       </w:r>
     </w:p>
     <w:p>
@@ -2538,7 +7064,27 @@
           <w:szCs w:val="24"/>
           <w:lang w:val="vi-VN" w:eastAsia="vi-VN"/>
         </w:rPr>
-        <w:t>Living World Complexity.</w:t>
+        <w:t xml:space="preserve">Living World </w:t>
+      </w:r>
+      <w:proofErr w:type="spellStart"/>
+      <w:r>
+        <w:rPr>
+          <w:rFonts w:ascii="Times New Roman" w:eastAsia="Times New Roman" w:hAnsi="Times New Roman" w:cs="Times New Roman"/>
+          <w:sz w:val="24"/>
+          <w:szCs w:val="24"/>
+          <w:lang w:val="vi-VN" w:eastAsia="vi-VN"/>
+        </w:rPr>
+        <w:t>Complexity</w:t>
+      </w:r>
+      <w:proofErr w:type="spellEnd"/>
+      <w:r>
+        <w:rPr>
+          <w:rFonts w:ascii="Times New Roman" w:eastAsia="Times New Roman" w:hAnsi="Times New Roman" w:cs="Times New Roman"/>
+          <w:sz w:val="24"/>
+          <w:szCs w:val="24"/>
+          <w:lang w:val="vi-VN" w:eastAsia="vi-VN"/>
+        </w:rPr>
+        <w:t>.</w:t>
       </w:r>
     </w:p>
     <w:p>
@@ -2555,6 +7101,7 @@
           <w:lang w:val="vi-VN" w:eastAsia="vi-VN"/>
         </w:rPr>
       </w:pPr>
+      <w:proofErr w:type="spellStart"/>
       <w:r>
         <w:rPr>
           <w:rFonts w:ascii="Times New Roman" w:eastAsia="Times New Roman" w:hAnsi="Times New Roman" w:cs="Times New Roman"/>
@@ -2562,7 +7109,37 @@
           <w:szCs w:val="24"/>
           <w:lang w:val="vi-VN" w:eastAsia="vi-VN"/>
         </w:rPr>
-        <w:t>Weak Player–NPC Attachment.</w:t>
+        <w:t>Weak</w:t>
+      </w:r>
+      <w:proofErr w:type="spellEnd"/>
+      <w:r>
+        <w:rPr>
+          <w:rFonts w:ascii="Times New Roman" w:eastAsia="Times New Roman" w:hAnsi="Times New Roman" w:cs="Times New Roman"/>
+          <w:sz w:val="24"/>
+          <w:szCs w:val="24"/>
+          <w:lang w:val="vi-VN" w:eastAsia="vi-VN"/>
+        </w:rPr>
+        <w:t xml:space="preserve"> Player–NPC </w:t>
+      </w:r>
+      <w:proofErr w:type="spellStart"/>
+      <w:r>
+        <w:rPr>
+          <w:rFonts w:ascii="Times New Roman" w:eastAsia="Times New Roman" w:hAnsi="Times New Roman" w:cs="Times New Roman"/>
+          <w:sz w:val="24"/>
+          <w:szCs w:val="24"/>
+          <w:lang w:val="vi-VN" w:eastAsia="vi-VN"/>
+        </w:rPr>
+        <w:t>Attachment</w:t>
+      </w:r>
+      <w:proofErr w:type="spellEnd"/>
+      <w:r>
+        <w:rPr>
+          <w:rFonts w:ascii="Times New Roman" w:eastAsia="Times New Roman" w:hAnsi="Times New Roman" w:cs="Times New Roman"/>
+          <w:sz w:val="24"/>
+          <w:szCs w:val="24"/>
+          <w:lang w:val="vi-VN" w:eastAsia="vi-VN"/>
+        </w:rPr>
+        <w:t>.</w:t>
       </w:r>
     </w:p>
     <w:p>
@@ -2579,6 +7156,7 @@
           <w:lang w:val="vi-VN" w:eastAsia="vi-VN"/>
         </w:rPr>
       </w:pPr>
+      <w:proofErr w:type="spellStart"/>
       <w:r>
         <w:rPr>
           <w:rFonts w:ascii="Times New Roman" w:eastAsia="Times New Roman" w:hAnsi="Times New Roman" w:cs="Times New Roman"/>
@@ -2586,7 +7164,57 @@
           <w:szCs w:val="24"/>
           <w:lang w:val="vi-VN" w:eastAsia="vi-VN"/>
         </w:rPr>
-        <w:t>Simulation Chain Reaction.</w:t>
+        <w:t>Simulation</w:t>
+      </w:r>
+      <w:proofErr w:type="spellEnd"/>
+      <w:r>
+        <w:rPr>
+          <w:rFonts w:ascii="Times New Roman" w:eastAsia="Times New Roman" w:hAnsi="Times New Roman" w:cs="Times New Roman"/>
+          <w:sz w:val="24"/>
+          <w:szCs w:val="24"/>
+          <w:lang w:val="vi-VN" w:eastAsia="vi-VN"/>
+        </w:rPr>
+        <w:t xml:space="preserve"> </w:t>
+      </w:r>
+      <w:proofErr w:type="spellStart"/>
+      <w:r>
+        <w:rPr>
+          <w:rFonts w:ascii="Times New Roman" w:eastAsia="Times New Roman" w:hAnsi="Times New Roman" w:cs="Times New Roman"/>
+          <w:sz w:val="24"/>
+          <w:szCs w:val="24"/>
+          <w:lang w:val="vi-VN" w:eastAsia="vi-VN"/>
+        </w:rPr>
+        <w:t>Chain</w:t>
+      </w:r>
+      <w:proofErr w:type="spellEnd"/>
+      <w:r>
+        <w:rPr>
+          <w:rFonts w:ascii="Times New Roman" w:eastAsia="Times New Roman" w:hAnsi="Times New Roman" w:cs="Times New Roman"/>
+          <w:sz w:val="24"/>
+          <w:szCs w:val="24"/>
+          <w:lang w:val="vi-VN" w:eastAsia="vi-VN"/>
+        </w:rPr>
+        <w:t xml:space="preserve"> </w:t>
+      </w:r>
+      <w:proofErr w:type="spellStart"/>
+      <w:r>
+        <w:rPr>
+          <w:rFonts w:ascii="Times New Roman" w:eastAsia="Times New Roman" w:hAnsi="Times New Roman" w:cs="Times New Roman"/>
+          <w:sz w:val="24"/>
+          <w:szCs w:val="24"/>
+          <w:lang w:val="vi-VN" w:eastAsia="vi-VN"/>
+        </w:rPr>
+        <w:t>Reaction</w:t>
+      </w:r>
+      <w:proofErr w:type="spellEnd"/>
+      <w:r>
+        <w:rPr>
+          <w:rFonts w:ascii="Times New Roman" w:eastAsia="Times New Roman" w:hAnsi="Times New Roman" w:cs="Times New Roman"/>
+          <w:sz w:val="24"/>
+          <w:szCs w:val="24"/>
+          <w:lang w:val="vi-VN" w:eastAsia="vi-VN"/>
+        </w:rPr>
+        <w:t>.</w:t>
       </w:r>
     </w:p>
     <w:p>
@@ -2610,7 +7238,27 @@
           <w:szCs w:val="24"/>
           <w:lang w:val="vi-VN" w:eastAsia="vi-VN"/>
         </w:rPr>
-        <w:t>Player Punishment Cascade.</w:t>
+        <w:t xml:space="preserve">Player </w:t>
+      </w:r>
+      <w:proofErr w:type="spellStart"/>
+      <w:r>
+        <w:rPr>
+          <w:rFonts w:ascii="Times New Roman" w:eastAsia="Times New Roman" w:hAnsi="Times New Roman" w:cs="Times New Roman"/>
+          <w:sz w:val="24"/>
+          <w:szCs w:val="24"/>
+          <w:lang w:val="vi-VN" w:eastAsia="vi-VN"/>
+        </w:rPr>
+        <w:t>Punishment</w:t>
+      </w:r>
+      <w:proofErr w:type="spellEnd"/>
+      <w:r>
+        <w:rPr>
+          <w:rFonts w:ascii="Times New Roman" w:eastAsia="Times New Roman" w:hAnsi="Times New Roman" w:cs="Times New Roman"/>
+          <w:sz w:val="24"/>
+          <w:szCs w:val="24"/>
+          <w:lang w:val="vi-VN" w:eastAsia="vi-VN"/>
+        </w:rPr>
+        <w:t xml:space="preserve"> Cascade.</w:t>
       </w:r>
     </w:p>
     <w:p>
@@ -2627,6 +7275,7 @@
           <w:lang w:val="vi-VN" w:eastAsia="vi-VN"/>
         </w:rPr>
       </w:pPr>
+      <w:proofErr w:type="spellStart"/>
       <w:r>
         <w:rPr>
           <w:rFonts w:ascii="Times New Roman" w:eastAsia="Times New Roman" w:hAnsi="Times New Roman" w:cs="Times New Roman"/>
@@ -2634,7 +7283,37 @@
           <w:szCs w:val="24"/>
           <w:lang w:val="vi-VN" w:eastAsia="vi-VN"/>
         </w:rPr>
-        <w:t>Information Overload.</w:t>
+        <w:t>Information</w:t>
+      </w:r>
+      <w:proofErr w:type="spellEnd"/>
+      <w:r>
+        <w:rPr>
+          <w:rFonts w:ascii="Times New Roman" w:eastAsia="Times New Roman" w:hAnsi="Times New Roman" w:cs="Times New Roman"/>
+          <w:sz w:val="24"/>
+          <w:szCs w:val="24"/>
+          <w:lang w:val="vi-VN" w:eastAsia="vi-VN"/>
+        </w:rPr>
+        <w:t xml:space="preserve"> </w:t>
+      </w:r>
+      <w:proofErr w:type="spellStart"/>
+      <w:r>
+        <w:rPr>
+          <w:rFonts w:ascii="Times New Roman" w:eastAsia="Times New Roman" w:hAnsi="Times New Roman" w:cs="Times New Roman"/>
+          <w:sz w:val="24"/>
+          <w:szCs w:val="24"/>
+          <w:lang w:val="vi-VN" w:eastAsia="vi-VN"/>
+        </w:rPr>
+        <w:t>Overload</w:t>
+      </w:r>
+      <w:proofErr w:type="spellEnd"/>
+      <w:r>
+        <w:rPr>
+          <w:rFonts w:ascii="Times New Roman" w:eastAsia="Times New Roman" w:hAnsi="Times New Roman" w:cs="Times New Roman"/>
+          <w:sz w:val="24"/>
+          <w:szCs w:val="24"/>
+          <w:lang w:val="vi-VN" w:eastAsia="vi-VN"/>
+        </w:rPr>
+        <w:t>.</w:t>
       </w:r>
     </w:p>
     <w:p>
@@ -2658,7 +7337,27 @@
           <w:szCs w:val="24"/>
           <w:lang w:val="vi-VN" w:eastAsia="vi-VN"/>
         </w:rPr>
-        <w:t>Fantasy/Sci-Fi Cohesion.</w:t>
+        <w:t xml:space="preserve">Fantasy/Sci-Fi </w:t>
+      </w:r>
+      <w:proofErr w:type="spellStart"/>
+      <w:r>
+        <w:rPr>
+          <w:rFonts w:ascii="Times New Roman" w:eastAsia="Times New Roman" w:hAnsi="Times New Roman" w:cs="Times New Roman"/>
+          <w:sz w:val="24"/>
+          <w:szCs w:val="24"/>
+          <w:lang w:val="vi-VN" w:eastAsia="vi-VN"/>
+        </w:rPr>
+        <w:t>Cohesion</w:t>
+      </w:r>
+      <w:proofErr w:type="spellEnd"/>
+      <w:r>
+        <w:rPr>
+          <w:rFonts w:ascii="Times New Roman" w:eastAsia="Times New Roman" w:hAnsi="Times New Roman" w:cs="Times New Roman"/>
+          <w:sz w:val="24"/>
+          <w:szCs w:val="24"/>
+          <w:lang w:val="vi-VN" w:eastAsia="vi-VN"/>
+        </w:rPr>
+        <w:t>.</w:t>
       </w:r>
     </w:p>
     <w:p>
@@ -2682,7 +7381,27 @@
           <w:szCs w:val="24"/>
           <w:lang w:val="vi-VN" w:eastAsia="vi-VN"/>
         </w:rPr>
-        <w:t>Production Feasibility.</w:t>
+        <w:t xml:space="preserve">Production </w:t>
+      </w:r>
+      <w:proofErr w:type="spellStart"/>
+      <w:r>
+        <w:rPr>
+          <w:rFonts w:ascii="Times New Roman" w:eastAsia="Times New Roman" w:hAnsi="Times New Roman" w:cs="Times New Roman"/>
+          <w:sz w:val="24"/>
+          <w:szCs w:val="24"/>
+          <w:lang w:val="vi-VN" w:eastAsia="vi-VN"/>
+        </w:rPr>
+        <w:t>Feasibility</w:t>
+      </w:r>
+      <w:proofErr w:type="spellEnd"/>
+      <w:r>
+        <w:rPr>
+          <w:rFonts w:ascii="Times New Roman" w:eastAsia="Times New Roman" w:hAnsi="Times New Roman" w:cs="Times New Roman"/>
+          <w:sz w:val="24"/>
+          <w:szCs w:val="24"/>
+          <w:lang w:val="vi-VN" w:eastAsia="vi-VN"/>
+        </w:rPr>
+        <w:t>.</w:t>
       </w:r>
     </w:p>
     <w:p>
@@ -2707,8 +7426,45 @@
           <w:szCs w:val="36"/>
           <w:lang w:val="vi-VN" w:eastAsia="vi-VN"/>
         </w:rPr>
-        <w:t>18. Success Criteria</w:t>
-      </w:r>
+        <w:t xml:space="preserve">18. </w:t>
+      </w:r>
+      <w:proofErr w:type="spellStart"/>
+      <w:r>
+        <w:rPr>
+          <w:rFonts w:ascii="Times New Roman" w:eastAsia="Times New Roman" w:hAnsi="Times New Roman" w:cs="Times New Roman"/>
+          <w:b/>
+          <w:bCs/>
+          <w:sz w:val="36"/>
+          <w:szCs w:val="36"/>
+          <w:lang w:val="vi-VN" w:eastAsia="vi-VN"/>
+        </w:rPr>
+        <w:t>Success</w:t>
+      </w:r>
+      <w:proofErr w:type="spellEnd"/>
+      <w:r>
+        <w:rPr>
+          <w:rFonts w:ascii="Times New Roman" w:eastAsia="Times New Roman" w:hAnsi="Times New Roman" w:cs="Times New Roman"/>
+          <w:b/>
+          <w:bCs/>
+          <w:sz w:val="36"/>
+          <w:szCs w:val="36"/>
+          <w:lang w:val="vi-VN" w:eastAsia="vi-VN"/>
+        </w:rPr>
+        <w:t xml:space="preserve"> </w:t>
+      </w:r>
+      <w:proofErr w:type="spellStart"/>
+      <w:r>
+        <w:rPr>
+          <w:rFonts w:ascii="Times New Roman" w:eastAsia="Times New Roman" w:hAnsi="Times New Roman" w:cs="Times New Roman"/>
+          <w:b/>
+          <w:bCs/>
+          <w:sz w:val="36"/>
+          <w:szCs w:val="36"/>
+          <w:lang w:val="vi-VN" w:eastAsia="vi-VN"/>
+        </w:rPr>
+        <w:t>Criteria</w:t>
+      </w:r>
+      <w:proofErr w:type="spellEnd"/>
     </w:p>
     <w:p>
       <w:pPr>
@@ -2747,7 +7503,27 @@
           <w:szCs w:val="24"/>
           <w:lang w:val="vi-VN" w:eastAsia="vi-VN"/>
         </w:rPr>
-        <w:t>Người chơi cảm thấy Settlement có thể hoạt động mà không phụ thuộc hoàn toàn vào nhân vật chính.</w:t>
+        <w:t xml:space="preserve">Người chơi cảm thấy </w:t>
+      </w:r>
+      <w:proofErr w:type="spellStart"/>
+      <w:r>
+        <w:rPr>
+          <w:rFonts w:ascii="Times New Roman" w:hAnsi="Times New Roman" w:cs="Times New Roman"/>
+          <w:sz w:val="24"/>
+          <w:szCs w:val="24"/>
+          <w:lang w:val="vi-VN" w:eastAsia="vi-VN"/>
+        </w:rPr>
+        <w:t>Settlement</w:t>
+      </w:r>
+      <w:proofErr w:type="spellEnd"/>
+      <w:r>
+        <w:rPr>
+          <w:rFonts w:ascii="Times New Roman" w:hAnsi="Times New Roman" w:cs="Times New Roman"/>
+          <w:sz w:val="24"/>
+          <w:szCs w:val="24"/>
+          <w:lang w:val="vi-VN" w:eastAsia="vi-VN"/>
+        </w:rPr>
+        <w:t xml:space="preserve"> có thể hoạt động mà không phụ thuộc hoàn toàn vào nhân vật chính.</w:t>
       </w:r>
     </w:p>
     <w:p>
@@ -2767,7 +7543,67 @@
           <w:szCs w:val="24"/>
           <w:lang w:val="vi-VN" w:eastAsia="vi-VN"/>
         </w:rPr>
-        <w:t>Mỗi Expedition tạo ra quyết định Risk vs Reward đáng kể.</w:t>
+        <w:t xml:space="preserve">Mỗi </w:t>
+      </w:r>
+      <w:proofErr w:type="spellStart"/>
+      <w:r>
+        <w:rPr>
+          <w:rFonts w:ascii="Times New Roman" w:hAnsi="Times New Roman" w:cs="Times New Roman"/>
+          <w:sz w:val="24"/>
+          <w:szCs w:val="24"/>
+          <w:lang w:val="vi-VN" w:eastAsia="vi-VN"/>
+        </w:rPr>
+        <w:t>Expedition</w:t>
+      </w:r>
+      <w:proofErr w:type="spellEnd"/>
+      <w:r>
+        <w:rPr>
+          <w:rFonts w:ascii="Times New Roman" w:hAnsi="Times New Roman" w:cs="Times New Roman"/>
+          <w:sz w:val="24"/>
+          <w:szCs w:val="24"/>
+          <w:lang w:val="vi-VN" w:eastAsia="vi-VN"/>
+        </w:rPr>
+        <w:t xml:space="preserve"> tạo ra quyết định </w:t>
+      </w:r>
+      <w:proofErr w:type="spellStart"/>
+      <w:r>
+        <w:rPr>
+          <w:rFonts w:ascii="Times New Roman" w:hAnsi="Times New Roman" w:cs="Times New Roman"/>
+          <w:sz w:val="24"/>
+          <w:szCs w:val="24"/>
+          <w:lang w:val="vi-VN" w:eastAsia="vi-VN"/>
+        </w:rPr>
+        <w:t>Risk</w:t>
+      </w:r>
+      <w:proofErr w:type="spellEnd"/>
+      <w:r>
+        <w:rPr>
+          <w:rFonts w:ascii="Times New Roman" w:hAnsi="Times New Roman" w:cs="Times New Roman"/>
+          <w:sz w:val="24"/>
+          <w:szCs w:val="24"/>
+          <w:lang w:val="vi-VN" w:eastAsia="vi-VN"/>
+        </w:rPr>
+        <w:t xml:space="preserve"> vs </w:t>
+      </w:r>
+      <w:proofErr w:type="spellStart"/>
+      <w:r>
+        <w:rPr>
+          <w:rFonts w:ascii="Times New Roman" w:hAnsi="Times New Roman" w:cs="Times New Roman"/>
+          <w:sz w:val="24"/>
+          <w:szCs w:val="24"/>
+          <w:lang w:val="vi-VN" w:eastAsia="vi-VN"/>
+        </w:rPr>
+        <w:t>Reward</w:t>
+      </w:r>
+      <w:proofErr w:type="spellEnd"/>
+      <w:r>
+        <w:rPr>
+          <w:rFonts w:ascii="Times New Roman" w:hAnsi="Times New Roman" w:cs="Times New Roman"/>
+          <w:sz w:val="24"/>
+          <w:szCs w:val="24"/>
+          <w:lang w:val="vi-VN" w:eastAsia="vi-VN"/>
+        </w:rPr>
+        <w:t xml:space="preserve"> đáng kể.</w:t>
       </w:r>
     </w:p>
     <w:p>
@@ -14810,6 +19646,20 @@
       <w:lang w:val="vi-VN" w:eastAsia="vi-VN"/>
     </w:rPr>
   </w:style>
+  <w:style w:type="paragraph" w:customStyle="1" w:styleId="p1">
+    <w:name w:val="p1"/>
+    <w:basedOn w:val="Binhthng"/>
+    <w:rsid w:val="00BE4920"/>
+    <w:pPr>
+      <w:spacing w:before="100" w:beforeAutospacing="1" w:after="100" w:afterAutospacing="1" w:line="240" w:lineRule="auto"/>
+    </w:pPr>
+    <w:rPr>
+      <w:rFonts w:ascii="Times New Roman" w:hAnsi="Times New Roman" w:cs="Times New Roman"/>
+      <w:sz w:val="24"/>
+      <w:szCs w:val="24"/>
+      <w:lang w:val="vi-VN" w:eastAsia="vi-VN"/>
+    </w:rPr>
+  </w:style>
 </w:styles>
 </file>
 

--- a/Doc/Overview/WF_GDD_CH01_Executive_Summary_v1.0.docx
+++ b/Doc/Overview/WF_GDD_CH01_Executive_Summary_v1.0.docx
@@ -2512,187 +2512,7 @@
           <w:szCs w:val="24"/>
           <w:lang w:val="vi-VN" w:eastAsia="vi-VN"/>
         </w:rPr>
-        <w:t xml:space="preserve">Mỗi map là một vùng đất </w:t>
-      </w:r>
-      <w:proofErr w:type="spellStart"/>
-      <w:r>
-        <w:rPr>
-          <w:rFonts w:ascii="Times New Roman" w:hAnsi="Times New Roman" w:cs="Times New Roman"/>
-          <w:sz w:val="24"/>
-          <w:szCs w:val="24"/>
-          <w:lang w:val="vi-VN" w:eastAsia="vi-VN"/>
-        </w:rPr>
-        <w:t>handcrafted</w:t>
-      </w:r>
-      <w:proofErr w:type="spellEnd"/>
-      <w:r>
-        <w:rPr>
-          <w:rFonts w:ascii="Times New Roman" w:hAnsi="Times New Roman" w:cs="Times New Roman"/>
-          <w:sz w:val="24"/>
-          <w:szCs w:val="24"/>
-          <w:lang w:val="vi-VN" w:eastAsia="vi-VN"/>
-        </w:rPr>
-        <w:t xml:space="preserve"> có hệ sinh thái, tài nguyên, </w:t>
-      </w:r>
-      <w:proofErr w:type="spellStart"/>
-      <w:r>
-        <w:rPr>
-          <w:rFonts w:ascii="Times New Roman" w:hAnsi="Times New Roman" w:cs="Times New Roman"/>
-          <w:sz w:val="24"/>
-          <w:szCs w:val="24"/>
-          <w:lang w:val="vi-VN" w:eastAsia="vi-VN"/>
-        </w:rPr>
-        <w:t>Large</w:t>
-      </w:r>
-      <w:proofErr w:type="spellEnd"/>
-      <w:r>
-        <w:rPr>
-          <w:rFonts w:ascii="Times New Roman" w:hAnsi="Times New Roman" w:cs="Times New Roman"/>
-          <w:sz w:val="24"/>
-          <w:szCs w:val="24"/>
-          <w:lang w:val="vi-VN" w:eastAsia="vi-VN"/>
-        </w:rPr>
-        <w:t xml:space="preserve"> </w:t>
-      </w:r>
-      <w:proofErr w:type="spellStart"/>
-      <w:r>
-        <w:rPr>
-          <w:rFonts w:ascii="Times New Roman" w:hAnsi="Times New Roman" w:cs="Times New Roman"/>
-          <w:sz w:val="24"/>
-          <w:szCs w:val="24"/>
-          <w:lang w:val="vi-VN" w:eastAsia="vi-VN"/>
-        </w:rPr>
-        <w:t>Monsters</w:t>
-      </w:r>
-      <w:proofErr w:type="spellEnd"/>
-      <w:r>
-        <w:rPr>
-          <w:rFonts w:ascii="Times New Roman" w:hAnsi="Times New Roman" w:cs="Times New Roman"/>
-          <w:sz w:val="24"/>
-          <w:szCs w:val="24"/>
-          <w:lang w:val="vi-VN" w:eastAsia="vi-VN"/>
-        </w:rPr>
-        <w:t xml:space="preserve">, </w:t>
-      </w:r>
-      <w:proofErr w:type="spellStart"/>
-      <w:r>
-        <w:rPr>
-          <w:rFonts w:ascii="Times New Roman" w:hAnsi="Times New Roman" w:cs="Times New Roman"/>
-          <w:sz w:val="24"/>
-          <w:szCs w:val="24"/>
-          <w:lang w:val="vi-VN" w:eastAsia="vi-VN"/>
-        </w:rPr>
-        <w:t>Settlement</w:t>
-      </w:r>
-      <w:proofErr w:type="spellEnd"/>
-      <w:r>
-        <w:rPr>
-          <w:rFonts w:ascii="Times New Roman" w:hAnsi="Times New Roman" w:cs="Times New Roman"/>
-          <w:sz w:val="24"/>
-          <w:szCs w:val="24"/>
-          <w:lang w:val="vi-VN" w:eastAsia="vi-VN"/>
-        </w:rPr>
-        <w:t xml:space="preserve">, </w:t>
-      </w:r>
-      <w:proofErr w:type="spellStart"/>
-      <w:r>
-        <w:rPr>
-          <w:rFonts w:ascii="Times New Roman" w:hAnsi="Times New Roman" w:cs="Times New Roman"/>
-          <w:sz w:val="24"/>
-          <w:szCs w:val="24"/>
-          <w:lang w:val="vi-VN" w:eastAsia="vi-VN"/>
-        </w:rPr>
-        <w:t>Faction</w:t>
-      </w:r>
-      <w:proofErr w:type="spellEnd"/>
-      <w:r>
-        <w:rPr>
-          <w:rFonts w:ascii="Times New Roman" w:hAnsi="Times New Roman" w:cs="Times New Roman"/>
-          <w:sz w:val="24"/>
-          <w:szCs w:val="24"/>
-          <w:lang w:val="vi-VN" w:eastAsia="vi-VN"/>
-        </w:rPr>
-        <w:t xml:space="preserve"> </w:t>
-      </w:r>
-      <w:proofErr w:type="spellStart"/>
-      <w:r>
-        <w:rPr>
-          <w:rFonts w:ascii="Times New Roman" w:hAnsi="Times New Roman" w:cs="Times New Roman"/>
-          <w:sz w:val="24"/>
-          <w:szCs w:val="24"/>
-          <w:lang w:val="vi-VN" w:eastAsia="vi-VN"/>
-        </w:rPr>
-        <w:t>Presence</w:t>
-      </w:r>
-      <w:proofErr w:type="spellEnd"/>
-      <w:r>
-        <w:rPr>
-          <w:rFonts w:ascii="Times New Roman" w:hAnsi="Times New Roman" w:cs="Times New Roman"/>
-          <w:sz w:val="24"/>
-          <w:szCs w:val="24"/>
-          <w:lang w:val="vi-VN" w:eastAsia="vi-VN"/>
-        </w:rPr>
-        <w:t xml:space="preserve">, </w:t>
-      </w:r>
-      <w:proofErr w:type="spellStart"/>
-      <w:r>
-        <w:rPr>
-          <w:rFonts w:ascii="Times New Roman" w:hAnsi="Times New Roman" w:cs="Times New Roman"/>
-          <w:sz w:val="24"/>
-          <w:szCs w:val="24"/>
-          <w:lang w:val="vi-VN" w:eastAsia="vi-VN"/>
-        </w:rPr>
-        <w:t>Rift</w:t>
-      </w:r>
-      <w:proofErr w:type="spellEnd"/>
-      <w:r>
-        <w:rPr>
-          <w:rFonts w:ascii="Times New Roman" w:hAnsi="Times New Roman" w:cs="Times New Roman"/>
-          <w:sz w:val="24"/>
-          <w:szCs w:val="24"/>
-          <w:lang w:val="vi-VN" w:eastAsia="vi-VN"/>
-        </w:rPr>
-        <w:t xml:space="preserve"> </w:t>
-      </w:r>
-      <w:proofErr w:type="spellStart"/>
-      <w:r>
-        <w:rPr>
-          <w:rFonts w:ascii="Times New Roman" w:hAnsi="Times New Roman" w:cs="Times New Roman"/>
-          <w:sz w:val="24"/>
-          <w:szCs w:val="24"/>
-          <w:lang w:val="vi-VN" w:eastAsia="vi-VN"/>
-        </w:rPr>
-        <w:t>Activity</w:t>
-      </w:r>
-      <w:proofErr w:type="spellEnd"/>
-      <w:r>
-        <w:rPr>
-          <w:rFonts w:ascii="Times New Roman" w:hAnsi="Times New Roman" w:cs="Times New Roman"/>
-          <w:sz w:val="24"/>
-          <w:szCs w:val="24"/>
-          <w:lang w:val="vi-VN" w:eastAsia="vi-VN"/>
-        </w:rPr>
-        <w:t xml:space="preserve">, </w:t>
-      </w:r>
-      <w:proofErr w:type="spellStart"/>
-      <w:r>
-        <w:rPr>
-          <w:rFonts w:ascii="Times New Roman" w:hAnsi="Times New Roman" w:cs="Times New Roman"/>
-          <w:sz w:val="24"/>
-          <w:szCs w:val="24"/>
-          <w:lang w:val="vi-VN" w:eastAsia="vi-VN"/>
-        </w:rPr>
-        <w:t>Locations</w:t>
-      </w:r>
-      <w:proofErr w:type="spellEnd"/>
-      <w:r>
-        <w:rPr>
-          <w:rFonts w:ascii="Times New Roman" w:hAnsi="Times New Roman" w:cs="Times New Roman"/>
-          <w:sz w:val="24"/>
-          <w:szCs w:val="24"/>
-          <w:lang w:val="vi-VN" w:eastAsia="vi-VN"/>
-        </w:rPr>
-        <w:t xml:space="preserve"> và Dynamic Events riêng.</w:t>
+        <w:t>Phiên bản 1 (Version 1) sử dụng bản đồ thủ công (handcrafted map) để xác thực các hệ thống cốt lõi: Exploration, Gathering, Settlement, Day/Night, NPCs, Defense, Progression và World interaction. Mỗi map là một vùng đất handcrafted có hệ sinh thái, tài nguyên, Large Monsters, Settlement, Faction Presence, Rift Activity, Locations và Dynamic Events riêng; các phiên bản sau (Version 2) có thể giới thiệu procedural world generation.</w:t>
       </w:r>
     </w:p>
     <w:p>
@@ -3098,87 +2918,7 @@
           <w:szCs w:val="24"/>
           <w:lang w:val="vi-VN" w:eastAsia="vi-VN"/>
         </w:rPr>
-        <w:t xml:space="preserve">Chu kỳ Dawn → Day → </w:t>
-      </w:r>
-      <w:proofErr w:type="spellStart"/>
-      <w:r>
-        <w:rPr>
-          <w:rFonts w:ascii="Times New Roman" w:hAnsi="Times New Roman" w:cs="Times New Roman"/>
-          <w:sz w:val="24"/>
-          <w:szCs w:val="24"/>
-          <w:lang w:val="vi-VN" w:eastAsia="vi-VN"/>
-        </w:rPr>
-        <w:t>Dusk</w:t>
-      </w:r>
-      <w:proofErr w:type="spellEnd"/>
-      <w:r>
-        <w:rPr>
-          <w:rFonts w:ascii="Times New Roman" w:hAnsi="Times New Roman" w:cs="Times New Roman"/>
-          <w:sz w:val="24"/>
-          <w:szCs w:val="24"/>
-          <w:lang w:val="vi-VN" w:eastAsia="vi-VN"/>
-        </w:rPr>
-        <w:t xml:space="preserve"> → Night ảnh hưởng đến hoạt động sinh vật, </w:t>
-      </w:r>
-      <w:proofErr w:type="spellStart"/>
-      <w:r>
-        <w:rPr>
-          <w:rFonts w:ascii="Times New Roman" w:hAnsi="Times New Roman" w:cs="Times New Roman"/>
-          <w:sz w:val="24"/>
-          <w:szCs w:val="24"/>
-          <w:lang w:val="vi-VN" w:eastAsia="vi-VN"/>
-        </w:rPr>
-        <w:t>Ecosystem</w:t>
-      </w:r>
-      <w:proofErr w:type="spellEnd"/>
-      <w:r>
-        <w:rPr>
-          <w:rFonts w:ascii="Times New Roman" w:hAnsi="Times New Roman" w:cs="Times New Roman"/>
-          <w:sz w:val="24"/>
-          <w:szCs w:val="24"/>
-          <w:lang w:val="vi-VN" w:eastAsia="vi-VN"/>
-        </w:rPr>
-        <w:t xml:space="preserve">, </w:t>
-      </w:r>
-      <w:proofErr w:type="spellStart"/>
-      <w:r>
-        <w:rPr>
-          <w:rFonts w:ascii="Times New Roman" w:hAnsi="Times New Roman" w:cs="Times New Roman"/>
-          <w:sz w:val="24"/>
-          <w:szCs w:val="24"/>
-          <w:lang w:val="vi-VN" w:eastAsia="vi-VN"/>
-        </w:rPr>
-        <w:t>Rift</w:t>
-      </w:r>
-      <w:proofErr w:type="spellEnd"/>
-      <w:r>
-        <w:rPr>
-          <w:rFonts w:ascii="Times New Roman" w:hAnsi="Times New Roman" w:cs="Times New Roman"/>
-          <w:sz w:val="24"/>
-          <w:szCs w:val="24"/>
-          <w:lang w:val="vi-VN" w:eastAsia="vi-VN"/>
-        </w:rPr>
-        <w:t xml:space="preserve"> </w:t>
-      </w:r>
-      <w:proofErr w:type="spellStart"/>
-      <w:r>
-        <w:rPr>
-          <w:rFonts w:ascii="Times New Roman" w:hAnsi="Times New Roman" w:cs="Times New Roman"/>
-          <w:sz w:val="24"/>
-          <w:szCs w:val="24"/>
-          <w:lang w:val="vi-VN" w:eastAsia="vi-VN"/>
-        </w:rPr>
-        <w:t>Activity</w:t>
-      </w:r>
-      <w:proofErr w:type="spellEnd"/>
-      <w:r>
-        <w:rPr>
-          <w:rFonts w:ascii="Times New Roman" w:hAnsi="Times New Roman" w:cs="Times New Roman"/>
-          <w:sz w:val="24"/>
-          <w:szCs w:val="24"/>
-          <w:lang w:val="vi-VN" w:eastAsia="vi-VN"/>
-        </w:rPr>
-        <w:t>, tầm nhìn, Events và hành vi của các thế lực.</w:t>
+        <w:t>Chu kỳ Day/Night là một vòng lặp gameplay có ý nghĩa thực chất chứ không chỉ là hệ thống chiếu sáng hình ảnh. Ban ngày (Day) tập trung vào: khám phá (Exploration), thu thập tài nguyên (Gathering), săn bắn (Hunting), phát hiện tài nguyên/địa điểm/kiến thức/NPC, di chuyển trong thế giới và quay trở về settlement. Ban đêm (Night) tập trung vào: gia tăng hiểm họa sinh vật, phòng thủ căn cứ (Settlement defense), sinh tồn của quần thể dân cư, chuẩn bị căn cứ và quản lý settlement.</w:t>
       </w:r>
     </w:p>
     <w:p>
@@ -3367,47 +3107,7 @@
           <w:szCs w:val="24"/>
           <w:lang w:val="vi-VN" w:eastAsia="vi-VN"/>
         </w:rPr>
-        <w:t xml:space="preserve">Không tồn tại </w:t>
-      </w:r>
-      <w:proofErr w:type="spellStart"/>
-      <w:r>
-        <w:rPr>
-          <w:rFonts w:ascii="Times New Roman" w:hAnsi="Times New Roman" w:cs="Times New Roman"/>
-          <w:sz w:val="24"/>
-          <w:szCs w:val="24"/>
-          <w:lang w:val="vi-VN" w:eastAsia="vi-VN"/>
-        </w:rPr>
-        <w:t>timer</w:t>
-      </w:r>
-      <w:proofErr w:type="spellEnd"/>
-      <w:r>
-        <w:rPr>
-          <w:rFonts w:ascii="Times New Roman" w:hAnsi="Times New Roman" w:cs="Times New Roman"/>
-          <w:sz w:val="24"/>
-          <w:szCs w:val="24"/>
-          <w:lang w:val="vi-VN" w:eastAsia="vi-VN"/>
-        </w:rPr>
-        <w:t xml:space="preserve"> cưỡng chế người chơi trở về </w:t>
-      </w:r>
-      <w:proofErr w:type="spellStart"/>
-      <w:r>
-        <w:rPr>
-          <w:rFonts w:ascii="Times New Roman" w:hAnsi="Times New Roman" w:cs="Times New Roman"/>
-          <w:sz w:val="24"/>
-          <w:szCs w:val="24"/>
-          <w:lang w:val="vi-VN" w:eastAsia="vi-VN"/>
-        </w:rPr>
-        <w:t>Settlement</w:t>
-      </w:r>
-      <w:proofErr w:type="spellEnd"/>
-      <w:r>
-        <w:rPr>
-          <w:rFonts w:ascii="Times New Roman" w:hAnsi="Times New Roman" w:cs="Times New Roman"/>
-          <w:sz w:val="24"/>
-          <w:szCs w:val="24"/>
-          <w:lang w:val="vi-VN" w:eastAsia="vi-VN"/>
-        </w:rPr>
-        <w:t>.</w:t>
+        <w:t>Không tồn tại timer cưỡng chế người chơi trở về Settlement, và không có cơ chế rút lui tức thì hay extraction point. Người chơi phải di chuyển vật lý qua thế giới và tự di chuyển vật lý quay trở về settlement.</w:t>
       </w:r>
     </w:p>
     <w:p>
@@ -4156,45 +3856,14 @@
           <w:lang w:val="vi-VN" w:eastAsia="vi-VN"/>
         </w:rPr>
       </w:pPr>
-      <w:proofErr w:type="spellStart"/>
-      <w:r>
-        <w:rPr>
-          <w:rFonts w:ascii="Times New Roman" w:hAnsi="Times New Roman" w:cs="Times New Roman"/>
-          <w:sz w:val="24"/>
-          <w:szCs w:val="24"/>
-          <w:lang w:val="vi-VN" w:eastAsia="vi-VN"/>
-        </w:rPr>
-        <w:t>Settlement</w:t>
-      </w:r>
-      <w:proofErr w:type="spellEnd"/>
-      <w:r>
-        <w:rPr>
-          <w:rFonts w:ascii="Times New Roman" w:hAnsi="Times New Roman" w:cs="Times New Roman"/>
-          <w:sz w:val="24"/>
-          <w:szCs w:val="24"/>
-          <w:lang w:val="vi-VN" w:eastAsia="vi-VN"/>
-        </w:rPr>
-        <w:t xml:space="preserve"> là hệ thống </w:t>
-      </w:r>
-      <w:proofErr w:type="spellStart"/>
-      <w:r>
-        <w:rPr>
-          <w:rFonts w:ascii="Times New Roman" w:hAnsi="Times New Roman" w:cs="Times New Roman"/>
-          <w:sz w:val="24"/>
-          <w:szCs w:val="24"/>
-          <w:lang w:val="vi-VN" w:eastAsia="vi-VN"/>
-        </w:rPr>
-        <w:t>progression</w:t>
-      </w:r>
-      <w:proofErr w:type="spellEnd"/>
-      <w:r>
-        <w:rPr>
-          <w:rFonts w:ascii="Times New Roman" w:hAnsi="Times New Roman" w:cs="Times New Roman"/>
-          <w:sz w:val="24"/>
-          <w:szCs w:val="24"/>
-          <w:lang w:val="vi-VN" w:eastAsia="vi-VN"/>
-        </w:rPr>
-        <w:t xml:space="preserve"> trung tâm.</w:t>
+      <w:r>
+        <w:rPr>
+          <w:rFonts w:ascii="Times New Roman" w:hAnsi="Times New Roman" w:cs="Times New Roman"/>
+          <w:sz w:val="24"/>
+          <w:szCs w:val="24"/>
+          <w:lang w:val="vi-VN" w:eastAsia="vi-VN"/>
+        </w:rPr>
+        <w:t>Settlement là căn cứ/nhà của người chơi và là một cộng đồng chức năng hoàn chỉnh bao gồm: Common population, Key NPCs, công trình, sản xuất, chế tạo, quản lý tài nguyên, phòng thủ và progression. Người chơi có thể lựa chọn địa điểm phù hợp trong thế giới để thiết lập settlement; vị trí được chọn ảnh hưởng đến tiếp cận tài nguyên, hiểm họa sinh vật, mối đe dọa ban đêm, rủi ro môi trường, tính kết nối giao thông, lợi thế phòng thủ và khoảng cách đến các khu vực khám phá.</w:t>
       </w:r>
     </w:p>
     <w:p>
@@ -4396,107 +4065,7 @@
           <w:szCs w:val="24"/>
           <w:lang w:val="vi-VN" w:eastAsia="vi-VN"/>
         </w:rPr>
-        <w:t xml:space="preserve">NPC có Stats, Talents, </w:t>
-      </w:r>
-      <w:proofErr w:type="spellStart"/>
-      <w:r>
-        <w:rPr>
-          <w:rFonts w:ascii="Times New Roman" w:hAnsi="Times New Roman" w:cs="Times New Roman"/>
-          <w:sz w:val="24"/>
-          <w:szCs w:val="24"/>
-          <w:lang w:val="vi-VN" w:eastAsia="vi-VN"/>
-        </w:rPr>
-        <w:t>Traits</w:t>
-      </w:r>
-      <w:proofErr w:type="spellEnd"/>
-      <w:r>
-        <w:rPr>
-          <w:rFonts w:ascii="Times New Roman" w:hAnsi="Times New Roman" w:cs="Times New Roman"/>
-          <w:sz w:val="24"/>
-          <w:szCs w:val="24"/>
-          <w:lang w:val="vi-VN" w:eastAsia="vi-VN"/>
-        </w:rPr>
-        <w:t xml:space="preserve">, </w:t>
-      </w:r>
-      <w:proofErr w:type="spellStart"/>
-      <w:r>
-        <w:rPr>
-          <w:rFonts w:ascii="Times New Roman" w:hAnsi="Times New Roman" w:cs="Times New Roman"/>
-          <w:sz w:val="24"/>
-          <w:szCs w:val="24"/>
-          <w:lang w:val="vi-VN" w:eastAsia="vi-VN"/>
-        </w:rPr>
-        <w:t>Profession</w:t>
-      </w:r>
-      <w:proofErr w:type="spellEnd"/>
-      <w:r>
-        <w:rPr>
-          <w:rFonts w:ascii="Times New Roman" w:hAnsi="Times New Roman" w:cs="Times New Roman"/>
-          <w:sz w:val="24"/>
-          <w:szCs w:val="24"/>
-          <w:lang w:val="vi-VN" w:eastAsia="vi-VN"/>
-        </w:rPr>
-        <w:t xml:space="preserve">, </w:t>
-      </w:r>
-      <w:proofErr w:type="spellStart"/>
-      <w:r>
-        <w:rPr>
-          <w:rFonts w:ascii="Times New Roman" w:hAnsi="Times New Roman" w:cs="Times New Roman"/>
-          <w:sz w:val="24"/>
-          <w:szCs w:val="24"/>
-          <w:lang w:val="vi-VN" w:eastAsia="vi-VN"/>
-        </w:rPr>
-        <w:t>Relationship</w:t>
-      </w:r>
-      <w:proofErr w:type="spellEnd"/>
-      <w:r>
-        <w:rPr>
-          <w:rFonts w:ascii="Times New Roman" w:hAnsi="Times New Roman" w:cs="Times New Roman"/>
-          <w:sz w:val="24"/>
-          <w:szCs w:val="24"/>
-          <w:lang w:val="vi-VN" w:eastAsia="vi-VN"/>
-        </w:rPr>
-        <w:t xml:space="preserve"> và </w:t>
-      </w:r>
-      <w:proofErr w:type="spellStart"/>
-      <w:r>
-        <w:rPr>
-          <w:rFonts w:ascii="Times New Roman" w:hAnsi="Times New Roman" w:cs="Times New Roman"/>
-          <w:sz w:val="24"/>
-          <w:szCs w:val="24"/>
-          <w:lang w:val="vi-VN" w:eastAsia="vi-VN"/>
-        </w:rPr>
-        <w:t>Personal</w:t>
-      </w:r>
-      <w:proofErr w:type="spellEnd"/>
-      <w:r>
-        <w:rPr>
-          <w:rFonts w:ascii="Times New Roman" w:hAnsi="Times New Roman" w:cs="Times New Roman"/>
-          <w:sz w:val="24"/>
-          <w:szCs w:val="24"/>
-          <w:lang w:val="vi-VN" w:eastAsia="vi-VN"/>
-        </w:rPr>
-        <w:t xml:space="preserve"> </w:t>
-      </w:r>
-      <w:proofErr w:type="spellStart"/>
-      <w:r>
-        <w:rPr>
-          <w:rFonts w:ascii="Times New Roman" w:hAnsi="Times New Roman" w:cs="Times New Roman"/>
-          <w:sz w:val="24"/>
-          <w:szCs w:val="24"/>
-          <w:lang w:val="vi-VN" w:eastAsia="vi-VN"/>
-        </w:rPr>
-        <w:t>History</w:t>
-      </w:r>
-      <w:proofErr w:type="spellEnd"/>
-      <w:r>
-        <w:rPr>
-          <w:rFonts w:ascii="Times New Roman" w:hAnsi="Times New Roman" w:cs="Times New Roman"/>
-          <w:sz w:val="24"/>
-          <w:szCs w:val="24"/>
-          <w:lang w:val="vi-VN" w:eastAsia="vi-VN"/>
-        </w:rPr>
-        <w:t xml:space="preserve"> riêng.</w:t>
+        <w:t>NPC trong thế giới được phân thành hai nhóm rõ rệt: Common NPCs và Key NPCs. Common NPCs đại diện cho quần thể dân cư thông thường trong settlement (ví dụ: Farmer, Guard, Hunter, Gatherer, Miner, Builder, Scout, Hauler, Worker), sử dụng tên tạo ngẫu nhiên, đảm nhận vai trò mô phỏng đơn giản, có thể chuyển đổi công việc hoặc thay thế khi cần và không yêu cầu questline lớn riêng lẻ. Key NPCs là các nhân vật độc nhất có tên cố định (ví dụ: Blacksmith, Engineer, Scholar, Alchemist, Merchant), giữ vai trò chuyên gia quan trọng và gắn liền với các hệ thống gameplay/progression cốt lõi.</w:t>
       </w:r>
     </w:p>
     <w:p>
@@ -5510,7 +5079,6 @@
           <w:lang w:val="vi-VN" w:eastAsia="vi-VN"/>
         </w:rPr>
       </w:pPr>
-      <w:proofErr w:type="spellStart"/>
       <w:r>
         <w:rPr>
           <w:rFonts w:ascii="Times New Roman" w:hAnsi="Times New Roman" w:cs="Times New Roman"/>
@@ -5520,763 +5088,7 @@
           <w:szCs w:val="24"/>
           <w:lang w:val="vi-VN" w:eastAsia="vi-VN"/>
         </w:rPr>
-        <w:t>Prepare</w:t>
-      </w:r>
-      <w:proofErr w:type="spellEnd"/>
-      <w:r>
-        <w:rPr>
-          <w:rFonts w:ascii="Times New Roman" w:hAnsi="Times New Roman" w:cs="Times New Roman"/>
-          <w:b/>
-          <w:bCs/>
-          <w:sz w:val="24"/>
-          <w:szCs w:val="24"/>
-          <w:lang w:val="vi-VN" w:eastAsia="vi-VN"/>
-        </w:rPr>
-        <w:t xml:space="preserve"> </w:t>
-      </w:r>
-      <w:proofErr w:type="spellStart"/>
-      <w:r>
-        <w:rPr>
-          <w:rFonts w:ascii="Times New Roman" w:hAnsi="Times New Roman" w:cs="Times New Roman"/>
-          <w:b/>
-          <w:bCs/>
-          <w:sz w:val="24"/>
-          <w:szCs w:val="24"/>
-          <w:lang w:val="vi-VN" w:eastAsia="vi-VN"/>
-        </w:rPr>
-        <w:t>Settlement</w:t>
-      </w:r>
-      <w:proofErr w:type="spellEnd"/>
-      <w:r>
-        <w:rPr>
-          <w:rFonts w:ascii="Times New Roman" w:hAnsi="Times New Roman" w:cs="Times New Roman"/>
-          <w:b/>
-          <w:bCs/>
-          <w:sz w:val="24"/>
-          <w:szCs w:val="24"/>
-          <w:lang w:val="vi-VN" w:eastAsia="vi-VN"/>
-        </w:rPr>
-        <w:t xml:space="preserve"> → </w:t>
-      </w:r>
-      <w:proofErr w:type="spellStart"/>
-      <w:r>
-        <w:rPr>
-          <w:rFonts w:ascii="Times New Roman" w:hAnsi="Times New Roman" w:cs="Times New Roman"/>
-          <w:b/>
-          <w:bCs/>
-          <w:sz w:val="24"/>
-          <w:szCs w:val="24"/>
-          <w:lang w:val="vi-VN" w:eastAsia="vi-VN"/>
-        </w:rPr>
-        <w:t>Gather</w:t>
-      </w:r>
-      <w:proofErr w:type="spellEnd"/>
-      <w:r>
-        <w:rPr>
-          <w:rFonts w:ascii="Times New Roman" w:hAnsi="Times New Roman" w:cs="Times New Roman"/>
-          <w:b/>
-          <w:bCs/>
-          <w:sz w:val="24"/>
-          <w:szCs w:val="24"/>
-          <w:lang w:val="vi-VN" w:eastAsia="vi-VN"/>
-        </w:rPr>
-        <w:t xml:space="preserve"> </w:t>
-      </w:r>
-      <w:proofErr w:type="spellStart"/>
-      <w:r>
-        <w:rPr>
-          <w:rFonts w:ascii="Times New Roman" w:hAnsi="Times New Roman" w:cs="Times New Roman"/>
-          <w:b/>
-          <w:bCs/>
-          <w:sz w:val="24"/>
-          <w:szCs w:val="24"/>
-          <w:lang w:val="vi-VN" w:eastAsia="vi-VN"/>
-        </w:rPr>
-        <w:t>Intelligence</w:t>
-      </w:r>
-      <w:proofErr w:type="spellEnd"/>
-      <w:r>
-        <w:rPr>
-          <w:rFonts w:ascii="Times New Roman" w:hAnsi="Times New Roman" w:cs="Times New Roman"/>
-          <w:b/>
-          <w:bCs/>
-          <w:sz w:val="24"/>
-          <w:szCs w:val="24"/>
-          <w:lang w:val="vi-VN" w:eastAsia="vi-VN"/>
-        </w:rPr>
-        <w:t xml:space="preserve"> → </w:t>
-      </w:r>
-      <w:proofErr w:type="spellStart"/>
-      <w:r>
-        <w:rPr>
-          <w:rFonts w:ascii="Times New Roman" w:hAnsi="Times New Roman" w:cs="Times New Roman"/>
-          <w:b/>
-          <w:bCs/>
-          <w:sz w:val="24"/>
-          <w:szCs w:val="24"/>
-          <w:lang w:val="vi-VN" w:eastAsia="vi-VN"/>
-        </w:rPr>
-        <w:t>Select</w:t>
-      </w:r>
-      <w:proofErr w:type="spellEnd"/>
-      <w:r>
-        <w:rPr>
-          <w:rFonts w:ascii="Times New Roman" w:hAnsi="Times New Roman" w:cs="Times New Roman"/>
-          <w:b/>
-          <w:bCs/>
-          <w:sz w:val="24"/>
-          <w:szCs w:val="24"/>
-          <w:lang w:val="vi-VN" w:eastAsia="vi-VN"/>
-        </w:rPr>
-        <w:t xml:space="preserve"> Map → </w:t>
-      </w:r>
-      <w:proofErr w:type="spellStart"/>
-      <w:r>
-        <w:rPr>
-          <w:rFonts w:ascii="Times New Roman" w:hAnsi="Times New Roman" w:cs="Times New Roman"/>
-          <w:b/>
-          <w:bCs/>
-          <w:sz w:val="24"/>
-          <w:szCs w:val="24"/>
-          <w:lang w:val="vi-VN" w:eastAsia="vi-VN"/>
-        </w:rPr>
-        <w:t>Select</w:t>
-      </w:r>
-      <w:proofErr w:type="spellEnd"/>
-      <w:r>
-        <w:rPr>
-          <w:rFonts w:ascii="Times New Roman" w:hAnsi="Times New Roman" w:cs="Times New Roman"/>
-          <w:b/>
-          <w:bCs/>
-          <w:sz w:val="24"/>
-          <w:szCs w:val="24"/>
-          <w:lang w:val="vi-VN" w:eastAsia="vi-VN"/>
-        </w:rPr>
-        <w:t xml:space="preserve"> </w:t>
-      </w:r>
-      <w:proofErr w:type="spellStart"/>
-      <w:r>
-        <w:rPr>
-          <w:rFonts w:ascii="Times New Roman" w:hAnsi="Times New Roman" w:cs="Times New Roman"/>
-          <w:b/>
-          <w:bCs/>
-          <w:sz w:val="24"/>
-          <w:szCs w:val="24"/>
-          <w:lang w:val="vi-VN" w:eastAsia="vi-VN"/>
-        </w:rPr>
-        <w:t>Deployment</w:t>
-      </w:r>
-      <w:proofErr w:type="spellEnd"/>
-      <w:r>
-        <w:rPr>
-          <w:rFonts w:ascii="Times New Roman" w:hAnsi="Times New Roman" w:cs="Times New Roman"/>
-          <w:b/>
-          <w:bCs/>
-          <w:sz w:val="24"/>
-          <w:szCs w:val="24"/>
-          <w:lang w:val="vi-VN" w:eastAsia="vi-VN"/>
-        </w:rPr>
-        <w:t xml:space="preserve"> Point → </w:t>
-      </w:r>
-      <w:proofErr w:type="spellStart"/>
-      <w:r>
-        <w:rPr>
-          <w:rFonts w:ascii="Times New Roman" w:hAnsi="Times New Roman" w:cs="Times New Roman"/>
-          <w:b/>
-          <w:bCs/>
-          <w:sz w:val="24"/>
-          <w:szCs w:val="24"/>
-          <w:lang w:val="vi-VN" w:eastAsia="vi-VN"/>
-        </w:rPr>
-        <w:t>Deploy</w:t>
-      </w:r>
-      <w:proofErr w:type="spellEnd"/>
-      <w:r>
-        <w:rPr>
-          <w:rFonts w:ascii="Times New Roman" w:hAnsi="Times New Roman" w:cs="Times New Roman"/>
-          <w:b/>
-          <w:bCs/>
-          <w:sz w:val="24"/>
-          <w:szCs w:val="24"/>
-          <w:lang w:val="vi-VN" w:eastAsia="vi-VN"/>
-        </w:rPr>
-        <w:t xml:space="preserve"> → </w:t>
-      </w:r>
-      <w:proofErr w:type="spellStart"/>
-      <w:r>
-        <w:rPr>
-          <w:rFonts w:ascii="Times New Roman" w:hAnsi="Times New Roman" w:cs="Times New Roman"/>
-          <w:b/>
-          <w:bCs/>
-          <w:sz w:val="24"/>
-          <w:szCs w:val="24"/>
-          <w:lang w:val="vi-VN" w:eastAsia="vi-VN"/>
-        </w:rPr>
-        <w:t>Explore</w:t>
-      </w:r>
-      <w:proofErr w:type="spellEnd"/>
-      <w:r>
-        <w:rPr>
-          <w:rFonts w:ascii="Times New Roman" w:hAnsi="Times New Roman" w:cs="Times New Roman"/>
-          <w:b/>
-          <w:bCs/>
-          <w:sz w:val="24"/>
-          <w:szCs w:val="24"/>
-          <w:lang w:val="vi-VN" w:eastAsia="vi-VN"/>
-        </w:rPr>
-        <w:t xml:space="preserve"> / Hunt / </w:t>
-      </w:r>
-      <w:proofErr w:type="spellStart"/>
-      <w:r>
-        <w:rPr>
-          <w:rFonts w:ascii="Times New Roman" w:hAnsi="Times New Roman" w:cs="Times New Roman"/>
-          <w:b/>
-          <w:bCs/>
-          <w:sz w:val="24"/>
-          <w:szCs w:val="24"/>
-          <w:lang w:val="vi-VN" w:eastAsia="vi-VN"/>
-        </w:rPr>
-        <w:t>Loot</w:t>
-      </w:r>
-      <w:proofErr w:type="spellEnd"/>
-      <w:r>
-        <w:rPr>
-          <w:rFonts w:ascii="Times New Roman" w:hAnsi="Times New Roman" w:cs="Times New Roman"/>
-          <w:b/>
-          <w:bCs/>
-          <w:sz w:val="24"/>
-          <w:szCs w:val="24"/>
-          <w:lang w:val="vi-VN" w:eastAsia="vi-VN"/>
-        </w:rPr>
-        <w:t xml:space="preserve"> / </w:t>
-      </w:r>
-      <w:proofErr w:type="spellStart"/>
-      <w:r>
-        <w:rPr>
-          <w:rFonts w:ascii="Times New Roman" w:hAnsi="Times New Roman" w:cs="Times New Roman"/>
-          <w:b/>
-          <w:bCs/>
-          <w:sz w:val="24"/>
-          <w:szCs w:val="24"/>
-          <w:lang w:val="vi-VN" w:eastAsia="vi-VN"/>
-        </w:rPr>
-        <w:t>Negotiate</w:t>
-      </w:r>
-      <w:proofErr w:type="spellEnd"/>
-      <w:r>
-        <w:rPr>
-          <w:rFonts w:ascii="Times New Roman" w:hAnsi="Times New Roman" w:cs="Times New Roman"/>
-          <w:b/>
-          <w:bCs/>
-          <w:sz w:val="24"/>
-          <w:szCs w:val="24"/>
-          <w:lang w:val="vi-VN" w:eastAsia="vi-VN"/>
-        </w:rPr>
-        <w:t xml:space="preserve"> / </w:t>
-      </w:r>
-      <w:proofErr w:type="spellStart"/>
-      <w:r>
-        <w:rPr>
-          <w:rFonts w:ascii="Times New Roman" w:hAnsi="Times New Roman" w:cs="Times New Roman"/>
-          <w:b/>
-          <w:bCs/>
-          <w:sz w:val="24"/>
-          <w:szCs w:val="24"/>
-          <w:lang w:val="vi-VN" w:eastAsia="vi-VN"/>
-        </w:rPr>
-        <w:t>Intervene</w:t>
-      </w:r>
-      <w:proofErr w:type="spellEnd"/>
-      <w:r>
-        <w:rPr>
-          <w:rFonts w:ascii="Times New Roman" w:hAnsi="Times New Roman" w:cs="Times New Roman"/>
-          <w:b/>
-          <w:bCs/>
-          <w:sz w:val="24"/>
-          <w:szCs w:val="24"/>
-          <w:lang w:val="vi-VN" w:eastAsia="vi-VN"/>
-        </w:rPr>
-        <w:t xml:space="preserve"> → World Time </w:t>
-      </w:r>
-      <w:proofErr w:type="spellStart"/>
-      <w:r>
-        <w:rPr>
-          <w:rFonts w:ascii="Times New Roman" w:hAnsi="Times New Roman" w:cs="Times New Roman"/>
-          <w:b/>
-          <w:bCs/>
-          <w:sz w:val="24"/>
-          <w:szCs w:val="24"/>
-          <w:lang w:val="vi-VN" w:eastAsia="vi-VN"/>
-        </w:rPr>
-        <w:t>Progresses</w:t>
-      </w:r>
-      <w:proofErr w:type="spellEnd"/>
-      <w:r>
-        <w:rPr>
-          <w:rFonts w:ascii="Times New Roman" w:hAnsi="Times New Roman" w:cs="Times New Roman"/>
-          <w:b/>
-          <w:bCs/>
-          <w:sz w:val="24"/>
-          <w:szCs w:val="24"/>
-          <w:lang w:val="vi-VN" w:eastAsia="vi-VN"/>
-        </w:rPr>
-        <w:t xml:space="preserve"> → </w:t>
-      </w:r>
-      <w:proofErr w:type="spellStart"/>
-      <w:r>
-        <w:rPr>
-          <w:rFonts w:ascii="Times New Roman" w:hAnsi="Times New Roman" w:cs="Times New Roman"/>
-          <w:b/>
-          <w:bCs/>
-          <w:sz w:val="24"/>
-          <w:szCs w:val="24"/>
-          <w:lang w:val="vi-VN" w:eastAsia="vi-VN"/>
-        </w:rPr>
-        <w:t>Manage</w:t>
-      </w:r>
-      <w:proofErr w:type="spellEnd"/>
-      <w:r>
-        <w:rPr>
-          <w:rFonts w:ascii="Times New Roman" w:hAnsi="Times New Roman" w:cs="Times New Roman"/>
-          <w:b/>
-          <w:bCs/>
-          <w:sz w:val="24"/>
-          <w:szCs w:val="24"/>
-          <w:lang w:val="vi-VN" w:eastAsia="vi-VN"/>
-        </w:rPr>
-        <w:t xml:space="preserve"> </w:t>
-      </w:r>
-      <w:proofErr w:type="spellStart"/>
-      <w:r>
-        <w:rPr>
-          <w:rFonts w:ascii="Times New Roman" w:hAnsi="Times New Roman" w:cs="Times New Roman"/>
-          <w:b/>
-          <w:bCs/>
-          <w:sz w:val="24"/>
-          <w:szCs w:val="24"/>
-          <w:lang w:val="vi-VN" w:eastAsia="vi-VN"/>
-        </w:rPr>
-        <w:t>Supplies</w:t>
-      </w:r>
-      <w:proofErr w:type="spellEnd"/>
-      <w:r>
-        <w:rPr>
-          <w:rFonts w:ascii="Times New Roman" w:hAnsi="Times New Roman" w:cs="Times New Roman"/>
-          <w:b/>
-          <w:bCs/>
-          <w:sz w:val="24"/>
-          <w:szCs w:val="24"/>
-          <w:lang w:val="vi-VN" w:eastAsia="vi-VN"/>
-        </w:rPr>
-        <w:t xml:space="preserve"> / </w:t>
-      </w:r>
-      <w:proofErr w:type="spellStart"/>
-      <w:r>
-        <w:rPr>
-          <w:rFonts w:ascii="Times New Roman" w:hAnsi="Times New Roman" w:cs="Times New Roman"/>
-          <w:b/>
-          <w:bCs/>
-          <w:sz w:val="24"/>
-          <w:szCs w:val="24"/>
-          <w:lang w:val="vi-VN" w:eastAsia="vi-VN"/>
-        </w:rPr>
-        <w:t>Companions</w:t>
-      </w:r>
-      <w:proofErr w:type="spellEnd"/>
-      <w:r>
-        <w:rPr>
-          <w:rFonts w:ascii="Times New Roman" w:hAnsi="Times New Roman" w:cs="Times New Roman"/>
-          <w:b/>
-          <w:bCs/>
-          <w:sz w:val="24"/>
-          <w:szCs w:val="24"/>
-          <w:lang w:val="vi-VN" w:eastAsia="vi-VN"/>
-        </w:rPr>
-        <w:t xml:space="preserve"> / </w:t>
-      </w:r>
-      <w:proofErr w:type="spellStart"/>
-      <w:r>
-        <w:rPr>
-          <w:rFonts w:ascii="Times New Roman" w:hAnsi="Times New Roman" w:cs="Times New Roman"/>
-          <w:b/>
-          <w:bCs/>
-          <w:sz w:val="24"/>
-          <w:szCs w:val="24"/>
-          <w:lang w:val="vi-VN" w:eastAsia="vi-VN"/>
-        </w:rPr>
-        <w:t>Exposure</w:t>
-      </w:r>
-      <w:proofErr w:type="spellEnd"/>
-      <w:r>
-        <w:rPr>
-          <w:rFonts w:ascii="Times New Roman" w:hAnsi="Times New Roman" w:cs="Times New Roman"/>
-          <w:b/>
-          <w:bCs/>
-          <w:sz w:val="24"/>
-          <w:szCs w:val="24"/>
-          <w:lang w:val="vi-VN" w:eastAsia="vi-VN"/>
-        </w:rPr>
-        <w:t xml:space="preserve"> → </w:t>
-      </w:r>
-      <w:proofErr w:type="spellStart"/>
-      <w:r>
-        <w:rPr>
-          <w:rFonts w:ascii="Times New Roman" w:hAnsi="Times New Roman" w:cs="Times New Roman"/>
-          <w:b/>
-          <w:bCs/>
-          <w:sz w:val="24"/>
-          <w:szCs w:val="24"/>
-          <w:lang w:val="vi-VN" w:eastAsia="vi-VN"/>
-        </w:rPr>
-        <w:t>Respond</w:t>
-      </w:r>
-      <w:proofErr w:type="spellEnd"/>
-      <w:r>
-        <w:rPr>
-          <w:rFonts w:ascii="Times New Roman" w:hAnsi="Times New Roman" w:cs="Times New Roman"/>
-          <w:b/>
-          <w:bCs/>
-          <w:sz w:val="24"/>
-          <w:szCs w:val="24"/>
-          <w:lang w:val="vi-VN" w:eastAsia="vi-VN"/>
-        </w:rPr>
-        <w:t xml:space="preserve"> to Dynamic Events → </w:t>
-      </w:r>
-      <w:proofErr w:type="spellStart"/>
-      <w:r>
-        <w:rPr>
-          <w:rFonts w:ascii="Times New Roman" w:hAnsi="Times New Roman" w:cs="Times New Roman"/>
-          <w:b/>
-          <w:bCs/>
-          <w:sz w:val="24"/>
-          <w:szCs w:val="24"/>
-          <w:lang w:val="vi-VN" w:eastAsia="vi-VN"/>
-        </w:rPr>
-        <w:t>Decide</w:t>
-      </w:r>
-      <w:proofErr w:type="spellEnd"/>
-      <w:r>
-        <w:rPr>
-          <w:rFonts w:ascii="Times New Roman" w:hAnsi="Times New Roman" w:cs="Times New Roman"/>
-          <w:b/>
-          <w:bCs/>
-          <w:sz w:val="24"/>
-          <w:szCs w:val="24"/>
-          <w:lang w:val="vi-VN" w:eastAsia="vi-VN"/>
-        </w:rPr>
-        <w:t xml:space="preserve"> </w:t>
-      </w:r>
-      <w:proofErr w:type="spellStart"/>
-      <w:r>
-        <w:rPr>
-          <w:rFonts w:ascii="Times New Roman" w:hAnsi="Times New Roman" w:cs="Times New Roman"/>
-          <w:b/>
-          <w:bCs/>
-          <w:sz w:val="24"/>
-          <w:szCs w:val="24"/>
-          <w:lang w:val="vi-VN" w:eastAsia="vi-VN"/>
-        </w:rPr>
-        <w:t>Whether</w:t>
-      </w:r>
-      <w:proofErr w:type="spellEnd"/>
-      <w:r>
-        <w:rPr>
-          <w:rFonts w:ascii="Times New Roman" w:hAnsi="Times New Roman" w:cs="Times New Roman"/>
-          <w:b/>
-          <w:bCs/>
-          <w:sz w:val="24"/>
-          <w:szCs w:val="24"/>
-          <w:lang w:val="vi-VN" w:eastAsia="vi-VN"/>
-        </w:rPr>
-        <w:t xml:space="preserve"> to </w:t>
-      </w:r>
-      <w:proofErr w:type="spellStart"/>
-      <w:r>
-        <w:rPr>
-          <w:rFonts w:ascii="Times New Roman" w:hAnsi="Times New Roman" w:cs="Times New Roman"/>
-          <w:b/>
-          <w:bCs/>
-          <w:sz w:val="24"/>
-          <w:szCs w:val="24"/>
-          <w:lang w:val="vi-VN" w:eastAsia="vi-VN"/>
-        </w:rPr>
-        <w:t>Stay</w:t>
-      </w:r>
-      <w:proofErr w:type="spellEnd"/>
-      <w:r>
-        <w:rPr>
-          <w:rFonts w:ascii="Times New Roman" w:hAnsi="Times New Roman" w:cs="Times New Roman"/>
-          <w:b/>
-          <w:bCs/>
-          <w:sz w:val="24"/>
-          <w:szCs w:val="24"/>
-          <w:lang w:val="vi-VN" w:eastAsia="vi-VN"/>
-        </w:rPr>
-        <w:t xml:space="preserve"> or Return → </w:t>
-      </w:r>
-      <w:proofErr w:type="spellStart"/>
-      <w:r>
-        <w:rPr>
-          <w:rFonts w:ascii="Times New Roman" w:hAnsi="Times New Roman" w:cs="Times New Roman"/>
-          <w:b/>
-          <w:bCs/>
-          <w:sz w:val="24"/>
-          <w:szCs w:val="24"/>
-          <w:lang w:val="vi-VN" w:eastAsia="vi-VN"/>
-        </w:rPr>
-        <w:t>Reach</w:t>
-      </w:r>
-      <w:proofErr w:type="spellEnd"/>
-      <w:r>
-        <w:rPr>
-          <w:rFonts w:ascii="Times New Roman" w:hAnsi="Times New Roman" w:cs="Times New Roman"/>
-          <w:b/>
-          <w:bCs/>
-          <w:sz w:val="24"/>
-          <w:szCs w:val="24"/>
-          <w:lang w:val="vi-VN" w:eastAsia="vi-VN"/>
-        </w:rPr>
-        <w:t xml:space="preserve"> Return Point → Return to </w:t>
-      </w:r>
-      <w:proofErr w:type="spellStart"/>
-      <w:r>
-        <w:rPr>
-          <w:rFonts w:ascii="Times New Roman" w:hAnsi="Times New Roman" w:cs="Times New Roman"/>
-          <w:b/>
-          <w:bCs/>
-          <w:sz w:val="24"/>
-          <w:szCs w:val="24"/>
-          <w:lang w:val="vi-VN" w:eastAsia="vi-VN"/>
-        </w:rPr>
-        <w:t>Settlement</w:t>
-      </w:r>
-      <w:proofErr w:type="spellEnd"/>
-      <w:r>
-        <w:rPr>
-          <w:rFonts w:ascii="Times New Roman" w:hAnsi="Times New Roman" w:cs="Times New Roman"/>
-          <w:b/>
-          <w:bCs/>
-          <w:sz w:val="24"/>
-          <w:szCs w:val="24"/>
-          <w:lang w:val="vi-VN" w:eastAsia="vi-VN"/>
-        </w:rPr>
-        <w:t xml:space="preserve"> → </w:t>
-      </w:r>
-      <w:proofErr w:type="spellStart"/>
-      <w:r>
-        <w:rPr>
-          <w:rFonts w:ascii="Times New Roman" w:hAnsi="Times New Roman" w:cs="Times New Roman"/>
-          <w:b/>
-          <w:bCs/>
-          <w:sz w:val="24"/>
-          <w:szCs w:val="24"/>
-          <w:lang w:val="vi-VN" w:eastAsia="vi-VN"/>
-        </w:rPr>
-        <w:t>Manage</w:t>
-      </w:r>
-      <w:proofErr w:type="spellEnd"/>
-      <w:r>
-        <w:rPr>
-          <w:rFonts w:ascii="Times New Roman" w:hAnsi="Times New Roman" w:cs="Times New Roman"/>
-          <w:b/>
-          <w:bCs/>
-          <w:sz w:val="24"/>
-          <w:szCs w:val="24"/>
-          <w:lang w:val="vi-VN" w:eastAsia="vi-VN"/>
-        </w:rPr>
-        <w:t xml:space="preserve"> </w:t>
-      </w:r>
-      <w:proofErr w:type="spellStart"/>
-      <w:r>
-        <w:rPr>
-          <w:rFonts w:ascii="Times New Roman" w:hAnsi="Times New Roman" w:cs="Times New Roman"/>
-          <w:b/>
-          <w:bCs/>
-          <w:sz w:val="24"/>
-          <w:szCs w:val="24"/>
-          <w:lang w:val="vi-VN" w:eastAsia="vi-VN"/>
-        </w:rPr>
-        <w:t>Consequences</w:t>
-      </w:r>
-      <w:proofErr w:type="spellEnd"/>
-      <w:r>
-        <w:rPr>
-          <w:rFonts w:ascii="Times New Roman" w:hAnsi="Times New Roman" w:cs="Times New Roman"/>
-          <w:b/>
-          <w:bCs/>
-          <w:sz w:val="24"/>
-          <w:szCs w:val="24"/>
-          <w:lang w:val="vi-VN" w:eastAsia="vi-VN"/>
-        </w:rPr>
-        <w:t xml:space="preserve"> → </w:t>
-      </w:r>
-      <w:proofErr w:type="spellStart"/>
-      <w:r>
-        <w:rPr>
-          <w:rFonts w:ascii="Times New Roman" w:hAnsi="Times New Roman" w:cs="Times New Roman"/>
-          <w:b/>
-          <w:bCs/>
-          <w:sz w:val="24"/>
-          <w:szCs w:val="24"/>
-          <w:lang w:val="vi-VN" w:eastAsia="vi-VN"/>
-        </w:rPr>
-        <w:t>Build</w:t>
-      </w:r>
-      <w:proofErr w:type="spellEnd"/>
-      <w:r>
-        <w:rPr>
-          <w:rFonts w:ascii="Times New Roman" w:hAnsi="Times New Roman" w:cs="Times New Roman"/>
-          <w:b/>
-          <w:bCs/>
-          <w:sz w:val="24"/>
-          <w:szCs w:val="24"/>
-          <w:lang w:val="vi-VN" w:eastAsia="vi-VN"/>
-        </w:rPr>
-        <w:t xml:space="preserve"> / </w:t>
-      </w:r>
-      <w:proofErr w:type="spellStart"/>
-      <w:r>
-        <w:rPr>
-          <w:rFonts w:ascii="Times New Roman" w:hAnsi="Times New Roman" w:cs="Times New Roman"/>
-          <w:b/>
-          <w:bCs/>
-          <w:sz w:val="24"/>
-          <w:szCs w:val="24"/>
-          <w:lang w:val="vi-VN" w:eastAsia="vi-VN"/>
-        </w:rPr>
-        <w:t>Recruit</w:t>
-      </w:r>
-      <w:proofErr w:type="spellEnd"/>
-      <w:r>
-        <w:rPr>
-          <w:rFonts w:ascii="Times New Roman" w:hAnsi="Times New Roman" w:cs="Times New Roman"/>
-          <w:b/>
-          <w:bCs/>
-          <w:sz w:val="24"/>
-          <w:szCs w:val="24"/>
-          <w:lang w:val="vi-VN" w:eastAsia="vi-VN"/>
-        </w:rPr>
-        <w:t xml:space="preserve"> / </w:t>
-      </w:r>
-      <w:proofErr w:type="spellStart"/>
-      <w:r>
-        <w:rPr>
-          <w:rFonts w:ascii="Times New Roman" w:hAnsi="Times New Roman" w:cs="Times New Roman"/>
-          <w:b/>
-          <w:bCs/>
-          <w:sz w:val="24"/>
-          <w:szCs w:val="24"/>
-          <w:lang w:val="vi-VN" w:eastAsia="vi-VN"/>
-        </w:rPr>
-        <w:t>Research</w:t>
-      </w:r>
-      <w:proofErr w:type="spellEnd"/>
-      <w:r>
-        <w:rPr>
-          <w:rFonts w:ascii="Times New Roman" w:hAnsi="Times New Roman" w:cs="Times New Roman"/>
-          <w:b/>
-          <w:bCs/>
-          <w:sz w:val="24"/>
-          <w:szCs w:val="24"/>
-          <w:lang w:val="vi-VN" w:eastAsia="vi-VN"/>
-        </w:rPr>
-        <w:t xml:space="preserve"> / </w:t>
-      </w:r>
-      <w:proofErr w:type="spellStart"/>
-      <w:r>
-        <w:rPr>
-          <w:rFonts w:ascii="Times New Roman" w:hAnsi="Times New Roman" w:cs="Times New Roman"/>
-          <w:b/>
-          <w:bCs/>
-          <w:sz w:val="24"/>
-          <w:szCs w:val="24"/>
-          <w:lang w:val="vi-VN" w:eastAsia="vi-VN"/>
-        </w:rPr>
-        <w:t>Diplomacy</w:t>
-      </w:r>
-      <w:proofErr w:type="spellEnd"/>
-      <w:r>
-        <w:rPr>
-          <w:rFonts w:ascii="Times New Roman" w:hAnsi="Times New Roman" w:cs="Times New Roman"/>
-          <w:b/>
-          <w:bCs/>
-          <w:sz w:val="24"/>
-          <w:szCs w:val="24"/>
-          <w:lang w:val="vi-VN" w:eastAsia="vi-VN"/>
-        </w:rPr>
-        <w:t xml:space="preserve"> / </w:t>
-      </w:r>
-      <w:proofErr w:type="spellStart"/>
-      <w:r>
-        <w:rPr>
-          <w:rFonts w:ascii="Times New Roman" w:hAnsi="Times New Roman" w:cs="Times New Roman"/>
-          <w:b/>
-          <w:bCs/>
-          <w:sz w:val="24"/>
-          <w:szCs w:val="24"/>
-          <w:lang w:val="vi-VN" w:eastAsia="vi-VN"/>
-        </w:rPr>
-        <w:t>Defense</w:t>
-      </w:r>
-      <w:proofErr w:type="spellEnd"/>
-      <w:r>
-        <w:rPr>
-          <w:rFonts w:ascii="Times New Roman" w:hAnsi="Times New Roman" w:cs="Times New Roman"/>
-          <w:b/>
-          <w:bCs/>
-          <w:sz w:val="24"/>
-          <w:szCs w:val="24"/>
-          <w:lang w:val="vi-VN" w:eastAsia="vi-VN"/>
-        </w:rPr>
-        <w:t xml:space="preserve"> </w:t>
-      </w:r>
-      <w:proofErr w:type="spellStart"/>
-      <w:r>
-        <w:rPr>
-          <w:rFonts w:ascii="Times New Roman" w:hAnsi="Times New Roman" w:cs="Times New Roman"/>
-          <w:b/>
-          <w:bCs/>
-          <w:sz w:val="24"/>
-          <w:szCs w:val="24"/>
-          <w:lang w:val="vi-VN" w:eastAsia="vi-VN"/>
-        </w:rPr>
-        <w:t>Preparation</w:t>
-      </w:r>
-      <w:proofErr w:type="spellEnd"/>
-      <w:r>
-        <w:rPr>
-          <w:rFonts w:ascii="Times New Roman" w:hAnsi="Times New Roman" w:cs="Times New Roman"/>
-          <w:b/>
-          <w:bCs/>
-          <w:sz w:val="24"/>
-          <w:szCs w:val="24"/>
-          <w:lang w:val="vi-VN" w:eastAsia="vi-VN"/>
-        </w:rPr>
-        <w:t xml:space="preserve"> → </w:t>
-      </w:r>
-      <w:proofErr w:type="spellStart"/>
-      <w:r>
-        <w:rPr>
-          <w:rFonts w:ascii="Times New Roman" w:hAnsi="Times New Roman" w:cs="Times New Roman"/>
-          <w:b/>
-          <w:bCs/>
-          <w:sz w:val="24"/>
-          <w:szCs w:val="24"/>
-          <w:lang w:val="vi-VN" w:eastAsia="vi-VN"/>
-        </w:rPr>
-        <w:t>Repeat</w:t>
-      </w:r>
-      <w:proofErr w:type="spellEnd"/>
-      <w:r>
-        <w:rPr>
-          <w:rFonts w:ascii="Times New Roman" w:hAnsi="Times New Roman" w:cs="Times New Roman"/>
-          <w:b/>
-          <w:bCs/>
-          <w:sz w:val="24"/>
-          <w:szCs w:val="24"/>
-          <w:lang w:val="vi-VN" w:eastAsia="vi-VN"/>
-        </w:rPr>
-        <w:t>.</w:t>
+        <w:t>Prepare Settlement → Gather Intelligence → Select Map → Select Deployment Point → Deploy → Explore / Hunt / Physical Loot Pickup / Negotiate / Intervene → World Time Progresses (Day/Night Cycle) → Manage Supplies / Companions / Exposure → Respond to Dynamic Events &amp; Night Threats → Decide Whether to Stay or Return → Physically Travel Back Through the World → Return to Settlement → Manage Consequences → Build / Recruit / Research / Diplomacy / Defense Preparation → Repeat.</w:t>
       </w:r>
     </w:p>
     <w:p>
@@ -6821,65 +5633,14 @@
           <w:lang w:val="vi-VN" w:eastAsia="vi-VN"/>
         </w:rPr>
       </w:pPr>
-      <w:proofErr w:type="spellStart"/>
-      <w:r>
-        <w:rPr>
-          <w:rFonts w:ascii="Times New Roman" w:hAnsi="Times New Roman" w:cs="Times New Roman"/>
-          <w:sz w:val="24"/>
-          <w:szCs w:val="24"/>
-          <w:lang w:val="vi-VN" w:eastAsia="vi-VN"/>
-        </w:rPr>
-        <w:t>Difficulty</w:t>
-      </w:r>
-      <w:proofErr w:type="spellEnd"/>
-      <w:r>
-        <w:rPr>
-          <w:rFonts w:ascii="Times New Roman" w:hAnsi="Times New Roman" w:cs="Times New Roman"/>
-          <w:sz w:val="24"/>
-          <w:szCs w:val="24"/>
-          <w:lang w:val="vi-VN" w:eastAsia="vi-VN"/>
-        </w:rPr>
-        <w:t xml:space="preserve"> không được dựa chủ yếu vào HP/</w:t>
-      </w:r>
-      <w:proofErr w:type="spellStart"/>
-      <w:r>
-        <w:rPr>
-          <w:rFonts w:ascii="Times New Roman" w:hAnsi="Times New Roman" w:cs="Times New Roman"/>
-          <w:sz w:val="24"/>
-          <w:szCs w:val="24"/>
-          <w:lang w:val="vi-VN" w:eastAsia="vi-VN"/>
-        </w:rPr>
-        <w:t>Damage</w:t>
-      </w:r>
-      <w:proofErr w:type="spellEnd"/>
-      <w:r>
-        <w:rPr>
-          <w:rFonts w:ascii="Times New Roman" w:hAnsi="Times New Roman" w:cs="Times New Roman"/>
-          <w:sz w:val="24"/>
-          <w:szCs w:val="24"/>
-          <w:lang w:val="vi-VN" w:eastAsia="vi-VN"/>
-        </w:rPr>
-        <w:t xml:space="preserve"> </w:t>
-      </w:r>
-      <w:proofErr w:type="spellStart"/>
-      <w:r>
-        <w:rPr>
-          <w:rFonts w:ascii="Times New Roman" w:hAnsi="Times New Roman" w:cs="Times New Roman"/>
-          <w:sz w:val="24"/>
-          <w:szCs w:val="24"/>
-          <w:lang w:val="vi-VN" w:eastAsia="vi-VN"/>
-        </w:rPr>
-        <w:t>Scaling</w:t>
-      </w:r>
-      <w:proofErr w:type="spellEnd"/>
-      <w:r>
-        <w:rPr>
-          <w:rFonts w:ascii="Times New Roman" w:hAnsi="Times New Roman" w:cs="Times New Roman"/>
-          <w:sz w:val="24"/>
-          <w:szCs w:val="24"/>
-          <w:lang w:val="vi-VN" w:eastAsia="vi-VN"/>
-        </w:rPr>
-        <w:t>.</w:t>
+      <w:r>
+        <w:rPr>
+          <w:rFonts w:ascii="Times New Roman" w:hAnsi="Times New Roman" w:cs="Times New Roman"/>
+          <w:sz w:val="24"/>
+          <w:szCs w:val="24"/>
+          <w:lang w:val="vi-VN" w:eastAsia="vi-VN"/>
+        </w:rPr>
+        <w:t>Độ khó các khu vực (Regional Difficulty) khác nhau và không được thể hiện đơn thuần qua việc tăng HP/Damage của quái vật. Độ khó khu vực được cấu thành từ mối đe dọa sinh vật, hành vi sinh vật, hiểm họa ban đêm, rủi ro môi trường, địa hình hiểm trở, rủi ro thăm dò, áp lực tài nguyên và các điều kiện đặc thù của từng vùng đất.</w:t>
       </w:r>
     </w:p>
     <w:p>
